--- a/Group 4 Final Project Part I.docx
+++ b/Group 4 Final Project Part I.docx
@@ -1,6 +1,6 @@
 
 <file path=word/document.xml><?xml version="1.0" encoding="utf-8"?>
-<w:document xmlns:wpc="http://schemas.microsoft.com/office/word/2010/wordprocessingCanvas" xmlns:cx="http://schemas.microsoft.com/office/drawing/2014/chartex" xmlns:cx1="http://schemas.microsoft.com/office/drawing/2015/9/8/chartex" xmlns:cx2="http://schemas.microsoft.com/office/drawing/2015/10/21/chartex" xmlns:cx3="http://schemas.microsoft.com/office/drawing/2016/5/9/chartex" xmlns:cx4="http://schemas.microsoft.com/office/drawing/2016/5/10/chartex" xmlns:cx5="http://schemas.microsoft.com/office/drawing/2016/5/11/chartex" xmlns:cx6="http://schemas.microsoft.com/office/drawing/2016/5/12/chartex" xmlns:cx7="http://schemas.microsoft.com/office/drawing/2016/5/13/chartex" xmlns:cx8="http://schemas.microsoft.com/office/drawing/2016/5/14/chartex" xmlns:mc="http://schemas.openxmlformats.org/markup-compatibility/2006" xmlns:aink="http://schemas.microsoft.com/office/drawing/2016/ink" xmlns:am3d="http://schemas.microsoft.com/office/drawing/2017/model3d" xmlns:o="urn:schemas-microsoft-com:office:office" xmlns:oel="http://schemas.microsoft.com/office/2019/extlst" xmlns:r="http://schemas.openxmlformats.org/officeDocument/2006/relationships" xmlns:m="http://schemas.openxmlformats.org/officeDocument/2006/math" xmlns:v="urn:schemas-microsoft-com:vml" xmlns:wp14="http://schemas.microsoft.com/office/word/2010/wordprocessingDrawing" xmlns:wp="http://schemas.openxmlformats.org/drawingml/2006/wordprocessingDrawing" xmlns:w10="urn:schemas-microsoft-com:office:word" xmlns:w="http://schemas.openxmlformats.org/wordprocessingml/2006/main" xmlns:w14="http://schemas.microsoft.com/office/word/2010/wordml" xmlns:w15="http://schemas.microsoft.com/office/word/2012/wordml" xmlns:w16cex="http://schemas.microsoft.com/office/word/2018/wordml/cex" xmlns:w16cid="http://schemas.microsoft.com/office/word/2016/wordml/cid" xmlns:w16="http://schemas.microsoft.com/office/word/2018/wordml" xmlns:w16sdtdh="http://schemas.microsoft.com/office/word/2020/wordml/sdtdatahash" xmlns:w16se="http://schemas.microsoft.com/office/word/2015/wordml/symex" xmlns:wpg="http://schemas.microsoft.com/office/word/2010/wordprocessingGroup" xmlns:wpi="http://schemas.microsoft.com/office/word/2010/wordprocessingInk" xmlns:wne="http://schemas.microsoft.com/office/word/2006/wordml" xmlns:wps="http://schemas.microsoft.com/office/word/2010/wordprocessingShape" mc:Ignorable="w14 w15 w16se w16cid w16 w16cex w16sdtdh wp14">
+<w:document xmlns:wpc="http://schemas.microsoft.com/office/word/2010/wordprocessingCanvas" xmlns:cx="http://schemas.microsoft.com/office/drawing/2014/chartex" xmlns:cx1="http://schemas.microsoft.com/office/drawing/2015/9/8/chartex" xmlns:cx2="http://schemas.microsoft.com/office/drawing/2015/10/21/chartex" xmlns:cx3="http://schemas.microsoft.com/office/drawing/2016/5/9/chartex" xmlns:cx4="http://schemas.microsoft.com/office/drawing/2016/5/10/chartex" xmlns:cx5="http://schemas.microsoft.com/office/drawing/2016/5/11/chartex" xmlns:cx6="http://schemas.microsoft.com/office/drawing/2016/5/12/chartex" xmlns:cx7="http://schemas.microsoft.com/office/drawing/2016/5/13/chartex" xmlns:cx8="http://schemas.microsoft.com/office/drawing/2016/5/14/chartex" xmlns:mc="http://schemas.openxmlformats.org/markup-compatibility/2006" xmlns:aink="http://schemas.microsoft.com/office/drawing/2016/ink" xmlns:am3d="http://schemas.microsoft.com/office/drawing/2017/model3d" xmlns:o="urn:schemas-microsoft-com:office:office" xmlns:oel="http://schemas.microsoft.com/office/2019/extlst" xmlns:r="http://schemas.openxmlformats.org/officeDocument/2006/relationships" xmlns:m="http://schemas.openxmlformats.org/officeDocument/2006/math" xmlns:v="urn:schemas-microsoft-com:vml" xmlns:wp14="http://schemas.microsoft.com/office/word/2010/wordprocessingDrawing" xmlns:wp="http://schemas.openxmlformats.org/drawingml/2006/wordprocessingDrawing" xmlns:w10="urn:schemas-microsoft-com:office:word" xmlns:w="http://schemas.openxmlformats.org/wordprocessingml/2006/main" xmlns:w14="http://schemas.microsoft.com/office/word/2010/wordml" xmlns:w15="http://schemas.microsoft.com/office/word/2012/wordml" xmlns:w16cex="http://schemas.microsoft.com/office/word/2018/wordml/cex" xmlns:w16cid="http://schemas.microsoft.com/office/word/2016/wordml/cid" xmlns:w16="http://schemas.microsoft.com/office/word/2018/wordml" xmlns:w16du="http://schemas.microsoft.com/office/word/2023/wordml/word16du" xmlns:w16sdtdh="http://schemas.microsoft.com/office/word/2020/wordml/sdtdatahash" xmlns:w16sdtfl="http://schemas.microsoft.com/office/word/2024/wordml/sdtformatlock" xmlns:w16se="http://schemas.microsoft.com/office/word/2015/wordml/symex" xmlns:wpg="http://schemas.microsoft.com/office/word/2010/wordprocessingGroup" xmlns:wpi="http://schemas.microsoft.com/office/word/2010/wordprocessingInk" xmlns:wne="http://schemas.microsoft.com/office/word/2006/wordml" xmlns:wps="http://schemas.microsoft.com/office/word/2010/wordprocessingShape" mc:Ignorable="w14 w15 w16se w16cid w16 w16cex w16sdtdh w16sdtfl w16du wp14">
   <w:body>
     <w:p>
       <w:pPr>
@@ -210,7 +210,6 @@
       <w:pPr>
         <w:spacing w:before="240" w:after="60"/>
         <w:rPr>
-          <w:rFonts w:hint="eastAsia"/>
           <w:color w:val="333333"/>
           <w:sz w:val="28"/>
           <w:szCs w:val="28"/>
@@ -345,9 +344,6 @@
     <w:p>
       <w:pPr>
         <w:jc w:val="right"/>
-        <w:rPr>
-          <w:rFonts w:hint="eastAsia"/>
-        </w:rPr>
       </w:pPr>
       <w:r>
         <w:rPr>
@@ -383,6 +379,10 @@
     <w:sdt>
       <w:sdtPr>
         <w:rPr>
+          <w:rFonts w:ascii="標楷體" w:eastAsia="標楷體" w:hAnsi="標楷體" w:cs="標楷體"/>
+          <w:color w:val="auto"/>
+          <w:sz w:val="24"/>
+          <w:szCs w:val="24"/>
           <w:lang w:val="zh-TW"/>
         </w:rPr>
         <w:id w:val="1498994270"/>
@@ -393,12 +393,8 @@
       </w:sdtPr>
       <w:sdtEndPr>
         <w:rPr>
-          <w:rFonts w:ascii="標楷體" w:eastAsia="標楷體" w:hAnsi="標楷體" w:cs="標楷體"/>
           <w:b/>
           <w:bCs/>
-          <w:color w:val="auto"/>
-          <w:sz w:val="24"/>
-          <w:szCs w:val="24"/>
         </w:rPr>
       </w:sdtEndPr>
       <w:sdtContent>
@@ -1920,13 +1916,7 @@
     <w:p/>
     <w:p/>
     <w:p/>
-    <w:p>
-      <w:pPr>
-        <w:rPr>
-          <w:rFonts w:hint="eastAsia"/>
-        </w:rPr>
-      </w:pPr>
-    </w:p>
+    <w:p/>
     <w:p>
       <w:pPr>
         <w:pStyle w:val="1"/>
@@ -1942,9 +1932,6 @@
       <w:pPr>
         <w:spacing w:before="80" w:after="80"/>
         <w:ind w:firstLine="480"/>
-        <w:rPr>
-          <w:rFonts w:hint="eastAsia"/>
-        </w:rPr>
       </w:pPr>
       <w:r>
         <w:rPr>
@@ -1979,9 +1966,6 @@
       <w:pPr>
         <w:spacing w:before="60" w:after="60"/>
         <w:ind w:firstLine="480"/>
-        <w:rPr>
-          <w:rFonts w:hint="eastAsia"/>
-        </w:rPr>
       </w:pPr>
       <w:r>
         <w:t>本系統旨在為資工系提供一套完整的數位化設備管理解決方案。系統依角色區分三類使用者：管理員（系辦人員）、教師及學生。管理員負責設備的新增登錄、資料更新、借用審核、維護排程及報廢處理；教師與學生則可查詢設備狀態並提出借用或維修申請。系統自動記錄所有操作歷程，確保設備責任歸屬清晰可查，有效降低設備遺失與損耗風險。</w:t>
@@ -2096,9 +2080,6 @@
           <w:numId w:val="2"/>
         </w:numPr>
         <w:spacing w:before="40" w:after="40"/>
-        <w:rPr>
-          <w:rFonts w:hint="eastAsia"/>
-        </w:rPr>
       </w:pPr>
       <w:r>
         <w:t>系統提供借用統計與維護歷程報表，供系辦進行資產盤點與採購評估。</w:t>
@@ -2128,9 +2109,6 @@
       <w:pPr>
         <w:spacing w:before="60" w:after="60"/>
         <w:ind w:firstLine="480"/>
-        <w:rPr>
-          <w:rFonts w:hint="eastAsia"/>
-        </w:rPr>
       </w:pPr>
       <w:r>
         <w:t>本系統以關聯式資料庫為核心，管理資工系所有具財產編號設備的完整生命週期，涵蓋設備登錄、借用管理、維護記錄及報廢作業等功能模組。系統透過角色型存取控制（RBAC）確保資料操作安全，並保留完整操作稽核紀錄。</w:t>
@@ -2139,9 +2117,6 @@
     <w:p>
       <w:pPr>
         <w:pStyle w:val="2"/>
-        <w:rPr>
-          <w:rFonts w:hint="eastAsia"/>
-        </w:rPr>
       </w:pPr>
       <w:bookmarkStart w:id="5" w:name="_Toc227896692"/>
       <w:r>
@@ -2252,9 +2227,6 @@
           <w:numId w:val="2"/>
         </w:numPr>
         <w:spacing w:before="40" w:after="40"/>
-        <w:rPr>
-          <w:rFonts w:hint="eastAsia"/>
-        </w:rPr>
       </w:pPr>
       <w:r>
         <w:t>建立日期（mCreateDate）</w:t>
@@ -2388,9 +2360,6 @@
           <w:numId w:val="2"/>
         </w:numPr>
         <w:spacing w:before="40" w:after="40"/>
-        <w:rPr>
-          <w:rFonts w:hint="eastAsia"/>
-        </w:rPr>
       </w:pPr>
       <w:r>
         <w:t>備註（eNote）</w:t>
@@ -2446,9 +2415,6 @@
           <w:numId w:val="2"/>
         </w:numPr>
         <w:spacing w:before="40" w:after="40"/>
-        <w:rPr>
-          <w:rFonts w:hint="eastAsia"/>
-        </w:rPr>
       </w:pPr>
       <w:r>
         <w:t>類別概述（cOutline）</w:t>
@@ -2634,9 +2600,6 @@
           <w:numId w:val="2"/>
         </w:numPr>
         <w:spacing w:before="40" w:after="40"/>
-        <w:rPr>
-          <w:rFonts w:hint="eastAsia"/>
-        </w:rPr>
       </w:pPr>
       <w:r>
         <w:t>借用狀態（bStatus）：申請中 / 核准 / 已歸還 / 逾期 / 拒絕</w:t>
@@ -2757,9 +2720,6 @@
           <w:numId w:val="2"/>
         </w:numPr>
         <w:spacing w:before="40" w:after="40"/>
-        <w:rPr>
-          <w:rFonts w:hint="eastAsia"/>
-        </w:rPr>
       </w:pPr>
       <w:r>
         <w:t>維護狀態（mStatus）：待處理 / 處理中 / 已完成</w:t>
@@ -2855,9 +2815,6 @@
           <w:numId w:val="2"/>
         </w:numPr>
         <w:spacing w:before="40" w:after="40"/>
-        <w:rPr>
-          <w:rFonts w:hint="eastAsia"/>
-        </w:rPr>
       </w:pPr>
       <w:r>
         <w:t>審核狀態（retStatus）：待審核 / 核准 / 駁回</w:t>
@@ -2900,9 +2857,6 @@
           <w:numId w:val="2"/>
         </w:numPr>
         <w:spacing w:before="40" w:after="40"/>
-        <w:rPr>
-          <w:rFonts w:hint="eastAsia"/>
-        </w:rPr>
       </w:pPr>
       <w:r>
         <w:t>加密密碼（mPd）</w:t>
@@ -3959,9 +3913,6 @@
           <w:numId w:val="2"/>
         </w:numPr>
         <w:spacing w:before="40" w:after="40"/>
-        <w:rPr>
-          <w:rFonts w:hint="eastAsia"/>
-        </w:rPr>
       </w:pPr>
       <w:r>
         <w:t>Password 資料表中，mId 同時為主鍵</w:t>
@@ -4141,9 +4092,6 @@
           <w:numId w:val="2"/>
         </w:numPr>
         <w:spacing w:before="40" w:after="40"/>
-        <w:rPr>
-          <w:rFonts w:hint="eastAsia"/>
-        </w:rPr>
       </w:pPr>
       <w:r>
         <w:t>Password.mId → Member.mId：確保密碼紀錄對應存在之使用者。</w:t>
@@ -4193,9 +4141,6 @@
           <w:numId w:val="2"/>
         </w:numPr>
         <w:spacing w:before="40" w:after="40"/>
-        <w:rPr>
-          <w:rFonts w:hint="eastAsia"/>
-        </w:rPr>
       </w:pPr>
       <w:r>
         <w:lastRenderedPageBreak/>
@@ -4457,9 +4402,6 @@
           <w:numId w:val="2"/>
         </w:numPr>
         <w:spacing w:before="40" w:after="40"/>
-        <w:rPr>
-          <w:rFonts w:hint="eastAsia"/>
-        </w:rPr>
       </w:pPr>
       <w:r>
         <w:t>設備若處於維修中或借出中，不可同時被其他人再借用。</w:t>
@@ -4468,9 +4410,6 @@
     <w:p>
       <w:pPr>
         <w:pStyle w:val="1"/>
-        <w:rPr>
-          <w:rFonts w:hint="eastAsia"/>
-        </w:rPr>
       </w:pPr>
       <w:bookmarkStart w:id="13" w:name="_Toc227896700"/>
       <w:r>
@@ -9400,9 +9339,6 @@
     <w:p>
       <w:pPr>
         <w:spacing w:before="40" w:after="40"/>
-        <w:rPr>
-          <w:rFonts w:hint="eastAsia"/>
-        </w:rPr>
       </w:pPr>
     </w:p>
     <w:p>
@@ -10717,9 +10653,6 @@
     <w:p>
       <w:pPr>
         <w:spacing w:before="40" w:after="40"/>
-        <w:rPr>
-          <w:rFonts w:hint="eastAsia"/>
-        </w:rPr>
       </w:pPr>
     </w:p>
     <w:p>
@@ -11760,9 +11693,6 @@
     <w:p>
       <w:pPr>
         <w:spacing w:before="40" w:after="40"/>
-        <w:rPr>
-          <w:rFonts w:hint="eastAsia"/>
-        </w:rPr>
       </w:pPr>
     </w:p>
     <w:p>
@@ -12835,9 +12765,6 @@
     <w:p>
       <w:pPr>
         <w:pStyle w:val="2"/>
-        <w:rPr>
-          <w:rFonts w:hint="eastAsia"/>
-        </w:rPr>
       </w:pPr>
       <w:bookmarkStart w:id="16" w:name="_Toc227896703"/>
       <w:r>
@@ -12869,9 +12796,6 @@
     <w:p>
       <w:pPr>
         <w:spacing w:before="60" w:after="60"/>
-        <w:rPr>
-          <w:rFonts w:hint="eastAsia"/>
-        </w:rPr>
       </w:pPr>
       <w:r>
         <w:t>系統核心使用者實體，依 mRole 區分管理員、教師、學生三種角色。管理員擁有全部操作權限；教師與學生僅可查詢設備及提出借用、維護申請。mAccount 與 mEmail 均設有唯一限制，確保帳號識別不重複。</w:t>
@@ -12895,9 +12819,6 @@
     <w:p>
       <w:pPr>
         <w:spacing w:before="60" w:after="60"/>
-        <w:rPr>
-          <w:rFonts w:hint="eastAsia"/>
-        </w:rPr>
       </w:pPr>
       <w:r>
         <w:t>系統最核心的資產實體，每筆紀錄對應一項具財產編號的實體設備。ePropertyNo 為財產管理依據，設有唯一限制。eStatus 隨借用、維護、報廢流程動態變更，完整反映設備當前狀態。cId 外鍵連結至 Category，實現設備分類管理。</w:t>
@@ -12921,9 +12842,6 @@
     <w:p>
       <w:pPr>
         <w:spacing w:before="60" w:after="60"/>
-        <w:rPr>
-          <w:rFonts w:hint="eastAsia"/>
-        </w:rPr>
       </w:pPr>
       <w:r>
         <w:t>用於將設備依功能類型分類，如電腦、投影機、網路設備等。與 Equipment 為一對多關係，便於系統依類別篩選與統計設備數量，支援資產盤點作業。</w:t>
@@ -12947,9 +12865,6 @@
     <w:p>
       <w:pPr>
         <w:spacing w:before="60" w:after="60"/>
-        <w:rPr>
-          <w:rFonts w:hint="eastAsia"/>
-        </w:rPr>
       </w:pPr>
       <w:r>
         <w:t>作為 Member 與 Equipment 之間多對多借用關係的橋接表，記錄借用流程的完整狀態，從申請、審核、借出到歸還均有紀錄。系統可依 bEndDate 自動比對偵測逾期情形，並更新 bStatus。</w:t>
@@ -12973,9 +12888,6 @@
     <w:p>
       <w:pPr>
         <w:spacing w:before="60" w:after="60"/>
-        <w:rPr>
-          <w:rFonts w:hint="eastAsia"/>
-        </w:rPr>
       </w:pPr>
       <w:r>
         <w:lastRenderedPageBreak/>
@@ -13000,9 +12912,6 @@
     <w:p>
       <w:pPr>
         <w:spacing w:before="60" w:after="60"/>
-        <w:rPr>
-          <w:rFonts w:hint="eastAsia"/>
-        </w:rPr>
       </w:pPr>
       <w:r>
         <w:t>作為 Member 與 Equipment 之間報廢申請關係的橋接表，記錄報廢申請流程。申請通過後，系統連動更新 Equipment.eStatus 為「報廢」，確保設備狀態與審核結果一致。</w:t>
@@ -13026,9 +12935,6 @@
     <w:p>
       <w:pPr>
         <w:spacing w:before="60" w:after="60"/>
-        <w:rPr>
-          <w:rFonts w:hint="eastAsia"/>
-        </w:rPr>
       </w:pPr>
       <w:r>
         <w:t xml:space="preserve">密碼獨立儲存並以 </w:t>
@@ -13043,7 +12949,15 @@
         <w:t>單向密碼雜湊</w:t>
       </w:r>
       <w:r>
-        <w:t>加密保護，與 Member 為一對一關係。mId 同時作為主鍵</w:t>
+        <w:t>加密保護，與 Member 為一對一關係。</w:t>
+      </w:r>
+      <w:proofErr w:type="spellStart"/>
+      <w:r>
+        <w:t>mId</w:t>
+      </w:r>
+      <w:proofErr w:type="spellEnd"/>
+      <w:r>
+        <w:t xml:space="preserve"> 同時作為主鍵</w:t>
       </w:r>
       <w:proofErr w:type="gramStart"/>
       <w:r>
@@ -13062,29 +12976,1184 @@
     </w:p>
     <w:p>
       <w:pPr>
-        <w:pStyle w:val="2"/>
+        <w:spacing w:before="180" w:after="80"/>
+        <w:rPr>
+          <w:b/>
+          <w:bCs/>
+          <w:color w:val="1F3A6B"/>
+          <w:sz w:val="25"/>
+          <w:szCs w:val="25"/>
+        </w:rPr>
+      </w:pPr>
+      <w:r>
+        <w:rPr>
+          <w:rFonts w:hint="eastAsia"/>
+          <w:b/>
+          <w:bCs/>
+          <w:color w:val="1F3A6B"/>
+          <w:sz w:val="25"/>
+          <w:szCs w:val="25"/>
+        </w:rPr>
+        <w:t>加密方式:</w:t>
+      </w:r>
+    </w:p>
+    <w:p>
+      <w:pPr>
+        <w:spacing w:before="180" w:after="80"/>
+        <w:rPr>
+          <w:b/>
+          <w:bCs/>
+          <w:color w:val="1F3A6B"/>
+          <w:sz w:val="25"/>
+          <w:szCs w:val="25"/>
+        </w:rPr>
+      </w:pPr>
+      <w:proofErr w:type="spellStart"/>
+      <w:r>
+        <w:rPr>
+          <w:b/>
+          <w:bCs/>
+          <w:color w:val="1F3A6B"/>
+          <w:sz w:val="25"/>
+          <w:szCs w:val="25"/>
+        </w:rPr>
+        <w:t>Bcrypt</w:t>
+      </w:r>
+      <w:proofErr w:type="spellEnd"/>
+      <w:r>
+        <w:rPr>
+          <w:rFonts w:hint="eastAsia"/>
+          <w:b/>
+          <w:bCs/>
+          <w:color w:val="1F3A6B"/>
+          <w:sz w:val="25"/>
+          <w:szCs w:val="25"/>
+        </w:rPr>
+        <w:t xml:space="preserve"> VS SHA-256</w:t>
+      </w:r>
+    </w:p>
+    <w:p>
+      <w:pPr>
+        <w:spacing w:before="60" w:after="60"/>
+      </w:pPr>
+      <w:r>
+        <w:t>SHA-256 是一般用途的雜湊函數，設計目標是</w:t>
+      </w:r>
+      <w:r>
+        <w:rPr>
+          <w:b/>
+          <w:bCs/>
+        </w:rPr>
+        <w:t>速度快</w:t>
+      </w:r>
+      <w:r>
         <w:rPr>
           <w:rFonts w:hint="eastAsia"/>
         </w:rPr>
-      </w:pPr>
-      <w:bookmarkStart w:id="17" w:name="_Toc227896704"/>
+        <w:t>，但</w:t>
+      </w:r>
+      <w:r>
+        <w:t>這在密碼儲存上反而是致命缺點</w:t>
+      </w:r>
       <w:r>
         <w:rPr>
           <w:rFonts w:hint="eastAsia"/>
         </w:rPr>
-        <w:t>3</w:t>
-      </w:r>
-      <w:r>
-        <w:t>. ER Diagram</w:t>
-      </w:r>
-      <w:bookmarkEnd w:id="17"/>
-    </w:p>
-    <w:p>
-      <w:pPr>
-        <w:spacing w:before="40" w:after="40"/>
+        <w:t>:</w:t>
+      </w:r>
+    </w:p>
+    <w:p>
+      <w:pPr>
+        <w:pStyle w:val="a4"/>
+        <w:numPr>
+          <w:ilvl w:val="0"/>
+          <w:numId w:val="3"/>
+        </w:numPr>
+        <w:spacing w:before="60" w:after="60"/>
+      </w:pPr>
+      <w:r>
         <w:rPr>
           <w:rFonts w:hint="eastAsia"/>
         </w:rPr>
+        <w:t>現代GPU目前每秒可計算數十億次SHA-256</w:t>
+      </w:r>
+    </w:p>
+    <w:p>
+      <w:pPr>
+        <w:pStyle w:val="a4"/>
+        <w:numPr>
+          <w:ilvl w:val="0"/>
+          <w:numId w:val="3"/>
+        </w:numPr>
+        <w:spacing w:before="60" w:after="60"/>
+      </w:pPr>
+      <w:r>
+        <w:rPr>
+          <w:rFonts w:hint="eastAsia"/>
+        </w:rPr>
+        <w:t>如果攻擊者拿到雜湊值，能夠暴力破解或利用彩虹表</w:t>
+      </w:r>
+      <w:r>
+        <w:t>(</w:t>
+      </w:r>
+      <w:r>
+        <w:t>Rainbow table</w:t>
+      </w:r>
+      <w:r>
+        <w:rPr>
+          <w:rFonts w:hint="eastAsia"/>
+        </w:rPr>
+        <w:t>，</w:t>
+      </w:r>
+      <w:r>
+        <w:t>用於攻擊密碼雜湊</w:t>
+      </w:r>
+      <w:proofErr w:type="gramStart"/>
+      <w:r>
+        <w:t>函式的預計</w:t>
+      </w:r>
+      <w:proofErr w:type="gramEnd"/>
+      <w:r>
+        <w:t>算表，用於在有限的時間內破解儲存的密碼雜湊值</w:t>
+      </w:r>
+      <w:r>
+        <w:rPr>
+          <w:rFonts w:hint="eastAsia"/>
+        </w:rPr>
+        <w:t>)</w:t>
+      </w:r>
+    </w:p>
+    <w:p>
+      <w:pPr>
+        <w:pStyle w:val="a4"/>
+        <w:numPr>
+          <w:ilvl w:val="0"/>
+          <w:numId w:val="3"/>
+        </w:numPr>
+        <w:spacing w:before="60" w:after="60"/>
+      </w:pPr>
+      <w:r>
+        <w:t>加鹽（Salt）也只是稍微延緩，</w:t>
+      </w:r>
+      <w:proofErr w:type="spellStart"/>
+      <w:r>
+        <w:rPr>
+          <w:rFonts w:hint="eastAsia"/>
+        </w:rPr>
+        <w:t>rootcause</w:t>
+      </w:r>
+      <w:proofErr w:type="spellEnd"/>
+      <w:r>
+        <w:rPr>
+          <w:rFonts w:hint="eastAsia"/>
+        </w:rPr>
+        <w:t>仍是</w:t>
+      </w:r>
+      <w:r>
+        <w:t>速度太快</w:t>
+      </w:r>
+    </w:p>
+    <w:p>
+      <w:pPr>
+        <w:spacing w:before="60" w:after="60"/>
+        <w:rPr>
+          <w:b/>
+          <w:bCs/>
+        </w:rPr>
+      </w:pPr>
+      <w:proofErr w:type="spellStart"/>
+      <w:r>
+        <w:rPr>
+          <w:b/>
+          <w:bCs/>
+        </w:rPr>
+        <w:t>Bcrypt</w:t>
+      </w:r>
+      <w:proofErr w:type="spellEnd"/>
+      <w:r>
+        <w:rPr>
+          <w:b/>
+          <w:bCs/>
+        </w:rPr>
+        <w:t xml:space="preserve"> 如何實現</w:t>
+      </w:r>
+      <w:r>
+        <w:rPr>
+          <w:rFonts w:hint="eastAsia"/>
+          <w:b/>
+          <w:bCs/>
+        </w:rPr>
+        <w:t>:</w:t>
+      </w:r>
+    </w:p>
+    <w:p>
+      <w:pPr>
+        <w:spacing w:before="60" w:after="60"/>
+        <w:rPr>
+          <w:b/>
+          <w:bCs/>
+        </w:rPr>
+      </w:pPr>
+      <w:proofErr w:type="spellStart"/>
+      <w:r>
+        <w:t>Bcrypt</w:t>
+      </w:r>
+      <w:proofErr w:type="spellEnd"/>
+      <w:r>
+        <w:t xml:space="preserve"> 是專門為密碼設計的</w:t>
+      </w:r>
+      <w:r>
+        <w:rPr>
+          <w:b/>
+          <w:bCs/>
+        </w:rPr>
+        <w:t>慢雜湊演算法</w:t>
+      </w:r>
+      <w:r>
+        <w:rPr>
+          <w:rFonts w:hint="eastAsia"/>
+          <w:b/>
+          <w:bCs/>
+        </w:rPr>
+        <w:t>:</w:t>
+      </w:r>
+    </w:p>
+    <w:p>
+      <w:pPr>
+        <w:pStyle w:val="a4"/>
+        <w:numPr>
+          <w:ilvl w:val="0"/>
+          <w:numId w:val="4"/>
+        </w:numPr>
+        <w:spacing w:before="60" w:after="60"/>
+      </w:pPr>
+      <w:r>
+        <w:rPr>
+          <w:b/>
+          <w:bCs/>
+        </w:rPr>
+        <w:t>Cost Factor（工作因子）</w:t>
+      </w:r>
+      <w:r>
+        <w:t>：</w:t>
+      </w:r>
+      <w:r>
+        <w:rPr>
+          <w:rFonts w:hint="eastAsia"/>
+        </w:rPr>
+        <w:t>用以</w:t>
+      </w:r>
+      <w:r>
+        <w:t>調整計算複雜度，數字越大越慢。建議值是 12，代表要計算 2^12 = 4096 次。</w:t>
+      </w:r>
+      <w:r>
+        <w:rPr>
+          <w:rFonts w:hint="eastAsia"/>
+        </w:rPr>
+        <w:t>如</w:t>
+      </w:r>
+      <w:r>
+        <w:t>未來電腦更快，只要</w:t>
+      </w:r>
+      <w:r>
+        <w:rPr>
+          <w:b/>
+          <w:bCs/>
+        </w:rPr>
+        <w:t>調高</w:t>
+      </w:r>
+      <w:r>
+        <w:t>這個數字就能</w:t>
+      </w:r>
+      <w:r>
+        <w:rPr>
+          <w:b/>
+          <w:bCs/>
+        </w:rPr>
+        <w:t>維持安全性</w:t>
+      </w:r>
+      <w:r>
+        <w:t xml:space="preserve">。 </w:t>
+      </w:r>
+    </w:p>
+    <w:p>
+      <w:pPr>
+        <w:pStyle w:val="a4"/>
+        <w:numPr>
+          <w:ilvl w:val="0"/>
+          <w:numId w:val="4"/>
+        </w:numPr>
+        <w:spacing w:before="60" w:after="60"/>
+      </w:pPr>
+      <w:r>
+        <w:rPr>
+          <w:b/>
+          <w:bCs/>
+        </w:rPr>
+        <w:t>自動加鹽（Auto Salt）</w:t>
+      </w:r>
+      <w:r>
+        <w:t>：每次雜湊時產生隨機 Salt 並嵌入結果中，</w:t>
+      </w:r>
+      <w:r>
+        <w:rPr>
+          <w:rFonts w:hint="eastAsia"/>
+        </w:rPr>
+        <w:t>即使</w:t>
+      </w:r>
+      <w:r>
+        <w:t>兩個人密碼一樣，雜湊值也</w:t>
+      </w:r>
+      <w:r>
+        <w:rPr>
+          <w:rFonts w:hint="eastAsia"/>
+        </w:rPr>
+        <w:t>會</w:t>
+      </w:r>
+      <w:r>
+        <w:t xml:space="preserve">不同，防止彩虹表攻擊。 </w:t>
+      </w:r>
+    </w:p>
+    <w:p>
+      <w:pPr>
+        <w:pStyle w:val="a4"/>
+        <w:numPr>
+          <w:ilvl w:val="0"/>
+          <w:numId w:val="4"/>
+        </w:numPr>
+        <w:spacing w:before="60" w:after="60"/>
+      </w:pPr>
+      <w:r>
+        <w:rPr>
+          <w:b/>
+          <w:bCs/>
+        </w:rPr>
+        <w:t>單向性</w:t>
+      </w:r>
+      <w:r>
+        <w:t>：無法從</w:t>
+      </w:r>
+      <w:proofErr w:type="gramStart"/>
+      <w:r>
+        <w:t>雜湊值反推</w:t>
+      </w:r>
+      <w:proofErr w:type="gramEnd"/>
+      <w:r>
+        <w:t>原始密碼，驗證時</w:t>
+      </w:r>
+      <w:r>
+        <w:rPr>
+          <w:rFonts w:hint="eastAsia"/>
+        </w:rPr>
+        <w:t>會</w:t>
+      </w:r>
+      <w:r>
+        <w:t>把輸入的密碼重新算一次，比對結果是否相同。</w:t>
+      </w:r>
+    </w:p>
+    <w:p>
+      <w:pPr>
+        <w:pStyle w:val="a4"/>
+        <w:numPr>
+          <w:ilvl w:val="0"/>
+          <w:numId w:val="4"/>
+        </w:numPr>
+        <w:spacing w:before="60" w:after="60"/>
+      </w:pPr>
+      <w:r>
+        <w:rPr>
+          <w:rFonts w:hint="eastAsia"/>
+          <w:b/>
+          <w:bCs/>
+        </w:rPr>
+        <w:t>輸出格式</w:t>
+      </w:r>
+      <w:r>
+        <w:rPr>
+          <w:rFonts w:hint="eastAsia"/>
+        </w:rPr>
+        <w:t>:</w:t>
+      </w:r>
+      <w:r>
+        <w:t xml:space="preserve"> </w:t>
+      </w:r>
+      <w:r>
+        <w:t>$2b$12$</w:t>
+      </w:r>
+      <w:r>
+        <w:rPr>
+          <w:rFonts w:hint="eastAsia"/>
+        </w:rPr>
+        <w:t>(</w:t>
+      </w:r>
+      <w:r>
+        <w:t>隨機Salt</w:t>
+      </w:r>
+      <w:r>
+        <w:rPr>
+          <w:rFonts w:hint="eastAsia"/>
+        </w:rPr>
+        <w:t>，</w:t>
+      </w:r>
+      <w:r>
+        <w:t>22字元)</w:t>
+      </w:r>
+      <w:r>
+        <w:rPr>
+          <w:rFonts w:hint="eastAsia"/>
+        </w:rPr>
+        <w:t>(</w:t>
+      </w:r>
+      <w:r>
+        <w:t>雜湊結果</w:t>
+      </w:r>
+      <w:r>
+        <w:rPr>
+          <w:rFonts w:hint="eastAsia"/>
+        </w:rPr>
+        <w:t>，</w:t>
+      </w:r>
+      <w:r>
+        <w:t>31字元)</w:t>
+      </w:r>
+    </w:p>
+    <w:tbl>
+      <w:tblPr>
+        <w:tblStyle w:val="60"/>
+        <w:tblW w:w="0" w:type="auto"/>
+        <w:tblLook w:val="04A0" w:firstRow="1" w:lastRow="0" w:firstColumn="1" w:lastColumn="0" w:noHBand="0" w:noVBand="1"/>
+      </w:tblPr>
+      <w:tblGrid>
+        <w:gridCol w:w="3245"/>
+        <w:gridCol w:w="3245"/>
+        <w:gridCol w:w="3246"/>
+      </w:tblGrid>
+      <w:tr>
+        <w:trPr>
+          <w:cnfStyle w:val="100000000000" w:firstRow="1" w:lastRow="0" w:firstColumn="0" w:lastColumn="0" w:oddVBand="0" w:evenVBand="0" w:oddHBand="0" w:evenHBand="0" w:firstRowFirstColumn="0" w:firstRowLastColumn="0" w:lastRowFirstColumn="0" w:lastRowLastColumn="0"/>
+        </w:trPr>
+        <w:tc>
+          <w:tcPr>
+            <w:cnfStyle w:val="001000000000" w:firstRow="0" w:lastRow="0" w:firstColumn="1" w:lastColumn="0" w:oddVBand="0" w:evenVBand="0" w:oddHBand="0" w:evenHBand="0" w:firstRowFirstColumn="0" w:firstRowLastColumn="0" w:lastRowFirstColumn="0" w:lastRowLastColumn="0"/>
+            <w:tcW w:w="3245" w:type="dxa"/>
+          </w:tcPr>
+          <w:p>
+            <w:pPr>
+              <w:pStyle w:val="a4"/>
+              <w:spacing w:before="60" w:after="60"/>
+              <w:jc w:val="center"/>
+              <w:rPr>
+                <w:rFonts w:hint="eastAsia"/>
+              </w:rPr>
+            </w:pPr>
+          </w:p>
+        </w:tc>
+        <w:tc>
+          <w:tcPr>
+            <w:tcW w:w="3245" w:type="dxa"/>
+          </w:tcPr>
+          <w:p>
+            <w:pPr>
+              <w:pStyle w:val="a4"/>
+              <w:spacing w:before="60" w:after="60"/>
+              <w:jc w:val="center"/>
+              <w:cnfStyle w:val="100000000000" w:firstRow="1" w:lastRow="0" w:firstColumn="0" w:lastColumn="0" w:oddVBand="0" w:evenVBand="0" w:oddHBand="0" w:evenHBand="0" w:firstRowFirstColumn="0" w:firstRowLastColumn="0" w:lastRowFirstColumn="0" w:lastRowLastColumn="0"/>
+              <w:rPr>
+                <w:rFonts w:hint="eastAsia"/>
+              </w:rPr>
+            </w:pPr>
+            <w:r>
+              <w:t>SHA-256</w:t>
+            </w:r>
+          </w:p>
+        </w:tc>
+        <w:tc>
+          <w:tcPr>
+            <w:tcW w:w="3246" w:type="dxa"/>
+          </w:tcPr>
+          <w:p>
+            <w:pPr>
+              <w:pStyle w:val="a4"/>
+              <w:spacing w:before="60" w:after="60"/>
+              <w:jc w:val="center"/>
+              <w:cnfStyle w:val="100000000000" w:firstRow="1" w:lastRow="0" w:firstColumn="0" w:lastColumn="0" w:oddVBand="0" w:evenVBand="0" w:oddHBand="0" w:evenHBand="0" w:firstRowFirstColumn="0" w:firstRowLastColumn="0" w:lastRowFirstColumn="0" w:lastRowLastColumn="0"/>
+              <w:rPr>
+                <w:rFonts w:hint="eastAsia"/>
+              </w:rPr>
+            </w:pPr>
+            <w:proofErr w:type="spellStart"/>
+            <w:r>
+              <w:t>Bcrypt</w:t>
+            </w:r>
+            <w:proofErr w:type="spellEnd"/>
+          </w:p>
+        </w:tc>
+      </w:tr>
+      <w:tr>
+        <w:trPr>
+          <w:cnfStyle w:val="000000100000" w:firstRow="0" w:lastRow="0" w:firstColumn="0" w:lastColumn="0" w:oddVBand="0" w:evenVBand="0" w:oddHBand="1" w:evenHBand="0" w:firstRowFirstColumn="0" w:firstRowLastColumn="0" w:lastRowFirstColumn="0" w:lastRowLastColumn="0"/>
+        </w:trPr>
+        <w:tc>
+          <w:tcPr>
+            <w:cnfStyle w:val="001000000000" w:firstRow="0" w:lastRow="0" w:firstColumn="1" w:lastColumn="0" w:oddVBand="0" w:evenVBand="0" w:oddHBand="0" w:evenHBand="0" w:firstRowFirstColumn="0" w:firstRowLastColumn="0" w:lastRowFirstColumn="0" w:lastRowLastColumn="0"/>
+            <w:tcW w:w="3245" w:type="dxa"/>
+          </w:tcPr>
+          <w:p>
+            <w:pPr>
+              <w:pStyle w:val="a4"/>
+              <w:spacing w:before="60" w:after="60"/>
+              <w:jc w:val="center"/>
+              <w:rPr>
+                <w:rFonts w:hint="eastAsia"/>
+              </w:rPr>
+            </w:pPr>
+            <w:r>
+              <w:t>速度</w:t>
+            </w:r>
+          </w:p>
+        </w:tc>
+        <w:tc>
+          <w:tcPr>
+            <w:tcW w:w="3245" w:type="dxa"/>
+          </w:tcPr>
+          <w:p>
+            <w:pPr>
+              <w:pStyle w:val="a4"/>
+              <w:spacing w:before="60" w:after="60"/>
+              <w:jc w:val="center"/>
+              <w:cnfStyle w:val="000000100000" w:firstRow="0" w:lastRow="0" w:firstColumn="0" w:lastColumn="0" w:oddVBand="0" w:evenVBand="0" w:oddHBand="1" w:evenHBand="0" w:firstRowFirstColumn="0" w:firstRowLastColumn="0" w:lastRowFirstColumn="0" w:lastRowLastColumn="0"/>
+              <w:rPr>
+                <w:rFonts w:hint="eastAsia"/>
+              </w:rPr>
+            </w:pPr>
+            <w:r>
+              <w:rPr>
+                <w:rFonts w:hint="eastAsia"/>
+              </w:rPr>
+              <w:t>極快</w:t>
+            </w:r>
+          </w:p>
+        </w:tc>
+        <w:tc>
+          <w:tcPr>
+            <w:tcW w:w="3246" w:type="dxa"/>
+          </w:tcPr>
+          <w:p>
+            <w:pPr>
+              <w:pStyle w:val="a4"/>
+              <w:spacing w:before="60" w:after="60"/>
+              <w:jc w:val="center"/>
+              <w:cnfStyle w:val="000000100000" w:firstRow="0" w:lastRow="0" w:firstColumn="0" w:lastColumn="0" w:oddVBand="0" w:evenVBand="0" w:oddHBand="1" w:evenHBand="0" w:firstRowFirstColumn="0" w:firstRowLastColumn="0" w:lastRowFirstColumn="0" w:lastRowLastColumn="0"/>
+              <w:rPr>
+                <w:rFonts w:hint="eastAsia"/>
+              </w:rPr>
+            </w:pPr>
+            <w:r>
+              <w:t>故意</w:t>
+            </w:r>
+            <w:proofErr w:type="gramStart"/>
+            <w:r>
+              <w:t>設計成慢</w:t>
+            </w:r>
+            <w:proofErr w:type="gramEnd"/>
+          </w:p>
+        </w:tc>
+      </w:tr>
+      <w:tr>
+        <w:tc>
+          <w:tcPr>
+            <w:cnfStyle w:val="001000000000" w:firstRow="0" w:lastRow="0" w:firstColumn="1" w:lastColumn="0" w:oddVBand="0" w:evenVBand="0" w:oddHBand="0" w:evenHBand="0" w:firstRowFirstColumn="0" w:firstRowLastColumn="0" w:lastRowFirstColumn="0" w:lastRowLastColumn="0"/>
+            <w:tcW w:w="3245" w:type="dxa"/>
+          </w:tcPr>
+          <w:p>
+            <w:pPr>
+              <w:pStyle w:val="a4"/>
+              <w:spacing w:before="60" w:after="60"/>
+              <w:jc w:val="center"/>
+              <w:rPr>
+                <w:rFonts w:hint="eastAsia"/>
+              </w:rPr>
+            </w:pPr>
+            <w:r>
+              <w:t>加鹽</w:t>
+            </w:r>
+          </w:p>
+        </w:tc>
+        <w:tc>
+          <w:tcPr>
+            <w:tcW w:w="3245" w:type="dxa"/>
+          </w:tcPr>
+          <w:p>
+            <w:pPr>
+              <w:pStyle w:val="a4"/>
+              <w:spacing w:before="60" w:after="60"/>
+              <w:jc w:val="center"/>
+              <w:cnfStyle w:val="000000000000" w:firstRow="0" w:lastRow="0" w:firstColumn="0" w:lastColumn="0" w:oddVBand="0" w:evenVBand="0" w:oddHBand="0" w:evenHBand="0" w:firstRowFirstColumn="0" w:firstRowLastColumn="0" w:lastRowFirstColumn="0" w:lastRowLastColumn="0"/>
+              <w:rPr>
+                <w:rFonts w:hint="eastAsia"/>
+              </w:rPr>
+            </w:pPr>
+            <w:r>
+              <w:t>需要自己實作</w:t>
+            </w:r>
+          </w:p>
+        </w:tc>
+        <w:tc>
+          <w:tcPr>
+            <w:tcW w:w="3246" w:type="dxa"/>
+          </w:tcPr>
+          <w:p>
+            <w:pPr>
+              <w:pStyle w:val="a4"/>
+              <w:spacing w:before="60" w:after="60"/>
+              <w:jc w:val="center"/>
+              <w:cnfStyle w:val="000000000000" w:firstRow="0" w:lastRow="0" w:firstColumn="0" w:lastColumn="0" w:oddVBand="0" w:evenVBand="0" w:oddHBand="0" w:evenHBand="0" w:firstRowFirstColumn="0" w:firstRowLastColumn="0" w:lastRowFirstColumn="0" w:lastRowLastColumn="0"/>
+              <w:rPr>
+                <w:rFonts w:hint="eastAsia"/>
+              </w:rPr>
+            </w:pPr>
+            <w:r>
+              <w:t>自動內建</w:t>
+            </w:r>
+          </w:p>
+        </w:tc>
+      </w:tr>
+      <w:tr>
+        <w:trPr>
+          <w:cnfStyle w:val="000000100000" w:firstRow="0" w:lastRow="0" w:firstColumn="0" w:lastColumn="0" w:oddVBand="0" w:evenVBand="0" w:oddHBand="1" w:evenHBand="0" w:firstRowFirstColumn="0" w:firstRowLastColumn="0" w:lastRowFirstColumn="0" w:lastRowLastColumn="0"/>
+        </w:trPr>
+        <w:tc>
+          <w:tcPr>
+            <w:cnfStyle w:val="001000000000" w:firstRow="0" w:lastRow="0" w:firstColumn="1" w:lastColumn="0" w:oddVBand="0" w:evenVBand="0" w:oddHBand="0" w:evenHBand="0" w:firstRowFirstColumn="0" w:firstRowLastColumn="0" w:lastRowFirstColumn="0" w:lastRowLastColumn="0"/>
+            <w:tcW w:w="3245" w:type="dxa"/>
+          </w:tcPr>
+          <w:p>
+            <w:pPr>
+              <w:pStyle w:val="a4"/>
+              <w:spacing w:before="60" w:after="60"/>
+              <w:jc w:val="center"/>
+              <w:rPr>
+                <w:rFonts w:hint="eastAsia"/>
+              </w:rPr>
+            </w:pPr>
+            <w:r>
+              <w:t>抵抗暴力破解</w:t>
+            </w:r>
+          </w:p>
+        </w:tc>
+        <w:tc>
+          <w:tcPr>
+            <w:tcW w:w="3245" w:type="dxa"/>
+          </w:tcPr>
+          <w:p>
+            <w:pPr>
+              <w:pStyle w:val="a4"/>
+              <w:spacing w:before="60" w:after="60"/>
+              <w:jc w:val="center"/>
+              <w:cnfStyle w:val="000000100000" w:firstRow="0" w:lastRow="0" w:firstColumn="0" w:lastColumn="0" w:oddVBand="0" w:evenVBand="0" w:oddHBand="1" w:evenHBand="0" w:firstRowFirstColumn="0" w:firstRowLastColumn="0" w:lastRowFirstColumn="0" w:lastRowLastColumn="0"/>
+              <w:rPr>
+                <w:rFonts w:hint="eastAsia"/>
+              </w:rPr>
+            </w:pPr>
+            <w:r>
+              <w:rPr>
+                <w:rFonts w:hint="eastAsia"/>
+              </w:rPr>
+              <w:t>差</w:t>
+            </w:r>
+          </w:p>
+        </w:tc>
+        <w:tc>
+          <w:tcPr>
+            <w:tcW w:w="3246" w:type="dxa"/>
+          </w:tcPr>
+          <w:p>
+            <w:pPr>
+              <w:pStyle w:val="a4"/>
+              <w:spacing w:before="60" w:after="60"/>
+              <w:jc w:val="center"/>
+              <w:cnfStyle w:val="000000100000" w:firstRow="0" w:lastRow="0" w:firstColumn="0" w:lastColumn="0" w:oddVBand="0" w:evenVBand="0" w:oddHBand="1" w:evenHBand="0" w:firstRowFirstColumn="0" w:firstRowLastColumn="0" w:lastRowFirstColumn="0" w:lastRowLastColumn="0"/>
+              <w:rPr>
+                <w:rFonts w:hint="eastAsia"/>
+              </w:rPr>
+            </w:pPr>
+            <w:r>
+              <w:rPr>
+                <w:rFonts w:hint="eastAsia"/>
+              </w:rPr>
+              <w:t>好</w:t>
+            </w:r>
+          </w:p>
+        </w:tc>
+      </w:tr>
+      <w:tr>
+        <w:tc>
+          <w:tcPr>
+            <w:cnfStyle w:val="001000000000" w:firstRow="0" w:lastRow="0" w:firstColumn="1" w:lastColumn="0" w:oddVBand="0" w:evenVBand="0" w:oddHBand="0" w:evenHBand="0" w:firstRowFirstColumn="0" w:firstRowLastColumn="0" w:lastRowFirstColumn="0" w:lastRowLastColumn="0"/>
+            <w:tcW w:w="3245" w:type="dxa"/>
+          </w:tcPr>
+          <w:p>
+            <w:pPr>
+              <w:pStyle w:val="a4"/>
+              <w:spacing w:before="60" w:after="60"/>
+              <w:jc w:val="center"/>
+              <w:rPr>
+                <w:rFonts w:hint="eastAsia"/>
+              </w:rPr>
+            </w:pPr>
+            <w:r>
+              <w:t>適合密碼儲存</w:t>
+            </w:r>
+          </w:p>
+        </w:tc>
+        <w:tc>
+          <w:tcPr>
+            <w:tcW w:w="3245" w:type="dxa"/>
+          </w:tcPr>
+          <w:p>
+            <w:pPr>
+              <w:pStyle w:val="a4"/>
+              <w:spacing w:before="60" w:after="60"/>
+              <w:jc w:val="center"/>
+              <w:cnfStyle w:val="000000000000" w:firstRow="0" w:lastRow="0" w:firstColumn="0" w:lastColumn="0" w:oddVBand="0" w:evenVBand="0" w:oddHBand="0" w:evenHBand="0" w:firstRowFirstColumn="0" w:firstRowLastColumn="0" w:lastRowFirstColumn="0" w:lastRowLastColumn="0"/>
+              <w:rPr>
+                <w:rFonts w:hint="eastAsia"/>
+              </w:rPr>
+            </w:pPr>
+            <w:r>
+              <w:rPr>
+                <w:rFonts w:hint="eastAsia"/>
+              </w:rPr>
+              <w:t>N</w:t>
+            </w:r>
+          </w:p>
+        </w:tc>
+        <w:tc>
+          <w:tcPr>
+            <w:tcW w:w="3246" w:type="dxa"/>
+          </w:tcPr>
+          <w:p>
+            <w:pPr>
+              <w:pStyle w:val="a4"/>
+              <w:spacing w:before="60" w:after="60"/>
+              <w:jc w:val="center"/>
+              <w:cnfStyle w:val="000000000000" w:firstRow="0" w:lastRow="0" w:firstColumn="0" w:lastColumn="0" w:oddVBand="0" w:evenVBand="0" w:oddHBand="0" w:evenHBand="0" w:firstRowFirstColumn="0" w:firstRowLastColumn="0" w:lastRowFirstColumn="0" w:lastRowLastColumn="0"/>
+              <w:rPr>
+                <w:rFonts w:hint="eastAsia"/>
+              </w:rPr>
+            </w:pPr>
+            <w:r>
+              <w:rPr>
+                <w:rFonts w:hint="eastAsia"/>
+              </w:rPr>
+              <w:t>Y</w:t>
+            </w:r>
+          </w:p>
+        </w:tc>
+      </w:tr>
+      <w:tr>
+        <w:trPr>
+          <w:cnfStyle w:val="000000100000" w:firstRow="0" w:lastRow="0" w:firstColumn="0" w:lastColumn="0" w:oddVBand="0" w:evenVBand="0" w:oddHBand="1" w:evenHBand="0" w:firstRowFirstColumn="0" w:firstRowLastColumn="0" w:lastRowFirstColumn="0" w:lastRowLastColumn="0"/>
+        </w:trPr>
+        <w:tc>
+          <w:tcPr>
+            <w:cnfStyle w:val="001000000000" w:firstRow="0" w:lastRow="0" w:firstColumn="1" w:lastColumn="0" w:oddVBand="0" w:evenVBand="0" w:oddHBand="0" w:evenHBand="0" w:firstRowFirstColumn="0" w:firstRowLastColumn="0" w:lastRowFirstColumn="0" w:lastRowLastColumn="0"/>
+            <w:tcW w:w="3245" w:type="dxa"/>
+          </w:tcPr>
+          <w:p>
+            <w:pPr>
+              <w:pStyle w:val="a4"/>
+              <w:spacing w:before="60" w:after="60"/>
+              <w:jc w:val="center"/>
+              <w:rPr>
+                <w:rFonts w:hint="eastAsia"/>
+              </w:rPr>
+            </w:pPr>
+            <w:r>
+              <w:t>適合檔案完整性驗證</w:t>
+            </w:r>
+          </w:p>
+        </w:tc>
+        <w:tc>
+          <w:tcPr>
+            <w:tcW w:w="3245" w:type="dxa"/>
+          </w:tcPr>
+          <w:p>
+            <w:pPr>
+              <w:pStyle w:val="a4"/>
+              <w:spacing w:before="60" w:after="60"/>
+              <w:jc w:val="center"/>
+              <w:cnfStyle w:val="000000100000" w:firstRow="0" w:lastRow="0" w:firstColumn="0" w:lastColumn="0" w:oddVBand="0" w:evenVBand="0" w:oddHBand="1" w:evenHBand="0" w:firstRowFirstColumn="0" w:firstRowLastColumn="0" w:lastRowFirstColumn="0" w:lastRowLastColumn="0"/>
+              <w:rPr>
+                <w:rFonts w:hint="eastAsia"/>
+              </w:rPr>
+            </w:pPr>
+            <w:r>
+              <w:rPr>
+                <w:rFonts w:hint="eastAsia"/>
+              </w:rPr>
+              <w:t>Y</w:t>
+            </w:r>
+          </w:p>
+        </w:tc>
+        <w:tc>
+          <w:tcPr>
+            <w:tcW w:w="3246" w:type="dxa"/>
+          </w:tcPr>
+          <w:p>
+            <w:pPr>
+              <w:pStyle w:val="a4"/>
+              <w:spacing w:before="60" w:after="60"/>
+              <w:jc w:val="center"/>
+              <w:cnfStyle w:val="000000100000" w:firstRow="0" w:lastRow="0" w:firstColumn="0" w:lastColumn="0" w:oddVBand="0" w:evenVBand="0" w:oddHBand="1" w:evenHBand="0" w:firstRowFirstColumn="0" w:firstRowLastColumn="0" w:lastRowFirstColumn="0" w:lastRowLastColumn="0"/>
+              <w:rPr>
+                <w:rFonts w:hint="eastAsia"/>
+              </w:rPr>
+            </w:pPr>
+            <w:r>
+              <w:rPr>
+                <w:rFonts w:hint="eastAsia"/>
+              </w:rPr>
+              <w:t>N</w:t>
+            </w:r>
+          </w:p>
+        </w:tc>
+      </w:tr>
+      <w:tr>
+        <w:tc>
+          <w:tcPr>
+            <w:cnfStyle w:val="001000000000" w:firstRow="0" w:lastRow="0" w:firstColumn="1" w:lastColumn="0" w:oddVBand="0" w:evenVBand="0" w:oddHBand="0" w:evenHBand="0" w:firstRowFirstColumn="0" w:firstRowLastColumn="0" w:lastRowFirstColumn="0" w:lastRowLastColumn="0"/>
+            <w:tcW w:w="3245" w:type="dxa"/>
+          </w:tcPr>
+          <w:p>
+            <w:pPr>
+              <w:pStyle w:val="a4"/>
+              <w:spacing w:before="60" w:after="60"/>
+              <w:jc w:val="center"/>
+              <w:rPr>
+                <w:rFonts w:hint="eastAsia"/>
+              </w:rPr>
+            </w:pPr>
+            <w:r>
+              <w:t>輸出長度</w:t>
+            </w:r>
+          </w:p>
+        </w:tc>
+        <w:tc>
+          <w:tcPr>
+            <w:tcW w:w="3245" w:type="dxa"/>
+          </w:tcPr>
+          <w:p>
+            <w:pPr>
+              <w:pStyle w:val="a4"/>
+              <w:spacing w:before="60" w:after="60"/>
+              <w:jc w:val="center"/>
+              <w:cnfStyle w:val="000000000000" w:firstRow="0" w:lastRow="0" w:firstColumn="0" w:lastColumn="0" w:oddVBand="0" w:evenVBand="0" w:oddHBand="0" w:evenHBand="0" w:firstRowFirstColumn="0" w:firstRowLastColumn="0" w:lastRowFirstColumn="0" w:lastRowLastColumn="0"/>
+              <w:rPr>
+                <w:rFonts w:hint="eastAsia"/>
+              </w:rPr>
+            </w:pPr>
+            <w:r>
+              <w:t>固定 64 字元</w:t>
+            </w:r>
+          </w:p>
+        </w:tc>
+        <w:tc>
+          <w:tcPr>
+            <w:tcW w:w="3246" w:type="dxa"/>
+          </w:tcPr>
+          <w:p>
+            <w:pPr>
+              <w:pStyle w:val="a4"/>
+              <w:spacing w:before="60" w:after="60"/>
+              <w:jc w:val="center"/>
+              <w:cnfStyle w:val="000000000000" w:firstRow="0" w:lastRow="0" w:firstColumn="0" w:lastColumn="0" w:oddVBand="0" w:evenVBand="0" w:oddHBand="0" w:evenHBand="0" w:firstRowFirstColumn="0" w:firstRowLastColumn="0" w:lastRowFirstColumn="0" w:lastRowLastColumn="0"/>
+              <w:rPr>
+                <w:rFonts w:hint="eastAsia"/>
+              </w:rPr>
+            </w:pPr>
+            <w:r>
+              <w:t>固定 60 字元</w:t>
+            </w:r>
+          </w:p>
+        </w:tc>
+      </w:tr>
+    </w:tbl>
+    <w:p>
+      <w:pPr>
+        <w:pStyle w:val="a4"/>
+        <w:spacing w:before="60" w:after="60"/>
+        <w:ind w:left="480"/>
+      </w:pPr>
+    </w:p>
+    <w:p>
+      <w:pPr>
+        <w:widowControl/>
+        <w:rPr>
+          <w:rFonts w:hint="eastAsia"/>
+        </w:rPr>
+      </w:pPr>
+      <w:r>
+        <w:br w:type="page"/>
+      </w:r>
+    </w:p>
+    <w:p>
+      <w:pPr>
+        <w:pStyle w:val="a4"/>
+        <w:numPr>
+          <w:ilvl w:val="0"/>
+          <w:numId w:val="4"/>
+        </w:numPr>
+        <w:spacing w:before="60" w:after="60"/>
+      </w:pPr>
+      <w:r>
+        <w:rPr>
+          <w:rFonts w:hint="eastAsia"/>
+          <w:b/>
+          <w:bCs/>
+        </w:rPr>
+        <w:lastRenderedPageBreak/>
+        <w:t>效率問題</w:t>
+      </w:r>
+      <w:r>
+        <w:rPr>
+          <w:rFonts w:hint="eastAsia"/>
+        </w:rPr>
+        <w:t>:</w:t>
+      </w:r>
+    </w:p>
+    <w:p>
+      <w:pPr>
+        <w:pStyle w:val="a4"/>
+        <w:numPr>
+          <w:ilvl w:val="0"/>
+          <w:numId w:val="5"/>
+        </w:numPr>
+        <w:spacing w:before="60" w:after="60"/>
+        <w:rPr>
+          <w:rFonts w:hint="eastAsia"/>
+        </w:rPr>
+      </w:pPr>
+      <w:r>
+        <w:rPr>
+          <w:rFonts w:hint="eastAsia"/>
+        </w:rPr>
+        <w:t>每次登入驗證都要花比較多時間（通常</w:t>
+      </w:r>
+      <w:r>
+        <w:t xml:space="preserve"> 100ms ~ 300ms）</w:t>
+      </w:r>
+    </w:p>
+    <w:p>
+      <w:pPr>
+        <w:pStyle w:val="a4"/>
+        <w:numPr>
+          <w:ilvl w:val="0"/>
+          <w:numId w:val="5"/>
+        </w:numPr>
+        <w:spacing w:before="60" w:after="60"/>
+        <w:rPr>
+          <w:rFonts w:hint="eastAsia"/>
+        </w:rPr>
+      </w:pPr>
+      <w:r>
+        <w:rPr>
+          <w:rFonts w:hint="eastAsia"/>
+        </w:rPr>
+        <w:t>如果同時有大量使用者登入，伺服器負擔會變重</w:t>
+      </w:r>
+    </w:p>
+    <w:p>
+      <w:pPr>
+        <w:spacing w:before="60" w:after="60"/>
+        <w:ind w:left="480"/>
+      </w:pPr>
+      <w:r>
+        <w:rPr>
+          <w:rFonts w:hint="eastAsia"/>
+        </w:rPr>
+        <w:t>因</w:t>
+      </w:r>
+      <w:r>
+        <w:rPr>
+          <w:rFonts w:hint="eastAsia"/>
+        </w:rPr>
+        <w:t>對一般使用者來說，</w:t>
+      </w:r>
+      <w:r>
+        <w:t>100~300ms 的登入時間幾乎感覺不到差異</w:t>
+      </w:r>
+      <w:r>
+        <w:rPr>
+          <w:rFonts w:hint="eastAsia"/>
+        </w:rPr>
+        <w:t>，</w:t>
+      </w:r>
+      <w:r>
+        <w:t>但對攻擊者來說，暴力破解的成本會高出數百萬倍，因此安全性的提升遠大於效率的損失。</w:t>
+      </w:r>
+    </w:p>
+    <w:p>
+      <w:pPr>
+        <w:spacing w:before="60" w:after="60"/>
+        <w:ind w:left="480"/>
+      </w:pPr>
+      <w:proofErr w:type="gramStart"/>
+      <w:r>
+        <w:rPr>
+          <w:rFonts w:hint="eastAsia"/>
+        </w:rPr>
+        <w:t>此外，</w:t>
+      </w:r>
+      <w:proofErr w:type="spellStart"/>
+      <w:proofErr w:type="gramEnd"/>
+      <w:r>
+        <w:t>Bcrypt</w:t>
+      </w:r>
+      <w:proofErr w:type="spellEnd"/>
+      <w:r>
+        <w:t xml:space="preserve"> 的 </w:t>
+      </w:r>
+      <w:r>
+        <w:rPr>
+          <w:b/>
+          <w:bCs/>
+        </w:rPr>
+        <w:t>Cost Factor（工作因子）</w:t>
+      </w:r>
+      <w:r>
+        <w:t xml:space="preserve"> 可以調整，可以在安全性和效能之間取得平衡。</w:t>
+      </w:r>
+    </w:p>
+    <w:p>
+      <w:pPr>
+        <w:pStyle w:val="a4"/>
+        <w:numPr>
+          <w:ilvl w:val="0"/>
+          <w:numId w:val="4"/>
+        </w:numPr>
+        <w:spacing w:before="60" w:after="60"/>
+        <w:rPr>
+          <w:b/>
+          <w:bCs/>
+        </w:rPr>
+      </w:pPr>
+      <w:r>
+        <w:rPr>
+          <w:rFonts w:hint="eastAsia"/>
+          <w:b/>
+          <w:bCs/>
+        </w:rPr>
+        <w:t>如遇</w:t>
+      </w:r>
+      <w:r>
+        <w:rPr>
+          <w:b/>
+          <w:bCs/>
+        </w:rPr>
+        <w:t>大量使用者同時登入</w:t>
+      </w:r>
+      <w:r>
+        <w:rPr>
+          <w:rFonts w:hint="eastAsia"/>
+          <w:b/>
+          <w:bCs/>
+        </w:rPr>
+        <w:t>:</w:t>
+      </w:r>
+    </w:p>
+    <w:p>
+      <w:pPr>
+        <w:pStyle w:val="a4"/>
+        <w:numPr>
+          <w:ilvl w:val="0"/>
+          <w:numId w:val="6"/>
+        </w:numPr>
+        <w:spacing w:before="60" w:after="60"/>
+      </w:pPr>
+      <w:r>
+        <w:rPr>
+          <w:rFonts w:hint="eastAsia"/>
+        </w:rPr>
+        <w:t>適當調低</w:t>
+      </w:r>
+      <w:r>
+        <w:t xml:space="preserve"> Cost Factor（但不能太低）</w:t>
+      </w:r>
+    </w:p>
+    <w:p>
+      <w:pPr>
+        <w:pStyle w:val="a4"/>
+        <w:numPr>
+          <w:ilvl w:val="0"/>
+          <w:numId w:val="6"/>
+        </w:numPr>
+        <w:spacing w:before="60" w:after="60"/>
+      </w:pPr>
+      <w:r>
+        <w:rPr>
+          <w:rFonts w:hint="eastAsia"/>
+        </w:rPr>
+        <w:t>使用快取（</w:t>
+      </w:r>
+      <w:r>
+        <w:t>Cache）機制，減少重複驗證</w:t>
+      </w:r>
+    </w:p>
+    <w:p>
+      <w:pPr>
+        <w:pStyle w:val="a4"/>
+        <w:numPr>
+          <w:ilvl w:val="0"/>
+          <w:numId w:val="6"/>
+        </w:numPr>
+        <w:spacing w:before="60" w:after="60"/>
+        <w:rPr>
+          <w:rFonts w:hint="eastAsia"/>
+        </w:rPr>
+      </w:pPr>
+      <w:r>
+        <w:rPr>
+          <w:rFonts w:hint="eastAsia"/>
+        </w:rPr>
+        <w:t>水平擴展伺服器，分散負載</w:t>
+      </w:r>
+    </w:p>
+    <w:p>
+      <w:pPr>
+        <w:widowControl/>
+        <w:rPr>
+          <w:b/>
+          <w:bCs/>
+          <w:color w:val="2E4B8F"/>
+          <w:sz w:val="28"/>
+          <w:szCs w:val="28"/>
+        </w:rPr>
+      </w:pPr>
+      <w:bookmarkStart w:id="17" w:name="_Toc227896704"/>
+      <w:r>
+        <w:br w:type="page"/>
+      </w:r>
+    </w:p>
+    <w:p>
+      <w:pPr>
+        <w:pStyle w:val="2"/>
+      </w:pPr>
+      <w:r>
+        <w:rPr>
+          <w:rFonts w:hint="eastAsia"/>
+        </w:rPr>
+        <w:lastRenderedPageBreak/>
+        <w:t>3</w:t>
+      </w:r>
+      <w:r>
+        <w:t>. ER Diagram</w:t>
+      </w:r>
+      <w:bookmarkEnd w:id="17"/>
+    </w:p>
+    <w:p>
+      <w:pPr>
+        <w:spacing w:before="40" w:after="40"/>
       </w:pPr>
       <w:r>
         <w:rPr>
@@ -13144,7 +14213,7 @@
 </file>
 
 <file path=word/endnotes.xml><?xml version="1.0" encoding="utf-8"?>
-<w:endnotes xmlns:wpc="http://schemas.microsoft.com/office/word/2010/wordprocessingCanvas" xmlns:cx="http://schemas.microsoft.com/office/drawing/2014/chartex" xmlns:cx1="http://schemas.microsoft.com/office/drawing/2015/9/8/chartex" xmlns:cx2="http://schemas.microsoft.com/office/drawing/2015/10/21/chartex" xmlns:cx3="http://schemas.microsoft.com/office/drawing/2016/5/9/chartex" xmlns:cx4="http://schemas.microsoft.com/office/drawing/2016/5/10/chartex" xmlns:cx5="http://schemas.microsoft.com/office/drawing/2016/5/11/chartex" xmlns:cx6="http://schemas.microsoft.com/office/drawing/2016/5/12/chartex" xmlns:cx7="http://schemas.microsoft.com/office/drawing/2016/5/13/chartex" xmlns:cx8="http://schemas.microsoft.com/office/drawing/2016/5/14/chartex" xmlns:mc="http://schemas.openxmlformats.org/markup-compatibility/2006" xmlns:aink="http://schemas.microsoft.com/office/drawing/2016/ink" xmlns:am3d="http://schemas.microsoft.com/office/drawing/2017/model3d" xmlns:o="urn:schemas-microsoft-com:office:office" xmlns:oel="http://schemas.microsoft.com/office/2019/extlst" xmlns:r="http://schemas.openxmlformats.org/officeDocument/2006/relationships" xmlns:m="http://schemas.openxmlformats.org/officeDocument/2006/math" xmlns:v="urn:schemas-microsoft-com:vml" xmlns:wp14="http://schemas.microsoft.com/office/word/2010/wordprocessingDrawing" xmlns:wp="http://schemas.openxmlformats.org/drawingml/2006/wordprocessingDrawing" xmlns:w10="urn:schemas-microsoft-com:office:word" xmlns:w="http://schemas.openxmlformats.org/wordprocessingml/2006/main" xmlns:w14="http://schemas.microsoft.com/office/word/2010/wordml" xmlns:w15="http://schemas.microsoft.com/office/word/2012/wordml" xmlns:w16cex="http://schemas.microsoft.com/office/word/2018/wordml/cex" xmlns:w16cid="http://schemas.microsoft.com/office/word/2016/wordml/cid" xmlns:w16="http://schemas.microsoft.com/office/word/2018/wordml" xmlns:w16sdtdh="http://schemas.microsoft.com/office/word/2020/wordml/sdtdatahash" xmlns:w16se="http://schemas.microsoft.com/office/word/2015/wordml/symex" xmlns:wpg="http://schemas.microsoft.com/office/word/2010/wordprocessingGroup" xmlns:wpi="http://schemas.microsoft.com/office/word/2010/wordprocessingInk" xmlns:wne="http://schemas.microsoft.com/office/word/2006/wordml" xmlns:wps="http://schemas.microsoft.com/office/word/2010/wordprocessingShape" mc:Ignorable="w14 w15 w16se w16cid w16 w16cex w16sdtdh wp14">
+<w:endnotes xmlns:wpc="http://schemas.microsoft.com/office/word/2010/wordprocessingCanvas" xmlns:cx="http://schemas.microsoft.com/office/drawing/2014/chartex" xmlns:cx1="http://schemas.microsoft.com/office/drawing/2015/9/8/chartex" xmlns:cx2="http://schemas.microsoft.com/office/drawing/2015/10/21/chartex" xmlns:cx3="http://schemas.microsoft.com/office/drawing/2016/5/9/chartex" xmlns:cx4="http://schemas.microsoft.com/office/drawing/2016/5/10/chartex" xmlns:cx5="http://schemas.microsoft.com/office/drawing/2016/5/11/chartex" xmlns:cx6="http://schemas.microsoft.com/office/drawing/2016/5/12/chartex" xmlns:cx7="http://schemas.microsoft.com/office/drawing/2016/5/13/chartex" xmlns:cx8="http://schemas.microsoft.com/office/drawing/2016/5/14/chartex" xmlns:mc="http://schemas.openxmlformats.org/markup-compatibility/2006" xmlns:aink="http://schemas.microsoft.com/office/drawing/2016/ink" xmlns:am3d="http://schemas.microsoft.com/office/drawing/2017/model3d" xmlns:o="urn:schemas-microsoft-com:office:office" xmlns:oel="http://schemas.microsoft.com/office/2019/extlst" xmlns:r="http://schemas.openxmlformats.org/officeDocument/2006/relationships" xmlns:m="http://schemas.openxmlformats.org/officeDocument/2006/math" xmlns:v="urn:schemas-microsoft-com:vml" xmlns:wp14="http://schemas.microsoft.com/office/word/2010/wordprocessingDrawing" xmlns:wp="http://schemas.openxmlformats.org/drawingml/2006/wordprocessingDrawing" xmlns:w10="urn:schemas-microsoft-com:office:word" xmlns:w="http://schemas.openxmlformats.org/wordprocessingml/2006/main" xmlns:w14="http://schemas.microsoft.com/office/word/2010/wordml" xmlns:w15="http://schemas.microsoft.com/office/word/2012/wordml" xmlns:w16cex="http://schemas.microsoft.com/office/word/2018/wordml/cex" xmlns:w16cid="http://schemas.microsoft.com/office/word/2016/wordml/cid" xmlns:w16="http://schemas.microsoft.com/office/word/2018/wordml" xmlns:w16du="http://schemas.microsoft.com/office/word/2023/wordml/word16du" xmlns:w16sdtdh="http://schemas.microsoft.com/office/word/2020/wordml/sdtdatahash" xmlns:w16sdtfl="http://schemas.microsoft.com/office/word/2024/wordml/sdtformatlock" xmlns:w16se="http://schemas.microsoft.com/office/word/2015/wordml/symex" xmlns:wpg="http://schemas.microsoft.com/office/word/2010/wordprocessingGroup" xmlns:wpi="http://schemas.microsoft.com/office/word/2010/wordprocessingInk" xmlns:wne="http://schemas.microsoft.com/office/word/2006/wordml" xmlns:wps="http://schemas.microsoft.com/office/word/2010/wordprocessingShape" mc:Ignorable="w14 w15 w16se w16cid w16 w16cex w16sdtdh w16sdtfl w16du wp14">
   <w:endnote w:type="separator" w:id="-1">
     <w:p>
       <w:r>
@@ -13163,7 +14232,7 @@
 </file>
 
 <file path=word/footnotes.xml><?xml version="1.0" encoding="utf-8"?>
-<w:footnotes xmlns:wpc="http://schemas.microsoft.com/office/word/2010/wordprocessingCanvas" xmlns:cx="http://schemas.microsoft.com/office/drawing/2014/chartex" xmlns:cx1="http://schemas.microsoft.com/office/drawing/2015/9/8/chartex" xmlns:cx2="http://schemas.microsoft.com/office/drawing/2015/10/21/chartex" xmlns:cx3="http://schemas.microsoft.com/office/drawing/2016/5/9/chartex" xmlns:cx4="http://schemas.microsoft.com/office/drawing/2016/5/10/chartex" xmlns:cx5="http://schemas.microsoft.com/office/drawing/2016/5/11/chartex" xmlns:cx6="http://schemas.microsoft.com/office/drawing/2016/5/12/chartex" xmlns:cx7="http://schemas.microsoft.com/office/drawing/2016/5/13/chartex" xmlns:cx8="http://schemas.microsoft.com/office/drawing/2016/5/14/chartex" xmlns:mc="http://schemas.openxmlformats.org/markup-compatibility/2006" xmlns:aink="http://schemas.microsoft.com/office/drawing/2016/ink" xmlns:am3d="http://schemas.microsoft.com/office/drawing/2017/model3d" xmlns:o="urn:schemas-microsoft-com:office:office" xmlns:oel="http://schemas.microsoft.com/office/2019/extlst" xmlns:r="http://schemas.openxmlformats.org/officeDocument/2006/relationships" xmlns:m="http://schemas.openxmlformats.org/officeDocument/2006/math" xmlns:v="urn:schemas-microsoft-com:vml" xmlns:wp14="http://schemas.microsoft.com/office/word/2010/wordprocessingDrawing" xmlns:wp="http://schemas.openxmlformats.org/drawingml/2006/wordprocessingDrawing" xmlns:w10="urn:schemas-microsoft-com:office:word" xmlns:w="http://schemas.openxmlformats.org/wordprocessingml/2006/main" xmlns:w14="http://schemas.microsoft.com/office/word/2010/wordml" xmlns:w15="http://schemas.microsoft.com/office/word/2012/wordml" xmlns:w16cex="http://schemas.microsoft.com/office/word/2018/wordml/cex" xmlns:w16cid="http://schemas.microsoft.com/office/word/2016/wordml/cid" xmlns:w16="http://schemas.microsoft.com/office/word/2018/wordml" xmlns:w16sdtdh="http://schemas.microsoft.com/office/word/2020/wordml/sdtdatahash" xmlns:w16se="http://schemas.microsoft.com/office/word/2015/wordml/symex" xmlns:wpg="http://schemas.microsoft.com/office/word/2010/wordprocessingGroup" xmlns:wpi="http://schemas.microsoft.com/office/word/2010/wordprocessingInk" xmlns:wne="http://schemas.microsoft.com/office/word/2006/wordml" xmlns:wps="http://schemas.microsoft.com/office/word/2010/wordprocessingShape" mc:Ignorable="w14 w15 w16se w16cid w16 w16cex w16sdtdh wp14">
+<w:footnotes xmlns:wpc="http://schemas.microsoft.com/office/word/2010/wordprocessingCanvas" xmlns:cx="http://schemas.microsoft.com/office/drawing/2014/chartex" xmlns:cx1="http://schemas.microsoft.com/office/drawing/2015/9/8/chartex" xmlns:cx2="http://schemas.microsoft.com/office/drawing/2015/10/21/chartex" xmlns:cx3="http://schemas.microsoft.com/office/drawing/2016/5/9/chartex" xmlns:cx4="http://schemas.microsoft.com/office/drawing/2016/5/10/chartex" xmlns:cx5="http://schemas.microsoft.com/office/drawing/2016/5/11/chartex" xmlns:cx6="http://schemas.microsoft.com/office/drawing/2016/5/12/chartex" xmlns:cx7="http://schemas.microsoft.com/office/drawing/2016/5/13/chartex" xmlns:cx8="http://schemas.microsoft.com/office/drawing/2016/5/14/chartex" xmlns:mc="http://schemas.openxmlformats.org/markup-compatibility/2006" xmlns:aink="http://schemas.microsoft.com/office/drawing/2016/ink" xmlns:am3d="http://schemas.microsoft.com/office/drawing/2017/model3d" xmlns:o="urn:schemas-microsoft-com:office:office" xmlns:oel="http://schemas.microsoft.com/office/2019/extlst" xmlns:r="http://schemas.openxmlformats.org/officeDocument/2006/relationships" xmlns:m="http://schemas.openxmlformats.org/officeDocument/2006/math" xmlns:v="urn:schemas-microsoft-com:vml" xmlns:wp14="http://schemas.microsoft.com/office/word/2010/wordprocessingDrawing" xmlns:wp="http://schemas.openxmlformats.org/drawingml/2006/wordprocessingDrawing" xmlns:w10="urn:schemas-microsoft-com:office:word" xmlns:w="http://schemas.openxmlformats.org/wordprocessingml/2006/main" xmlns:w14="http://schemas.microsoft.com/office/word/2010/wordml" xmlns:w15="http://schemas.microsoft.com/office/word/2012/wordml" xmlns:w16cex="http://schemas.microsoft.com/office/word/2018/wordml/cex" xmlns:w16cid="http://schemas.microsoft.com/office/word/2016/wordml/cid" xmlns:w16="http://schemas.microsoft.com/office/word/2018/wordml" xmlns:w16du="http://schemas.microsoft.com/office/word/2023/wordml/word16du" xmlns:w16sdtdh="http://schemas.microsoft.com/office/word/2020/wordml/sdtdatahash" xmlns:w16sdtfl="http://schemas.microsoft.com/office/word/2024/wordml/sdtformatlock" xmlns:w16se="http://schemas.microsoft.com/office/word/2015/wordml/symex" xmlns:wpg="http://schemas.microsoft.com/office/word/2010/wordprocessingGroup" xmlns:wpi="http://schemas.microsoft.com/office/word/2010/wordprocessingInk" xmlns:wne="http://schemas.microsoft.com/office/word/2006/wordml" xmlns:wps="http://schemas.microsoft.com/office/word/2010/wordprocessingShape" mc:Ignorable="w14 w15 w16se w16cid w16 w16cex w16sdtdh w16sdtfl w16du wp14">
   <w:footnote w:type="separator" w:id="-1">
     <w:p>
       <w:r>
@@ -13182,8 +14251,94 @@
 </file>
 
 <file path=word/numbering.xml><?xml version="1.0" encoding="utf-8"?>
-<w:numbering xmlns:wpc="http://schemas.microsoft.com/office/word/2010/wordprocessingCanvas" xmlns:cx="http://schemas.microsoft.com/office/drawing/2014/chartex" xmlns:cx1="http://schemas.microsoft.com/office/drawing/2015/9/8/chartex" xmlns:cx2="http://schemas.microsoft.com/office/drawing/2015/10/21/chartex" xmlns:cx3="http://schemas.microsoft.com/office/drawing/2016/5/9/chartex" xmlns:cx4="http://schemas.microsoft.com/office/drawing/2016/5/10/chartex" xmlns:cx5="http://schemas.microsoft.com/office/drawing/2016/5/11/chartex" xmlns:cx6="http://schemas.microsoft.com/office/drawing/2016/5/12/chartex" xmlns:cx7="http://schemas.microsoft.com/office/drawing/2016/5/13/chartex" xmlns:cx8="http://schemas.microsoft.com/office/drawing/2016/5/14/chartex" xmlns:mc="http://schemas.openxmlformats.org/markup-compatibility/2006" xmlns:aink="http://schemas.microsoft.com/office/drawing/2016/ink" xmlns:am3d="http://schemas.microsoft.com/office/drawing/2017/model3d" xmlns:o="urn:schemas-microsoft-com:office:office" xmlns:oel="http://schemas.microsoft.com/office/2019/extlst" xmlns:r="http://schemas.openxmlformats.org/officeDocument/2006/relationships" xmlns:m="http://schemas.openxmlformats.org/officeDocument/2006/math" xmlns:v="urn:schemas-microsoft-com:vml" xmlns:wp14="http://schemas.microsoft.com/office/word/2010/wordprocessingDrawing" xmlns:wp="http://schemas.openxmlformats.org/drawingml/2006/wordprocessingDrawing" xmlns:w10="urn:schemas-microsoft-com:office:word" xmlns:w="http://schemas.openxmlformats.org/wordprocessingml/2006/main" xmlns:w14="http://schemas.microsoft.com/office/word/2010/wordml" xmlns:w15="http://schemas.microsoft.com/office/word/2012/wordml" xmlns:w16cex="http://schemas.microsoft.com/office/word/2018/wordml/cex" xmlns:w16cid="http://schemas.microsoft.com/office/word/2016/wordml/cid" xmlns:w16="http://schemas.microsoft.com/office/word/2018/wordml" xmlns:w16sdtdh="http://schemas.microsoft.com/office/word/2020/wordml/sdtdatahash" xmlns:w16se="http://schemas.microsoft.com/office/word/2015/wordml/symex" xmlns:wpg="http://schemas.microsoft.com/office/word/2010/wordprocessingGroup" xmlns:wpi="http://schemas.microsoft.com/office/word/2010/wordprocessingInk" xmlns:wne="http://schemas.microsoft.com/office/word/2006/wordml" xmlns:wps="http://schemas.microsoft.com/office/word/2010/wordprocessingShape" mc:Ignorable="w14 w15 w16se w16cid w16 w16cex w16sdtdh wp14">
+<w:numbering xmlns:wpc="http://schemas.microsoft.com/office/word/2010/wordprocessingCanvas" xmlns:cx="http://schemas.microsoft.com/office/drawing/2014/chartex" xmlns:cx1="http://schemas.microsoft.com/office/drawing/2015/9/8/chartex" xmlns:cx2="http://schemas.microsoft.com/office/drawing/2015/10/21/chartex" xmlns:cx3="http://schemas.microsoft.com/office/drawing/2016/5/9/chartex" xmlns:cx4="http://schemas.microsoft.com/office/drawing/2016/5/10/chartex" xmlns:cx5="http://schemas.microsoft.com/office/drawing/2016/5/11/chartex" xmlns:cx6="http://schemas.microsoft.com/office/drawing/2016/5/12/chartex" xmlns:cx7="http://schemas.microsoft.com/office/drawing/2016/5/13/chartex" xmlns:cx8="http://schemas.microsoft.com/office/drawing/2016/5/14/chartex" xmlns:mc="http://schemas.openxmlformats.org/markup-compatibility/2006" xmlns:aink="http://schemas.microsoft.com/office/drawing/2016/ink" xmlns:am3d="http://schemas.microsoft.com/office/drawing/2017/model3d" xmlns:o="urn:schemas-microsoft-com:office:office" xmlns:oel="http://schemas.microsoft.com/office/2019/extlst" xmlns:r="http://schemas.openxmlformats.org/officeDocument/2006/relationships" xmlns:m="http://schemas.openxmlformats.org/officeDocument/2006/math" xmlns:v="urn:schemas-microsoft-com:vml" xmlns:wp14="http://schemas.microsoft.com/office/word/2010/wordprocessingDrawing" xmlns:wp="http://schemas.openxmlformats.org/drawingml/2006/wordprocessingDrawing" xmlns:w10="urn:schemas-microsoft-com:office:word" xmlns:w="http://schemas.openxmlformats.org/wordprocessingml/2006/main" xmlns:w14="http://schemas.microsoft.com/office/word/2010/wordml" xmlns:w15="http://schemas.microsoft.com/office/word/2012/wordml" xmlns:w16cex="http://schemas.microsoft.com/office/word/2018/wordml/cex" xmlns:w16cid="http://schemas.microsoft.com/office/word/2016/wordml/cid" xmlns:w16="http://schemas.microsoft.com/office/word/2018/wordml" xmlns:w16du="http://schemas.microsoft.com/office/word/2023/wordml/word16du" xmlns:w16sdtdh="http://schemas.microsoft.com/office/word/2020/wordml/sdtdatahash" xmlns:w16sdtfl="http://schemas.microsoft.com/office/word/2024/wordml/sdtformatlock" xmlns:w16se="http://schemas.microsoft.com/office/word/2015/wordml/symex" xmlns:wpg="http://schemas.microsoft.com/office/word/2010/wordprocessingGroup" xmlns:wpi="http://schemas.microsoft.com/office/word/2010/wordprocessingInk" xmlns:wne="http://schemas.microsoft.com/office/word/2006/wordml" xmlns:wps="http://schemas.microsoft.com/office/word/2010/wordprocessingShape" mc:Ignorable="w14 w15 w16se w16cid w16 w16cex w16sdtdh w16sdtfl w16du wp14">
   <w:abstractNum w:abstractNumId="0" w15:restartNumberingAfterBreak="0">
+    <w:nsid w:val="25932FD0"/>
+    <w:multiLevelType w:val="hybridMultilevel"/>
+    <w:tmpl w:val="099E541A"/>
+    <w:lvl w:ilvl="0" w:tplc="0409000F">
+      <w:start w:val="1"/>
+      <w:numFmt w:val="decimal"/>
+      <w:lvlText w:val="%1."/>
+      <w:lvlJc w:val="left"/>
+      <w:pPr>
+        <w:ind w:left="960" w:hanging="480"/>
+      </w:pPr>
+    </w:lvl>
+    <w:lvl w:ilvl="1" w:tplc="04090019" w:tentative="1">
+      <w:start w:val="1"/>
+      <w:numFmt w:val="ideographTraditional"/>
+      <w:lvlText w:val="%2、"/>
+      <w:lvlJc w:val="left"/>
+      <w:pPr>
+        <w:ind w:left="1440" w:hanging="480"/>
+      </w:pPr>
+    </w:lvl>
+    <w:lvl w:ilvl="2" w:tplc="0409001B" w:tentative="1">
+      <w:start w:val="1"/>
+      <w:numFmt w:val="lowerRoman"/>
+      <w:lvlText w:val="%3."/>
+      <w:lvlJc w:val="right"/>
+      <w:pPr>
+        <w:ind w:left="1920" w:hanging="480"/>
+      </w:pPr>
+    </w:lvl>
+    <w:lvl w:ilvl="3" w:tplc="0409000F" w:tentative="1">
+      <w:start w:val="1"/>
+      <w:numFmt w:val="decimal"/>
+      <w:lvlText w:val="%4."/>
+      <w:lvlJc w:val="left"/>
+      <w:pPr>
+        <w:ind w:left="2400" w:hanging="480"/>
+      </w:pPr>
+    </w:lvl>
+    <w:lvl w:ilvl="4" w:tplc="04090019" w:tentative="1">
+      <w:start w:val="1"/>
+      <w:numFmt w:val="ideographTraditional"/>
+      <w:lvlText w:val="%5、"/>
+      <w:lvlJc w:val="left"/>
+      <w:pPr>
+        <w:ind w:left="2880" w:hanging="480"/>
+      </w:pPr>
+    </w:lvl>
+    <w:lvl w:ilvl="5" w:tplc="0409001B" w:tentative="1">
+      <w:start w:val="1"/>
+      <w:numFmt w:val="lowerRoman"/>
+      <w:lvlText w:val="%6."/>
+      <w:lvlJc w:val="right"/>
+      <w:pPr>
+        <w:ind w:left="3360" w:hanging="480"/>
+      </w:pPr>
+    </w:lvl>
+    <w:lvl w:ilvl="6" w:tplc="0409000F" w:tentative="1">
+      <w:start w:val="1"/>
+      <w:numFmt w:val="decimal"/>
+      <w:lvlText w:val="%7."/>
+      <w:lvlJc w:val="left"/>
+      <w:pPr>
+        <w:ind w:left="3840" w:hanging="480"/>
+      </w:pPr>
+    </w:lvl>
+    <w:lvl w:ilvl="7" w:tplc="04090019" w:tentative="1">
+      <w:start w:val="1"/>
+      <w:numFmt w:val="ideographTraditional"/>
+      <w:lvlText w:val="%8、"/>
+      <w:lvlJc w:val="left"/>
+      <w:pPr>
+        <w:ind w:left="4320" w:hanging="480"/>
+      </w:pPr>
+    </w:lvl>
+    <w:lvl w:ilvl="8" w:tplc="0409001B" w:tentative="1">
+      <w:start w:val="1"/>
+      <w:numFmt w:val="lowerRoman"/>
+      <w:lvlText w:val="%9."/>
+      <w:lvlJc w:val="right"/>
+      <w:pPr>
+        <w:ind w:left="4800" w:hanging="480"/>
+      </w:pPr>
+    </w:lvl>
+  </w:abstractNum>
+  <w:abstractNum w:abstractNumId="1" w15:restartNumberingAfterBreak="0">
     <w:nsid w:val="28661483"/>
     <w:multiLevelType w:val="hybridMultilevel"/>
     <w:tmpl w:val="5068165E"/>
@@ -13237,7 +14392,7 @@
       <w:lvlJc w:val="left"/>
     </w:lvl>
   </w:abstractNum>
-  <w:abstractNum w:abstractNumId="1" w15:restartNumberingAfterBreak="0">
+  <w:abstractNum w:abstractNumId="2" w15:restartNumberingAfterBreak="0">
     <w:nsid w:val="40C51510"/>
     <w:multiLevelType w:val="hybridMultilevel"/>
     <w:tmpl w:val="7E863D0C"/>
@@ -13323,23 +14478,347 @@
       </w:pPr>
     </w:lvl>
   </w:abstractNum>
+  <w:abstractNum w:abstractNumId="3" w15:restartNumberingAfterBreak="0">
+    <w:nsid w:val="4727744B"/>
+    <w:multiLevelType w:val="hybridMultilevel"/>
+    <w:tmpl w:val="5ED0C9A6"/>
+    <w:lvl w:ilvl="0" w:tplc="0409000F">
+      <w:start w:val="1"/>
+      <w:numFmt w:val="decimal"/>
+      <w:lvlText w:val="%1."/>
+      <w:lvlJc w:val="left"/>
+      <w:pPr>
+        <w:ind w:left="960" w:hanging="480"/>
+      </w:pPr>
+    </w:lvl>
+    <w:lvl w:ilvl="1" w:tplc="04090019" w:tentative="1">
+      <w:start w:val="1"/>
+      <w:numFmt w:val="ideographTraditional"/>
+      <w:lvlText w:val="%2、"/>
+      <w:lvlJc w:val="left"/>
+      <w:pPr>
+        <w:ind w:left="1440" w:hanging="480"/>
+      </w:pPr>
+    </w:lvl>
+    <w:lvl w:ilvl="2" w:tplc="0409001B" w:tentative="1">
+      <w:start w:val="1"/>
+      <w:numFmt w:val="lowerRoman"/>
+      <w:lvlText w:val="%3."/>
+      <w:lvlJc w:val="right"/>
+      <w:pPr>
+        <w:ind w:left="1920" w:hanging="480"/>
+      </w:pPr>
+    </w:lvl>
+    <w:lvl w:ilvl="3" w:tplc="0409000F" w:tentative="1">
+      <w:start w:val="1"/>
+      <w:numFmt w:val="decimal"/>
+      <w:lvlText w:val="%4."/>
+      <w:lvlJc w:val="left"/>
+      <w:pPr>
+        <w:ind w:left="2400" w:hanging="480"/>
+      </w:pPr>
+    </w:lvl>
+    <w:lvl w:ilvl="4" w:tplc="04090019" w:tentative="1">
+      <w:start w:val="1"/>
+      <w:numFmt w:val="ideographTraditional"/>
+      <w:lvlText w:val="%5、"/>
+      <w:lvlJc w:val="left"/>
+      <w:pPr>
+        <w:ind w:left="2880" w:hanging="480"/>
+      </w:pPr>
+    </w:lvl>
+    <w:lvl w:ilvl="5" w:tplc="0409001B" w:tentative="1">
+      <w:start w:val="1"/>
+      <w:numFmt w:val="lowerRoman"/>
+      <w:lvlText w:val="%6."/>
+      <w:lvlJc w:val="right"/>
+      <w:pPr>
+        <w:ind w:left="3360" w:hanging="480"/>
+      </w:pPr>
+    </w:lvl>
+    <w:lvl w:ilvl="6" w:tplc="0409000F" w:tentative="1">
+      <w:start w:val="1"/>
+      <w:numFmt w:val="decimal"/>
+      <w:lvlText w:val="%7."/>
+      <w:lvlJc w:val="left"/>
+      <w:pPr>
+        <w:ind w:left="3840" w:hanging="480"/>
+      </w:pPr>
+    </w:lvl>
+    <w:lvl w:ilvl="7" w:tplc="04090019" w:tentative="1">
+      <w:start w:val="1"/>
+      <w:numFmt w:val="ideographTraditional"/>
+      <w:lvlText w:val="%8、"/>
+      <w:lvlJc w:val="left"/>
+      <w:pPr>
+        <w:ind w:left="4320" w:hanging="480"/>
+      </w:pPr>
+    </w:lvl>
+    <w:lvl w:ilvl="8" w:tplc="0409001B" w:tentative="1">
+      <w:start w:val="1"/>
+      <w:numFmt w:val="lowerRoman"/>
+      <w:lvlText w:val="%9."/>
+      <w:lvlJc w:val="right"/>
+      <w:pPr>
+        <w:ind w:left="4800" w:hanging="480"/>
+      </w:pPr>
+    </w:lvl>
+  </w:abstractNum>
+  <w:abstractNum w:abstractNumId="4" w15:restartNumberingAfterBreak="0">
+    <w:nsid w:val="559E58AE"/>
+    <w:multiLevelType w:val="hybridMultilevel"/>
+    <w:tmpl w:val="5768AEEC"/>
+    <w:lvl w:ilvl="0" w:tplc="04090001">
+      <w:start w:val="1"/>
+      <w:numFmt w:val="bullet"/>
+      <w:lvlText w:val=""/>
+      <w:lvlJc w:val="left"/>
+      <w:pPr>
+        <w:ind w:left="480" w:hanging="480"/>
+      </w:pPr>
+      <w:rPr>
+        <w:rFonts w:ascii="Wingdings" w:hAnsi="Wingdings" w:hint="default"/>
+      </w:rPr>
+    </w:lvl>
+    <w:lvl w:ilvl="1" w:tplc="04090003" w:tentative="1">
+      <w:start w:val="1"/>
+      <w:numFmt w:val="bullet"/>
+      <w:lvlText w:val=""/>
+      <w:lvlJc w:val="left"/>
+      <w:pPr>
+        <w:ind w:left="960" w:hanging="480"/>
+      </w:pPr>
+      <w:rPr>
+        <w:rFonts w:ascii="Wingdings" w:hAnsi="Wingdings" w:hint="default"/>
+      </w:rPr>
+    </w:lvl>
+    <w:lvl w:ilvl="2" w:tplc="04090005" w:tentative="1">
+      <w:start w:val="1"/>
+      <w:numFmt w:val="bullet"/>
+      <w:lvlText w:val=""/>
+      <w:lvlJc w:val="left"/>
+      <w:pPr>
+        <w:ind w:left="1440" w:hanging="480"/>
+      </w:pPr>
+      <w:rPr>
+        <w:rFonts w:ascii="Wingdings" w:hAnsi="Wingdings" w:hint="default"/>
+      </w:rPr>
+    </w:lvl>
+    <w:lvl w:ilvl="3" w:tplc="04090001" w:tentative="1">
+      <w:start w:val="1"/>
+      <w:numFmt w:val="bullet"/>
+      <w:lvlText w:val=""/>
+      <w:lvlJc w:val="left"/>
+      <w:pPr>
+        <w:ind w:left="1920" w:hanging="480"/>
+      </w:pPr>
+      <w:rPr>
+        <w:rFonts w:ascii="Wingdings" w:hAnsi="Wingdings" w:hint="default"/>
+      </w:rPr>
+    </w:lvl>
+    <w:lvl w:ilvl="4" w:tplc="04090003" w:tentative="1">
+      <w:start w:val="1"/>
+      <w:numFmt w:val="bullet"/>
+      <w:lvlText w:val=""/>
+      <w:lvlJc w:val="left"/>
+      <w:pPr>
+        <w:ind w:left="2400" w:hanging="480"/>
+      </w:pPr>
+      <w:rPr>
+        <w:rFonts w:ascii="Wingdings" w:hAnsi="Wingdings" w:hint="default"/>
+      </w:rPr>
+    </w:lvl>
+    <w:lvl w:ilvl="5" w:tplc="04090005" w:tentative="1">
+      <w:start w:val="1"/>
+      <w:numFmt w:val="bullet"/>
+      <w:lvlText w:val=""/>
+      <w:lvlJc w:val="left"/>
+      <w:pPr>
+        <w:ind w:left="2880" w:hanging="480"/>
+      </w:pPr>
+      <w:rPr>
+        <w:rFonts w:ascii="Wingdings" w:hAnsi="Wingdings" w:hint="default"/>
+      </w:rPr>
+    </w:lvl>
+    <w:lvl w:ilvl="6" w:tplc="04090001" w:tentative="1">
+      <w:start w:val="1"/>
+      <w:numFmt w:val="bullet"/>
+      <w:lvlText w:val=""/>
+      <w:lvlJc w:val="left"/>
+      <w:pPr>
+        <w:ind w:left="3360" w:hanging="480"/>
+      </w:pPr>
+      <w:rPr>
+        <w:rFonts w:ascii="Wingdings" w:hAnsi="Wingdings" w:hint="default"/>
+      </w:rPr>
+    </w:lvl>
+    <w:lvl w:ilvl="7" w:tplc="04090003" w:tentative="1">
+      <w:start w:val="1"/>
+      <w:numFmt w:val="bullet"/>
+      <w:lvlText w:val=""/>
+      <w:lvlJc w:val="left"/>
+      <w:pPr>
+        <w:ind w:left="3840" w:hanging="480"/>
+      </w:pPr>
+      <w:rPr>
+        <w:rFonts w:ascii="Wingdings" w:hAnsi="Wingdings" w:hint="default"/>
+      </w:rPr>
+    </w:lvl>
+    <w:lvl w:ilvl="8" w:tplc="04090005" w:tentative="1">
+      <w:start w:val="1"/>
+      <w:numFmt w:val="bullet"/>
+      <w:lvlText w:val=""/>
+      <w:lvlJc w:val="left"/>
+      <w:pPr>
+        <w:ind w:left="4320" w:hanging="480"/>
+      </w:pPr>
+      <w:rPr>
+        <w:rFonts w:ascii="Wingdings" w:hAnsi="Wingdings" w:hint="default"/>
+      </w:rPr>
+    </w:lvl>
+  </w:abstractNum>
+  <w:abstractNum w:abstractNumId="5" w15:restartNumberingAfterBreak="0">
+    <w:nsid w:val="7F0F2FD5"/>
+    <w:multiLevelType w:val="hybridMultilevel"/>
+    <w:tmpl w:val="4FC24952"/>
+    <w:lvl w:ilvl="0" w:tplc="04090001">
+      <w:start w:val="1"/>
+      <w:numFmt w:val="bullet"/>
+      <w:lvlText w:val=""/>
+      <w:lvlJc w:val="left"/>
+      <w:pPr>
+        <w:ind w:left="480" w:hanging="480"/>
+      </w:pPr>
+      <w:rPr>
+        <w:rFonts w:ascii="Wingdings" w:hAnsi="Wingdings" w:hint="default"/>
+      </w:rPr>
+    </w:lvl>
+    <w:lvl w:ilvl="1" w:tplc="04090003" w:tentative="1">
+      <w:start w:val="1"/>
+      <w:numFmt w:val="bullet"/>
+      <w:lvlText w:val=""/>
+      <w:lvlJc w:val="left"/>
+      <w:pPr>
+        <w:ind w:left="960" w:hanging="480"/>
+      </w:pPr>
+      <w:rPr>
+        <w:rFonts w:ascii="Wingdings" w:hAnsi="Wingdings" w:hint="default"/>
+      </w:rPr>
+    </w:lvl>
+    <w:lvl w:ilvl="2" w:tplc="04090005" w:tentative="1">
+      <w:start w:val="1"/>
+      <w:numFmt w:val="bullet"/>
+      <w:lvlText w:val=""/>
+      <w:lvlJc w:val="left"/>
+      <w:pPr>
+        <w:ind w:left="1440" w:hanging="480"/>
+      </w:pPr>
+      <w:rPr>
+        <w:rFonts w:ascii="Wingdings" w:hAnsi="Wingdings" w:hint="default"/>
+      </w:rPr>
+    </w:lvl>
+    <w:lvl w:ilvl="3" w:tplc="04090001" w:tentative="1">
+      <w:start w:val="1"/>
+      <w:numFmt w:val="bullet"/>
+      <w:lvlText w:val=""/>
+      <w:lvlJc w:val="left"/>
+      <w:pPr>
+        <w:ind w:left="1920" w:hanging="480"/>
+      </w:pPr>
+      <w:rPr>
+        <w:rFonts w:ascii="Wingdings" w:hAnsi="Wingdings" w:hint="default"/>
+      </w:rPr>
+    </w:lvl>
+    <w:lvl w:ilvl="4" w:tplc="04090003" w:tentative="1">
+      <w:start w:val="1"/>
+      <w:numFmt w:val="bullet"/>
+      <w:lvlText w:val=""/>
+      <w:lvlJc w:val="left"/>
+      <w:pPr>
+        <w:ind w:left="2400" w:hanging="480"/>
+      </w:pPr>
+      <w:rPr>
+        <w:rFonts w:ascii="Wingdings" w:hAnsi="Wingdings" w:hint="default"/>
+      </w:rPr>
+    </w:lvl>
+    <w:lvl w:ilvl="5" w:tplc="04090005" w:tentative="1">
+      <w:start w:val="1"/>
+      <w:numFmt w:val="bullet"/>
+      <w:lvlText w:val=""/>
+      <w:lvlJc w:val="left"/>
+      <w:pPr>
+        <w:ind w:left="2880" w:hanging="480"/>
+      </w:pPr>
+      <w:rPr>
+        <w:rFonts w:ascii="Wingdings" w:hAnsi="Wingdings" w:hint="default"/>
+      </w:rPr>
+    </w:lvl>
+    <w:lvl w:ilvl="6" w:tplc="04090001" w:tentative="1">
+      <w:start w:val="1"/>
+      <w:numFmt w:val="bullet"/>
+      <w:lvlText w:val=""/>
+      <w:lvlJc w:val="left"/>
+      <w:pPr>
+        <w:ind w:left="3360" w:hanging="480"/>
+      </w:pPr>
+      <w:rPr>
+        <w:rFonts w:ascii="Wingdings" w:hAnsi="Wingdings" w:hint="default"/>
+      </w:rPr>
+    </w:lvl>
+    <w:lvl w:ilvl="7" w:tplc="04090003" w:tentative="1">
+      <w:start w:val="1"/>
+      <w:numFmt w:val="bullet"/>
+      <w:lvlText w:val=""/>
+      <w:lvlJc w:val="left"/>
+      <w:pPr>
+        <w:ind w:left="3840" w:hanging="480"/>
+      </w:pPr>
+      <w:rPr>
+        <w:rFonts w:ascii="Wingdings" w:hAnsi="Wingdings" w:hint="default"/>
+      </w:rPr>
+    </w:lvl>
+    <w:lvl w:ilvl="8" w:tplc="04090005" w:tentative="1">
+      <w:start w:val="1"/>
+      <w:numFmt w:val="bullet"/>
+      <w:lvlText w:val=""/>
+      <w:lvlJc w:val="left"/>
+      <w:pPr>
+        <w:ind w:left="4320" w:hanging="480"/>
+      </w:pPr>
+      <w:rPr>
+        <w:rFonts w:ascii="Wingdings" w:hAnsi="Wingdings" w:hint="default"/>
+      </w:rPr>
+    </w:lvl>
+  </w:abstractNum>
   <w:num w:numId="1" w16cid:durableId="760220319">
+    <w:abstractNumId w:val="2"/>
+    <w:lvlOverride w:ilvl="0">
+      <w:startOverride w:val="1"/>
+    </w:lvlOverride>
+  </w:num>
+  <w:num w:numId="2" w16cid:durableId="75056711">
     <w:abstractNumId w:val="1"/>
     <w:lvlOverride w:ilvl="0">
       <w:startOverride w:val="1"/>
     </w:lvlOverride>
   </w:num>
-  <w:num w:numId="2" w16cid:durableId="75056711">
+  <w:num w:numId="3" w16cid:durableId="1863743985">
+    <w:abstractNumId w:val="4"/>
+  </w:num>
+  <w:num w:numId="4" w16cid:durableId="776371321">
+    <w:abstractNumId w:val="5"/>
+  </w:num>
+  <w:num w:numId="5" w16cid:durableId="1521970007">
+    <w:abstractNumId w:val="3"/>
+  </w:num>
+  <w:num w:numId="6" w16cid:durableId="413861581">
     <w:abstractNumId w:val="0"/>
-    <w:lvlOverride w:ilvl="0">
-      <w:startOverride w:val="1"/>
-    </w:lvlOverride>
   </w:num>
 </w:numbering>
 </file>
 
 <file path=word/styles.xml><?xml version="1.0" encoding="utf-8"?>
-<w:styles xmlns:mc="http://schemas.openxmlformats.org/markup-compatibility/2006" xmlns:r="http://schemas.openxmlformats.org/officeDocument/2006/relationships" xmlns:w="http://schemas.openxmlformats.org/wordprocessingml/2006/main" xmlns:w14="http://schemas.microsoft.com/office/word/2010/wordml" xmlns:w15="http://schemas.microsoft.com/office/word/2012/wordml" xmlns:w16cex="http://schemas.microsoft.com/office/word/2018/wordml/cex" xmlns:w16cid="http://schemas.microsoft.com/office/word/2016/wordml/cid" xmlns:w16="http://schemas.microsoft.com/office/word/2018/wordml" xmlns:w16sdtdh="http://schemas.microsoft.com/office/word/2020/wordml/sdtdatahash" xmlns:w16se="http://schemas.microsoft.com/office/word/2015/wordml/symex" mc:Ignorable="w14 w15 w16se w16cid w16 w16cex w16sdtdh">
+<w:styles xmlns:mc="http://schemas.openxmlformats.org/markup-compatibility/2006" xmlns:r="http://schemas.openxmlformats.org/officeDocument/2006/relationships" xmlns:w="http://schemas.openxmlformats.org/wordprocessingml/2006/main" xmlns:w14="http://schemas.microsoft.com/office/word/2010/wordml" xmlns:w15="http://schemas.microsoft.com/office/word/2012/wordml" xmlns:w16cex="http://schemas.microsoft.com/office/word/2018/wordml/cex" xmlns:w16cid="http://schemas.microsoft.com/office/word/2016/wordml/cid" xmlns:w16="http://schemas.microsoft.com/office/word/2018/wordml" xmlns:w16du="http://schemas.microsoft.com/office/word/2023/wordml/word16du" xmlns:w16sdtdh="http://schemas.microsoft.com/office/word/2020/wordml/sdtdatahash" xmlns:w16sdtfl="http://schemas.microsoft.com/office/word/2024/wordml/sdtformatlock" xmlns:w16se="http://schemas.microsoft.com/office/word/2015/wordml/symex" mc:Ignorable="w14 w15 w16se w16cid w16 w16cex w16sdtdh w16sdtfl w16du">
   <w:docDefaults>
     <w:rPrDefault>
       <w:rPr>
@@ -14107,6 +15586,206 @@
       <w:szCs w:val="22"/>
     </w:rPr>
   </w:style>
+  <w:style w:type="character" w:styleId="af2">
+    <w:name w:val="Unresolved Mention"/>
+    <w:basedOn w:val="a0"/>
+    <w:uiPriority w:val="99"/>
+    <w:semiHidden/>
+    <w:unhideWhenUsed/>
+    <w:rsid w:val="001D5381"/>
+    <w:rPr>
+      <w:color w:val="605E5C"/>
+      <w:shd w:val="clear" w:color="auto" w:fill="E1DFDD"/>
+    </w:rPr>
+  </w:style>
+  <w:style w:type="table" w:styleId="af3">
+    <w:name w:val="Grid Table Light"/>
+    <w:basedOn w:val="a1"/>
+    <w:uiPriority w:val="40"/>
+    <w:rsid w:val="001D5381"/>
+    <w:tblPr>
+      <w:tblBorders>
+        <w:top w:val="single" w:sz="4" w:space="0" w:color="BFBFBF" w:themeColor="background1" w:themeShade="BF"/>
+        <w:left w:val="single" w:sz="4" w:space="0" w:color="BFBFBF" w:themeColor="background1" w:themeShade="BF"/>
+        <w:bottom w:val="single" w:sz="4" w:space="0" w:color="BFBFBF" w:themeColor="background1" w:themeShade="BF"/>
+        <w:right w:val="single" w:sz="4" w:space="0" w:color="BFBFBF" w:themeColor="background1" w:themeShade="BF"/>
+        <w:insideH w:val="single" w:sz="4" w:space="0" w:color="BFBFBF" w:themeColor="background1" w:themeShade="BF"/>
+        <w:insideV w:val="single" w:sz="4" w:space="0" w:color="BFBFBF" w:themeColor="background1" w:themeShade="BF"/>
+      </w:tblBorders>
+    </w:tblPr>
+  </w:style>
+  <w:style w:type="table" w:styleId="50">
+    <w:name w:val="Grid Table 5 Dark"/>
+    <w:basedOn w:val="a1"/>
+    <w:uiPriority w:val="50"/>
+    <w:rsid w:val="001D5381"/>
+    <w:tblPr>
+      <w:tblStyleRowBandSize w:val="1"/>
+      <w:tblStyleColBandSize w:val="1"/>
+      <w:tblBorders>
+        <w:top w:val="single" w:sz="4" w:space="0" w:color="FFFFFF" w:themeColor="background1"/>
+        <w:left w:val="single" w:sz="4" w:space="0" w:color="FFFFFF" w:themeColor="background1"/>
+        <w:bottom w:val="single" w:sz="4" w:space="0" w:color="FFFFFF" w:themeColor="background1"/>
+        <w:right w:val="single" w:sz="4" w:space="0" w:color="FFFFFF" w:themeColor="background1"/>
+        <w:insideH w:val="single" w:sz="4" w:space="0" w:color="FFFFFF" w:themeColor="background1"/>
+        <w:insideV w:val="single" w:sz="4" w:space="0" w:color="FFFFFF" w:themeColor="background1"/>
+      </w:tblBorders>
+    </w:tblPr>
+    <w:tcPr>
+      <w:shd w:val="clear" w:color="auto" w:fill="CCCCCC" w:themeFill="text1" w:themeFillTint="33"/>
+    </w:tcPr>
+    <w:tblStylePr w:type="firstRow">
+      <w:rPr>
+        <w:b/>
+        <w:bCs/>
+        <w:color w:val="FFFFFF" w:themeColor="background1"/>
+      </w:rPr>
+      <w:tblPr/>
+      <w:tcPr>
+        <w:tcBorders>
+          <w:top w:val="single" w:sz="4" w:space="0" w:color="FFFFFF" w:themeColor="background1"/>
+          <w:left w:val="single" w:sz="4" w:space="0" w:color="FFFFFF" w:themeColor="background1"/>
+          <w:right w:val="single" w:sz="4" w:space="0" w:color="FFFFFF" w:themeColor="background1"/>
+          <w:insideH w:val="nil"/>
+          <w:insideV w:val="nil"/>
+        </w:tcBorders>
+        <w:shd w:val="clear" w:color="auto" w:fill="000000" w:themeFill="text1"/>
+      </w:tcPr>
+    </w:tblStylePr>
+    <w:tblStylePr w:type="lastRow">
+      <w:rPr>
+        <w:b/>
+        <w:bCs/>
+        <w:color w:val="FFFFFF" w:themeColor="background1"/>
+      </w:rPr>
+      <w:tblPr/>
+      <w:tcPr>
+        <w:tcBorders>
+          <w:left w:val="single" w:sz="4" w:space="0" w:color="FFFFFF" w:themeColor="background1"/>
+          <w:bottom w:val="single" w:sz="4" w:space="0" w:color="FFFFFF" w:themeColor="background1"/>
+          <w:right w:val="single" w:sz="4" w:space="0" w:color="FFFFFF" w:themeColor="background1"/>
+          <w:insideH w:val="nil"/>
+          <w:insideV w:val="nil"/>
+        </w:tcBorders>
+        <w:shd w:val="clear" w:color="auto" w:fill="000000" w:themeFill="text1"/>
+      </w:tcPr>
+    </w:tblStylePr>
+    <w:tblStylePr w:type="firstCol">
+      <w:rPr>
+        <w:b/>
+        <w:bCs/>
+        <w:color w:val="FFFFFF" w:themeColor="background1"/>
+      </w:rPr>
+      <w:tblPr/>
+      <w:tcPr>
+        <w:tcBorders>
+          <w:top w:val="single" w:sz="4" w:space="0" w:color="FFFFFF" w:themeColor="background1"/>
+          <w:left w:val="single" w:sz="4" w:space="0" w:color="FFFFFF" w:themeColor="background1"/>
+          <w:bottom w:val="single" w:sz="4" w:space="0" w:color="FFFFFF" w:themeColor="background1"/>
+          <w:insideV w:val="nil"/>
+        </w:tcBorders>
+        <w:shd w:val="clear" w:color="auto" w:fill="000000" w:themeFill="text1"/>
+      </w:tcPr>
+    </w:tblStylePr>
+    <w:tblStylePr w:type="lastCol">
+      <w:rPr>
+        <w:b/>
+        <w:bCs/>
+        <w:color w:val="FFFFFF" w:themeColor="background1"/>
+      </w:rPr>
+      <w:tblPr/>
+      <w:tcPr>
+        <w:tcBorders>
+          <w:top w:val="single" w:sz="4" w:space="0" w:color="FFFFFF" w:themeColor="background1"/>
+          <w:bottom w:val="single" w:sz="4" w:space="0" w:color="FFFFFF" w:themeColor="background1"/>
+          <w:right w:val="single" w:sz="4" w:space="0" w:color="FFFFFF" w:themeColor="background1"/>
+          <w:insideV w:val="nil"/>
+        </w:tcBorders>
+        <w:shd w:val="clear" w:color="auto" w:fill="000000" w:themeFill="text1"/>
+      </w:tcPr>
+    </w:tblStylePr>
+    <w:tblStylePr w:type="band1Vert">
+      <w:tblPr/>
+      <w:tcPr>
+        <w:shd w:val="clear" w:color="auto" w:fill="999999" w:themeFill="text1" w:themeFillTint="66"/>
+      </w:tcPr>
+    </w:tblStylePr>
+    <w:tblStylePr w:type="band1Horz">
+      <w:tblPr/>
+      <w:tcPr>
+        <w:shd w:val="clear" w:color="auto" w:fill="999999" w:themeFill="text1" w:themeFillTint="66"/>
+      </w:tcPr>
+    </w:tblStylePr>
+  </w:style>
+  <w:style w:type="table" w:styleId="60">
+    <w:name w:val="Grid Table 6 Colorful"/>
+    <w:basedOn w:val="a1"/>
+    <w:uiPriority w:val="51"/>
+    <w:rsid w:val="001D5381"/>
+    <w:rPr>
+      <w:color w:val="000000" w:themeColor="text1"/>
+    </w:rPr>
+    <w:tblPr>
+      <w:tblStyleRowBandSize w:val="1"/>
+      <w:tblStyleColBandSize w:val="1"/>
+      <w:tblBorders>
+        <w:top w:val="single" w:sz="4" w:space="0" w:color="666666" w:themeColor="text1" w:themeTint="99"/>
+        <w:left w:val="single" w:sz="4" w:space="0" w:color="666666" w:themeColor="text1" w:themeTint="99"/>
+        <w:bottom w:val="single" w:sz="4" w:space="0" w:color="666666" w:themeColor="text1" w:themeTint="99"/>
+        <w:right w:val="single" w:sz="4" w:space="0" w:color="666666" w:themeColor="text1" w:themeTint="99"/>
+        <w:insideH w:val="single" w:sz="4" w:space="0" w:color="666666" w:themeColor="text1" w:themeTint="99"/>
+        <w:insideV w:val="single" w:sz="4" w:space="0" w:color="666666" w:themeColor="text1" w:themeTint="99"/>
+      </w:tblBorders>
+    </w:tblPr>
+    <w:tblStylePr w:type="firstRow">
+      <w:rPr>
+        <w:b/>
+        <w:bCs/>
+      </w:rPr>
+      <w:tblPr/>
+      <w:tcPr>
+        <w:tcBorders>
+          <w:bottom w:val="single" w:sz="12" w:space="0" w:color="666666" w:themeColor="text1" w:themeTint="99"/>
+        </w:tcBorders>
+      </w:tcPr>
+    </w:tblStylePr>
+    <w:tblStylePr w:type="lastRow">
+      <w:rPr>
+        <w:b/>
+        <w:bCs/>
+      </w:rPr>
+      <w:tblPr/>
+      <w:tcPr>
+        <w:tcBorders>
+          <w:top w:val="double" w:sz="4" w:space="0" w:color="666666" w:themeColor="text1" w:themeTint="99"/>
+        </w:tcBorders>
+      </w:tcPr>
+    </w:tblStylePr>
+    <w:tblStylePr w:type="firstCol">
+      <w:rPr>
+        <w:b/>
+        <w:bCs/>
+      </w:rPr>
+    </w:tblStylePr>
+    <w:tblStylePr w:type="lastCol">
+      <w:rPr>
+        <w:b/>
+        <w:bCs/>
+      </w:rPr>
+    </w:tblStylePr>
+    <w:tblStylePr w:type="band1Vert">
+      <w:tblPr/>
+      <w:tcPr>
+        <w:shd w:val="clear" w:color="auto" w:fill="CCCCCC" w:themeFill="text1" w:themeFillTint="33"/>
+      </w:tcPr>
+    </w:tblStylePr>
+    <w:tblStylePr w:type="band1Horz">
+      <w:tblPr/>
+      <w:tcPr>
+        <w:shd w:val="clear" w:color="auto" w:fill="CCCCCC" w:themeFill="text1" w:themeFillTint="33"/>
+      </w:tcPr>
+    </w:tblStylePr>
+  </w:style>
 </w:styles>
 </file>
 

--- a/Group 4 Final Project Part I.docx
+++ b/Group 4 Final Project Part I.docx
@@ -12949,15 +12949,7 @@
         <w:t>單向密碼雜湊</w:t>
       </w:r>
       <w:r>
-        <w:t>加密保護，與 Member 為一對一關係。</w:t>
-      </w:r>
-      <w:proofErr w:type="spellStart"/>
-      <w:r>
-        <w:t>mId</w:t>
-      </w:r>
-      <w:proofErr w:type="spellEnd"/>
-      <w:r>
-        <w:t xml:space="preserve"> 同時作為主鍵</w:t>
+        <w:t>加密保護，與 Member 為一對一關係。mId 同時作為主鍵</w:t>
       </w:r>
       <w:proofErr w:type="gramStart"/>
       <w:r>
@@ -12973,1163 +12965,6 @@
         </w:rPr>
         <w:t>。</w:t>
       </w:r>
-    </w:p>
-    <w:p>
-      <w:pPr>
-        <w:spacing w:before="180" w:after="80"/>
-        <w:rPr>
-          <w:b/>
-          <w:bCs/>
-          <w:color w:val="1F3A6B"/>
-          <w:sz w:val="25"/>
-          <w:szCs w:val="25"/>
-        </w:rPr>
-      </w:pPr>
-      <w:r>
-        <w:rPr>
-          <w:rFonts w:hint="eastAsia"/>
-          <w:b/>
-          <w:bCs/>
-          <w:color w:val="1F3A6B"/>
-          <w:sz w:val="25"/>
-          <w:szCs w:val="25"/>
-        </w:rPr>
-        <w:t>加密方式:</w:t>
-      </w:r>
-    </w:p>
-    <w:p>
-      <w:pPr>
-        <w:spacing w:before="180" w:after="80"/>
-        <w:rPr>
-          <w:b/>
-          <w:bCs/>
-          <w:color w:val="1F3A6B"/>
-          <w:sz w:val="25"/>
-          <w:szCs w:val="25"/>
-        </w:rPr>
-      </w:pPr>
-      <w:proofErr w:type="spellStart"/>
-      <w:r>
-        <w:rPr>
-          <w:b/>
-          <w:bCs/>
-          <w:color w:val="1F3A6B"/>
-          <w:sz w:val="25"/>
-          <w:szCs w:val="25"/>
-        </w:rPr>
-        <w:t>Bcrypt</w:t>
-      </w:r>
-      <w:proofErr w:type="spellEnd"/>
-      <w:r>
-        <w:rPr>
-          <w:rFonts w:hint="eastAsia"/>
-          <w:b/>
-          <w:bCs/>
-          <w:color w:val="1F3A6B"/>
-          <w:sz w:val="25"/>
-          <w:szCs w:val="25"/>
-        </w:rPr>
-        <w:t xml:space="preserve"> VS SHA-256</w:t>
-      </w:r>
-    </w:p>
-    <w:p>
-      <w:pPr>
-        <w:spacing w:before="60" w:after="60"/>
-      </w:pPr>
-      <w:r>
-        <w:t>SHA-256 是一般用途的雜湊函數，設計目標是</w:t>
-      </w:r>
-      <w:r>
-        <w:rPr>
-          <w:b/>
-          <w:bCs/>
-        </w:rPr>
-        <w:t>速度快</w:t>
-      </w:r>
-      <w:r>
-        <w:rPr>
-          <w:rFonts w:hint="eastAsia"/>
-        </w:rPr>
-        <w:t>，但</w:t>
-      </w:r>
-      <w:r>
-        <w:t>這在密碼儲存上反而是致命缺點</w:t>
-      </w:r>
-      <w:r>
-        <w:rPr>
-          <w:rFonts w:hint="eastAsia"/>
-        </w:rPr>
-        <w:t>:</w:t>
-      </w:r>
-    </w:p>
-    <w:p>
-      <w:pPr>
-        <w:pStyle w:val="a4"/>
-        <w:numPr>
-          <w:ilvl w:val="0"/>
-          <w:numId w:val="3"/>
-        </w:numPr>
-        <w:spacing w:before="60" w:after="60"/>
-      </w:pPr>
-      <w:r>
-        <w:rPr>
-          <w:rFonts w:hint="eastAsia"/>
-        </w:rPr>
-        <w:t>現代GPU目前每秒可計算數十億次SHA-256</w:t>
-      </w:r>
-    </w:p>
-    <w:p>
-      <w:pPr>
-        <w:pStyle w:val="a4"/>
-        <w:numPr>
-          <w:ilvl w:val="0"/>
-          <w:numId w:val="3"/>
-        </w:numPr>
-        <w:spacing w:before="60" w:after="60"/>
-      </w:pPr>
-      <w:r>
-        <w:rPr>
-          <w:rFonts w:hint="eastAsia"/>
-        </w:rPr>
-        <w:t>如果攻擊者拿到雜湊值，能夠暴力破解或利用彩虹表</w:t>
-      </w:r>
-      <w:r>
-        <w:t>(</w:t>
-      </w:r>
-      <w:r>
-        <w:t>Rainbow table</w:t>
-      </w:r>
-      <w:r>
-        <w:rPr>
-          <w:rFonts w:hint="eastAsia"/>
-        </w:rPr>
-        <w:t>，</w:t>
-      </w:r>
-      <w:r>
-        <w:t>用於攻擊密碼雜湊</w:t>
-      </w:r>
-      <w:proofErr w:type="gramStart"/>
-      <w:r>
-        <w:t>函式的預計</w:t>
-      </w:r>
-      <w:proofErr w:type="gramEnd"/>
-      <w:r>
-        <w:t>算表，用於在有限的時間內破解儲存的密碼雜湊值</w:t>
-      </w:r>
-      <w:r>
-        <w:rPr>
-          <w:rFonts w:hint="eastAsia"/>
-        </w:rPr>
-        <w:t>)</w:t>
-      </w:r>
-    </w:p>
-    <w:p>
-      <w:pPr>
-        <w:pStyle w:val="a4"/>
-        <w:numPr>
-          <w:ilvl w:val="0"/>
-          <w:numId w:val="3"/>
-        </w:numPr>
-        <w:spacing w:before="60" w:after="60"/>
-      </w:pPr>
-      <w:r>
-        <w:t>加鹽（Salt）也只是稍微延緩，</w:t>
-      </w:r>
-      <w:proofErr w:type="spellStart"/>
-      <w:r>
-        <w:rPr>
-          <w:rFonts w:hint="eastAsia"/>
-        </w:rPr>
-        <w:t>rootcause</w:t>
-      </w:r>
-      <w:proofErr w:type="spellEnd"/>
-      <w:r>
-        <w:rPr>
-          <w:rFonts w:hint="eastAsia"/>
-        </w:rPr>
-        <w:t>仍是</w:t>
-      </w:r>
-      <w:r>
-        <w:t>速度太快</w:t>
-      </w:r>
-    </w:p>
-    <w:p>
-      <w:pPr>
-        <w:spacing w:before="60" w:after="60"/>
-        <w:rPr>
-          <w:b/>
-          <w:bCs/>
-        </w:rPr>
-      </w:pPr>
-      <w:proofErr w:type="spellStart"/>
-      <w:r>
-        <w:rPr>
-          <w:b/>
-          <w:bCs/>
-        </w:rPr>
-        <w:t>Bcrypt</w:t>
-      </w:r>
-      <w:proofErr w:type="spellEnd"/>
-      <w:r>
-        <w:rPr>
-          <w:b/>
-          <w:bCs/>
-        </w:rPr>
-        <w:t xml:space="preserve"> 如何實現</w:t>
-      </w:r>
-      <w:r>
-        <w:rPr>
-          <w:rFonts w:hint="eastAsia"/>
-          <w:b/>
-          <w:bCs/>
-        </w:rPr>
-        <w:t>:</w:t>
-      </w:r>
-    </w:p>
-    <w:p>
-      <w:pPr>
-        <w:spacing w:before="60" w:after="60"/>
-        <w:rPr>
-          <w:b/>
-          <w:bCs/>
-        </w:rPr>
-      </w:pPr>
-      <w:proofErr w:type="spellStart"/>
-      <w:r>
-        <w:t>Bcrypt</w:t>
-      </w:r>
-      <w:proofErr w:type="spellEnd"/>
-      <w:r>
-        <w:t xml:space="preserve"> 是專門為密碼設計的</w:t>
-      </w:r>
-      <w:r>
-        <w:rPr>
-          <w:b/>
-          <w:bCs/>
-        </w:rPr>
-        <w:t>慢雜湊演算法</w:t>
-      </w:r>
-      <w:r>
-        <w:rPr>
-          <w:rFonts w:hint="eastAsia"/>
-          <w:b/>
-          <w:bCs/>
-        </w:rPr>
-        <w:t>:</w:t>
-      </w:r>
-    </w:p>
-    <w:p>
-      <w:pPr>
-        <w:pStyle w:val="a4"/>
-        <w:numPr>
-          <w:ilvl w:val="0"/>
-          <w:numId w:val="4"/>
-        </w:numPr>
-        <w:spacing w:before="60" w:after="60"/>
-      </w:pPr>
-      <w:r>
-        <w:rPr>
-          <w:b/>
-          <w:bCs/>
-        </w:rPr>
-        <w:t>Cost Factor（工作因子）</w:t>
-      </w:r>
-      <w:r>
-        <w:t>：</w:t>
-      </w:r>
-      <w:r>
-        <w:rPr>
-          <w:rFonts w:hint="eastAsia"/>
-        </w:rPr>
-        <w:t>用以</w:t>
-      </w:r>
-      <w:r>
-        <w:t>調整計算複雜度，數字越大越慢。建議值是 12，代表要計算 2^12 = 4096 次。</w:t>
-      </w:r>
-      <w:r>
-        <w:rPr>
-          <w:rFonts w:hint="eastAsia"/>
-        </w:rPr>
-        <w:t>如</w:t>
-      </w:r>
-      <w:r>
-        <w:t>未來電腦更快，只要</w:t>
-      </w:r>
-      <w:r>
-        <w:rPr>
-          <w:b/>
-          <w:bCs/>
-        </w:rPr>
-        <w:t>調高</w:t>
-      </w:r>
-      <w:r>
-        <w:t>這個數字就能</w:t>
-      </w:r>
-      <w:r>
-        <w:rPr>
-          <w:b/>
-          <w:bCs/>
-        </w:rPr>
-        <w:t>維持安全性</w:t>
-      </w:r>
-      <w:r>
-        <w:t xml:space="preserve">。 </w:t>
-      </w:r>
-    </w:p>
-    <w:p>
-      <w:pPr>
-        <w:pStyle w:val="a4"/>
-        <w:numPr>
-          <w:ilvl w:val="0"/>
-          <w:numId w:val="4"/>
-        </w:numPr>
-        <w:spacing w:before="60" w:after="60"/>
-      </w:pPr>
-      <w:r>
-        <w:rPr>
-          <w:b/>
-          <w:bCs/>
-        </w:rPr>
-        <w:t>自動加鹽（Auto Salt）</w:t>
-      </w:r>
-      <w:r>
-        <w:t>：每次雜湊時產生隨機 Salt 並嵌入結果中，</w:t>
-      </w:r>
-      <w:r>
-        <w:rPr>
-          <w:rFonts w:hint="eastAsia"/>
-        </w:rPr>
-        <w:t>即使</w:t>
-      </w:r>
-      <w:r>
-        <w:t>兩個人密碼一樣，雜湊值也</w:t>
-      </w:r>
-      <w:r>
-        <w:rPr>
-          <w:rFonts w:hint="eastAsia"/>
-        </w:rPr>
-        <w:t>會</w:t>
-      </w:r>
-      <w:r>
-        <w:t xml:space="preserve">不同，防止彩虹表攻擊。 </w:t>
-      </w:r>
-    </w:p>
-    <w:p>
-      <w:pPr>
-        <w:pStyle w:val="a4"/>
-        <w:numPr>
-          <w:ilvl w:val="0"/>
-          <w:numId w:val="4"/>
-        </w:numPr>
-        <w:spacing w:before="60" w:after="60"/>
-      </w:pPr>
-      <w:r>
-        <w:rPr>
-          <w:b/>
-          <w:bCs/>
-        </w:rPr>
-        <w:t>單向性</w:t>
-      </w:r>
-      <w:r>
-        <w:t>：無法從</w:t>
-      </w:r>
-      <w:proofErr w:type="gramStart"/>
-      <w:r>
-        <w:t>雜湊值反推</w:t>
-      </w:r>
-      <w:proofErr w:type="gramEnd"/>
-      <w:r>
-        <w:t>原始密碼，驗證時</w:t>
-      </w:r>
-      <w:r>
-        <w:rPr>
-          <w:rFonts w:hint="eastAsia"/>
-        </w:rPr>
-        <w:t>會</w:t>
-      </w:r>
-      <w:r>
-        <w:t>把輸入的密碼重新算一次，比對結果是否相同。</w:t>
-      </w:r>
-    </w:p>
-    <w:p>
-      <w:pPr>
-        <w:pStyle w:val="a4"/>
-        <w:numPr>
-          <w:ilvl w:val="0"/>
-          <w:numId w:val="4"/>
-        </w:numPr>
-        <w:spacing w:before="60" w:after="60"/>
-      </w:pPr>
-      <w:r>
-        <w:rPr>
-          <w:rFonts w:hint="eastAsia"/>
-          <w:b/>
-          <w:bCs/>
-        </w:rPr>
-        <w:t>輸出格式</w:t>
-      </w:r>
-      <w:r>
-        <w:rPr>
-          <w:rFonts w:hint="eastAsia"/>
-        </w:rPr>
-        <w:t>:</w:t>
-      </w:r>
-      <w:r>
-        <w:t xml:space="preserve"> </w:t>
-      </w:r>
-      <w:r>
-        <w:t>$2b$12$</w:t>
-      </w:r>
-      <w:r>
-        <w:rPr>
-          <w:rFonts w:hint="eastAsia"/>
-        </w:rPr>
-        <w:t>(</w:t>
-      </w:r>
-      <w:r>
-        <w:t>隨機Salt</w:t>
-      </w:r>
-      <w:r>
-        <w:rPr>
-          <w:rFonts w:hint="eastAsia"/>
-        </w:rPr>
-        <w:t>，</w:t>
-      </w:r>
-      <w:r>
-        <w:t>22字元)</w:t>
-      </w:r>
-      <w:r>
-        <w:rPr>
-          <w:rFonts w:hint="eastAsia"/>
-        </w:rPr>
-        <w:t>(</w:t>
-      </w:r>
-      <w:r>
-        <w:t>雜湊結果</w:t>
-      </w:r>
-      <w:r>
-        <w:rPr>
-          <w:rFonts w:hint="eastAsia"/>
-        </w:rPr>
-        <w:t>，</w:t>
-      </w:r>
-      <w:r>
-        <w:t>31字元)</w:t>
-      </w:r>
-    </w:p>
-    <w:tbl>
-      <w:tblPr>
-        <w:tblStyle w:val="60"/>
-        <w:tblW w:w="0" w:type="auto"/>
-        <w:tblLook w:val="04A0" w:firstRow="1" w:lastRow="0" w:firstColumn="1" w:lastColumn="0" w:noHBand="0" w:noVBand="1"/>
-      </w:tblPr>
-      <w:tblGrid>
-        <w:gridCol w:w="3245"/>
-        <w:gridCol w:w="3245"/>
-        <w:gridCol w:w="3246"/>
-      </w:tblGrid>
-      <w:tr>
-        <w:trPr>
-          <w:cnfStyle w:val="100000000000" w:firstRow="1" w:lastRow="0" w:firstColumn="0" w:lastColumn="0" w:oddVBand="0" w:evenVBand="0" w:oddHBand="0" w:evenHBand="0" w:firstRowFirstColumn="0" w:firstRowLastColumn="0" w:lastRowFirstColumn="0" w:lastRowLastColumn="0"/>
-        </w:trPr>
-        <w:tc>
-          <w:tcPr>
-            <w:cnfStyle w:val="001000000000" w:firstRow="0" w:lastRow="0" w:firstColumn="1" w:lastColumn="0" w:oddVBand="0" w:evenVBand="0" w:oddHBand="0" w:evenHBand="0" w:firstRowFirstColumn="0" w:firstRowLastColumn="0" w:lastRowFirstColumn="0" w:lastRowLastColumn="0"/>
-            <w:tcW w:w="3245" w:type="dxa"/>
-          </w:tcPr>
-          <w:p>
-            <w:pPr>
-              <w:pStyle w:val="a4"/>
-              <w:spacing w:before="60" w:after="60"/>
-              <w:jc w:val="center"/>
-              <w:rPr>
-                <w:rFonts w:hint="eastAsia"/>
-              </w:rPr>
-            </w:pPr>
-          </w:p>
-        </w:tc>
-        <w:tc>
-          <w:tcPr>
-            <w:tcW w:w="3245" w:type="dxa"/>
-          </w:tcPr>
-          <w:p>
-            <w:pPr>
-              <w:pStyle w:val="a4"/>
-              <w:spacing w:before="60" w:after="60"/>
-              <w:jc w:val="center"/>
-              <w:cnfStyle w:val="100000000000" w:firstRow="1" w:lastRow="0" w:firstColumn="0" w:lastColumn="0" w:oddVBand="0" w:evenVBand="0" w:oddHBand="0" w:evenHBand="0" w:firstRowFirstColumn="0" w:firstRowLastColumn="0" w:lastRowFirstColumn="0" w:lastRowLastColumn="0"/>
-              <w:rPr>
-                <w:rFonts w:hint="eastAsia"/>
-              </w:rPr>
-            </w:pPr>
-            <w:r>
-              <w:t>SHA-256</w:t>
-            </w:r>
-          </w:p>
-        </w:tc>
-        <w:tc>
-          <w:tcPr>
-            <w:tcW w:w="3246" w:type="dxa"/>
-          </w:tcPr>
-          <w:p>
-            <w:pPr>
-              <w:pStyle w:val="a4"/>
-              <w:spacing w:before="60" w:after="60"/>
-              <w:jc w:val="center"/>
-              <w:cnfStyle w:val="100000000000" w:firstRow="1" w:lastRow="0" w:firstColumn="0" w:lastColumn="0" w:oddVBand="0" w:evenVBand="0" w:oddHBand="0" w:evenHBand="0" w:firstRowFirstColumn="0" w:firstRowLastColumn="0" w:lastRowFirstColumn="0" w:lastRowLastColumn="0"/>
-              <w:rPr>
-                <w:rFonts w:hint="eastAsia"/>
-              </w:rPr>
-            </w:pPr>
-            <w:proofErr w:type="spellStart"/>
-            <w:r>
-              <w:t>Bcrypt</w:t>
-            </w:r>
-            <w:proofErr w:type="spellEnd"/>
-          </w:p>
-        </w:tc>
-      </w:tr>
-      <w:tr>
-        <w:trPr>
-          <w:cnfStyle w:val="000000100000" w:firstRow="0" w:lastRow="0" w:firstColumn="0" w:lastColumn="0" w:oddVBand="0" w:evenVBand="0" w:oddHBand="1" w:evenHBand="0" w:firstRowFirstColumn="0" w:firstRowLastColumn="0" w:lastRowFirstColumn="0" w:lastRowLastColumn="0"/>
-        </w:trPr>
-        <w:tc>
-          <w:tcPr>
-            <w:cnfStyle w:val="001000000000" w:firstRow="0" w:lastRow="0" w:firstColumn="1" w:lastColumn="0" w:oddVBand="0" w:evenVBand="0" w:oddHBand="0" w:evenHBand="0" w:firstRowFirstColumn="0" w:firstRowLastColumn="0" w:lastRowFirstColumn="0" w:lastRowLastColumn="0"/>
-            <w:tcW w:w="3245" w:type="dxa"/>
-          </w:tcPr>
-          <w:p>
-            <w:pPr>
-              <w:pStyle w:val="a4"/>
-              <w:spacing w:before="60" w:after="60"/>
-              <w:jc w:val="center"/>
-              <w:rPr>
-                <w:rFonts w:hint="eastAsia"/>
-              </w:rPr>
-            </w:pPr>
-            <w:r>
-              <w:t>速度</w:t>
-            </w:r>
-          </w:p>
-        </w:tc>
-        <w:tc>
-          <w:tcPr>
-            <w:tcW w:w="3245" w:type="dxa"/>
-          </w:tcPr>
-          <w:p>
-            <w:pPr>
-              <w:pStyle w:val="a4"/>
-              <w:spacing w:before="60" w:after="60"/>
-              <w:jc w:val="center"/>
-              <w:cnfStyle w:val="000000100000" w:firstRow="0" w:lastRow="0" w:firstColumn="0" w:lastColumn="0" w:oddVBand="0" w:evenVBand="0" w:oddHBand="1" w:evenHBand="0" w:firstRowFirstColumn="0" w:firstRowLastColumn="0" w:lastRowFirstColumn="0" w:lastRowLastColumn="0"/>
-              <w:rPr>
-                <w:rFonts w:hint="eastAsia"/>
-              </w:rPr>
-            </w:pPr>
-            <w:r>
-              <w:rPr>
-                <w:rFonts w:hint="eastAsia"/>
-              </w:rPr>
-              <w:t>極快</w:t>
-            </w:r>
-          </w:p>
-        </w:tc>
-        <w:tc>
-          <w:tcPr>
-            <w:tcW w:w="3246" w:type="dxa"/>
-          </w:tcPr>
-          <w:p>
-            <w:pPr>
-              <w:pStyle w:val="a4"/>
-              <w:spacing w:before="60" w:after="60"/>
-              <w:jc w:val="center"/>
-              <w:cnfStyle w:val="000000100000" w:firstRow="0" w:lastRow="0" w:firstColumn="0" w:lastColumn="0" w:oddVBand="0" w:evenVBand="0" w:oddHBand="1" w:evenHBand="0" w:firstRowFirstColumn="0" w:firstRowLastColumn="0" w:lastRowFirstColumn="0" w:lastRowLastColumn="0"/>
-              <w:rPr>
-                <w:rFonts w:hint="eastAsia"/>
-              </w:rPr>
-            </w:pPr>
-            <w:r>
-              <w:t>故意</w:t>
-            </w:r>
-            <w:proofErr w:type="gramStart"/>
-            <w:r>
-              <w:t>設計成慢</w:t>
-            </w:r>
-            <w:proofErr w:type="gramEnd"/>
-          </w:p>
-        </w:tc>
-      </w:tr>
-      <w:tr>
-        <w:tc>
-          <w:tcPr>
-            <w:cnfStyle w:val="001000000000" w:firstRow="0" w:lastRow="0" w:firstColumn="1" w:lastColumn="0" w:oddVBand="0" w:evenVBand="0" w:oddHBand="0" w:evenHBand="0" w:firstRowFirstColumn="0" w:firstRowLastColumn="0" w:lastRowFirstColumn="0" w:lastRowLastColumn="0"/>
-            <w:tcW w:w="3245" w:type="dxa"/>
-          </w:tcPr>
-          <w:p>
-            <w:pPr>
-              <w:pStyle w:val="a4"/>
-              <w:spacing w:before="60" w:after="60"/>
-              <w:jc w:val="center"/>
-              <w:rPr>
-                <w:rFonts w:hint="eastAsia"/>
-              </w:rPr>
-            </w:pPr>
-            <w:r>
-              <w:t>加鹽</w:t>
-            </w:r>
-          </w:p>
-        </w:tc>
-        <w:tc>
-          <w:tcPr>
-            <w:tcW w:w="3245" w:type="dxa"/>
-          </w:tcPr>
-          <w:p>
-            <w:pPr>
-              <w:pStyle w:val="a4"/>
-              <w:spacing w:before="60" w:after="60"/>
-              <w:jc w:val="center"/>
-              <w:cnfStyle w:val="000000000000" w:firstRow="0" w:lastRow="0" w:firstColumn="0" w:lastColumn="0" w:oddVBand="0" w:evenVBand="0" w:oddHBand="0" w:evenHBand="0" w:firstRowFirstColumn="0" w:firstRowLastColumn="0" w:lastRowFirstColumn="0" w:lastRowLastColumn="0"/>
-              <w:rPr>
-                <w:rFonts w:hint="eastAsia"/>
-              </w:rPr>
-            </w:pPr>
-            <w:r>
-              <w:t>需要自己實作</w:t>
-            </w:r>
-          </w:p>
-        </w:tc>
-        <w:tc>
-          <w:tcPr>
-            <w:tcW w:w="3246" w:type="dxa"/>
-          </w:tcPr>
-          <w:p>
-            <w:pPr>
-              <w:pStyle w:val="a4"/>
-              <w:spacing w:before="60" w:after="60"/>
-              <w:jc w:val="center"/>
-              <w:cnfStyle w:val="000000000000" w:firstRow="0" w:lastRow="0" w:firstColumn="0" w:lastColumn="0" w:oddVBand="0" w:evenVBand="0" w:oddHBand="0" w:evenHBand="0" w:firstRowFirstColumn="0" w:firstRowLastColumn="0" w:lastRowFirstColumn="0" w:lastRowLastColumn="0"/>
-              <w:rPr>
-                <w:rFonts w:hint="eastAsia"/>
-              </w:rPr>
-            </w:pPr>
-            <w:r>
-              <w:t>自動內建</w:t>
-            </w:r>
-          </w:p>
-        </w:tc>
-      </w:tr>
-      <w:tr>
-        <w:trPr>
-          <w:cnfStyle w:val="000000100000" w:firstRow="0" w:lastRow="0" w:firstColumn="0" w:lastColumn="0" w:oddVBand="0" w:evenVBand="0" w:oddHBand="1" w:evenHBand="0" w:firstRowFirstColumn="0" w:firstRowLastColumn="0" w:lastRowFirstColumn="0" w:lastRowLastColumn="0"/>
-        </w:trPr>
-        <w:tc>
-          <w:tcPr>
-            <w:cnfStyle w:val="001000000000" w:firstRow="0" w:lastRow="0" w:firstColumn="1" w:lastColumn="0" w:oddVBand="0" w:evenVBand="0" w:oddHBand="0" w:evenHBand="0" w:firstRowFirstColumn="0" w:firstRowLastColumn="0" w:lastRowFirstColumn="0" w:lastRowLastColumn="0"/>
-            <w:tcW w:w="3245" w:type="dxa"/>
-          </w:tcPr>
-          <w:p>
-            <w:pPr>
-              <w:pStyle w:val="a4"/>
-              <w:spacing w:before="60" w:after="60"/>
-              <w:jc w:val="center"/>
-              <w:rPr>
-                <w:rFonts w:hint="eastAsia"/>
-              </w:rPr>
-            </w:pPr>
-            <w:r>
-              <w:t>抵抗暴力破解</w:t>
-            </w:r>
-          </w:p>
-        </w:tc>
-        <w:tc>
-          <w:tcPr>
-            <w:tcW w:w="3245" w:type="dxa"/>
-          </w:tcPr>
-          <w:p>
-            <w:pPr>
-              <w:pStyle w:val="a4"/>
-              <w:spacing w:before="60" w:after="60"/>
-              <w:jc w:val="center"/>
-              <w:cnfStyle w:val="000000100000" w:firstRow="0" w:lastRow="0" w:firstColumn="0" w:lastColumn="0" w:oddVBand="0" w:evenVBand="0" w:oddHBand="1" w:evenHBand="0" w:firstRowFirstColumn="0" w:firstRowLastColumn="0" w:lastRowFirstColumn="0" w:lastRowLastColumn="0"/>
-              <w:rPr>
-                <w:rFonts w:hint="eastAsia"/>
-              </w:rPr>
-            </w:pPr>
-            <w:r>
-              <w:rPr>
-                <w:rFonts w:hint="eastAsia"/>
-              </w:rPr>
-              <w:t>差</w:t>
-            </w:r>
-          </w:p>
-        </w:tc>
-        <w:tc>
-          <w:tcPr>
-            <w:tcW w:w="3246" w:type="dxa"/>
-          </w:tcPr>
-          <w:p>
-            <w:pPr>
-              <w:pStyle w:val="a4"/>
-              <w:spacing w:before="60" w:after="60"/>
-              <w:jc w:val="center"/>
-              <w:cnfStyle w:val="000000100000" w:firstRow="0" w:lastRow="0" w:firstColumn="0" w:lastColumn="0" w:oddVBand="0" w:evenVBand="0" w:oddHBand="1" w:evenHBand="0" w:firstRowFirstColumn="0" w:firstRowLastColumn="0" w:lastRowFirstColumn="0" w:lastRowLastColumn="0"/>
-              <w:rPr>
-                <w:rFonts w:hint="eastAsia"/>
-              </w:rPr>
-            </w:pPr>
-            <w:r>
-              <w:rPr>
-                <w:rFonts w:hint="eastAsia"/>
-              </w:rPr>
-              <w:t>好</w:t>
-            </w:r>
-          </w:p>
-        </w:tc>
-      </w:tr>
-      <w:tr>
-        <w:tc>
-          <w:tcPr>
-            <w:cnfStyle w:val="001000000000" w:firstRow="0" w:lastRow="0" w:firstColumn="1" w:lastColumn="0" w:oddVBand="0" w:evenVBand="0" w:oddHBand="0" w:evenHBand="0" w:firstRowFirstColumn="0" w:firstRowLastColumn="0" w:lastRowFirstColumn="0" w:lastRowLastColumn="0"/>
-            <w:tcW w:w="3245" w:type="dxa"/>
-          </w:tcPr>
-          <w:p>
-            <w:pPr>
-              <w:pStyle w:val="a4"/>
-              <w:spacing w:before="60" w:after="60"/>
-              <w:jc w:val="center"/>
-              <w:rPr>
-                <w:rFonts w:hint="eastAsia"/>
-              </w:rPr>
-            </w:pPr>
-            <w:r>
-              <w:t>適合密碼儲存</w:t>
-            </w:r>
-          </w:p>
-        </w:tc>
-        <w:tc>
-          <w:tcPr>
-            <w:tcW w:w="3245" w:type="dxa"/>
-          </w:tcPr>
-          <w:p>
-            <w:pPr>
-              <w:pStyle w:val="a4"/>
-              <w:spacing w:before="60" w:after="60"/>
-              <w:jc w:val="center"/>
-              <w:cnfStyle w:val="000000000000" w:firstRow="0" w:lastRow="0" w:firstColumn="0" w:lastColumn="0" w:oddVBand="0" w:evenVBand="0" w:oddHBand="0" w:evenHBand="0" w:firstRowFirstColumn="0" w:firstRowLastColumn="0" w:lastRowFirstColumn="0" w:lastRowLastColumn="0"/>
-              <w:rPr>
-                <w:rFonts w:hint="eastAsia"/>
-              </w:rPr>
-            </w:pPr>
-            <w:r>
-              <w:rPr>
-                <w:rFonts w:hint="eastAsia"/>
-              </w:rPr>
-              <w:t>N</w:t>
-            </w:r>
-          </w:p>
-        </w:tc>
-        <w:tc>
-          <w:tcPr>
-            <w:tcW w:w="3246" w:type="dxa"/>
-          </w:tcPr>
-          <w:p>
-            <w:pPr>
-              <w:pStyle w:val="a4"/>
-              <w:spacing w:before="60" w:after="60"/>
-              <w:jc w:val="center"/>
-              <w:cnfStyle w:val="000000000000" w:firstRow="0" w:lastRow="0" w:firstColumn="0" w:lastColumn="0" w:oddVBand="0" w:evenVBand="0" w:oddHBand="0" w:evenHBand="0" w:firstRowFirstColumn="0" w:firstRowLastColumn="0" w:lastRowFirstColumn="0" w:lastRowLastColumn="0"/>
-              <w:rPr>
-                <w:rFonts w:hint="eastAsia"/>
-              </w:rPr>
-            </w:pPr>
-            <w:r>
-              <w:rPr>
-                <w:rFonts w:hint="eastAsia"/>
-              </w:rPr>
-              <w:t>Y</w:t>
-            </w:r>
-          </w:p>
-        </w:tc>
-      </w:tr>
-      <w:tr>
-        <w:trPr>
-          <w:cnfStyle w:val="000000100000" w:firstRow="0" w:lastRow="0" w:firstColumn="0" w:lastColumn="0" w:oddVBand="0" w:evenVBand="0" w:oddHBand="1" w:evenHBand="0" w:firstRowFirstColumn="0" w:firstRowLastColumn="0" w:lastRowFirstColumn="0" w:lastRowLastColumn="0"/>
-        </w:trPr>
-        <w:tc>
-          <w:tcPr>
-            <w:cnfStyle w:val="001000000000" w:firstRow="0" w:lastRow="0" w:firstColumn="1" w:lastColumn="0" w:oddVBand="0" w:evenVBand="0" w:oddHBand="0" w:evenHBand="0" w:firstRowFirstColumn="0" w:firstRowLastColumn="0" w:lastRowFirstColumn="0" w:lastRowLastColumn="0"/>
-            <w:tcW w:w="3245" w:type="dxa"/>
-          </w:tcPr>
-          <w:p>
-            <w:pPr>
-              <w:pStyle w:val="a4"/>
-              <w:spacing w:before="60" w:after="60"/>
-              <w:jc w:val="center"/>
-              <w:rPr>
-                <w:rFonts w:hint="eastAsia"/>
-              </w:rPr>
-            </w:pPr>
-            <w:r>
-              <w:t>適合檔案完整性驗證</w:t>
-            </w:r>
-          </w:p>
-        </w:tc>
-        <w:tc>
-          <w:tcPr>
-            <w:tcW w:w="3245" w:type="dxa"/>
-          </w:tcPr>
-          <w:p>
-            <w:pPr>
-              <w:pStyle w:val="a4"/>
-              <w:spacing w:before="60" w:after="60"/>
-              <w:jc w:val="center"/>
-              <w:cnfStyle w:val="000000100000" w:firstRow="0" w:lastRow="0" w:firstColumn="0" w:lastColumn="0" w:oddVBand="0" w:evenVBand="0" w:oddHBand="1" w:evenHBand="0" w:firstRowFirstColumn="0" w:firstRowLastColumn="0" w:lastRowFirstColumn="0" w:lastRowLastColumn="0"/>
-              <w:rPr>
-                <w:rFonts w:hint="eastAsia"/>
-              </w:rPr>
-            </w:pPr>
-            <w:r>
-              <w:rPr>
-                <w:rFonts w:hint="eastAsia"/>
-              </w:rPr>
-              <w:t>Y</w:t>
-            </w:r>
-          </w:p>
-        </w:tc>
-        <w:tc>
-          <w:tcPr>
-            <w:tcW w:w="3246" w:type="dxa"/>
-          </w:tcPr>
-          <w:p>
-            <w:pPr>
-              <w:pStyle w:val="a4"/>
-              <w:spacing w:before="60" w:after="60"/>
-              <w:jc w:val="center"/>
-              <w:cnfStyle w:val="000000100000" w:firstRow="0" w:lastRow="0" w:firstColumn="0" w:lastColumn="0" w:oddVBand="0" w:evenVBand="0" w:oddHBand="1" w:evenHBand="0" w:firstRowFirstColumn="0" w:firstRowLastColumn="0" w:lastRowFirstColumn="0" w:lastRowLastColumn="0"/>
-              <w:rPr>
-                <w:rFonts w:hint="eastAsia"/>
-              </w:rPr>
-            </w:pPr>
-            <w:r>
-              <w:rPr>
-                <w:rFonts w:hint="eastAsia"/>
-              </w:rPr>
-              <w:t>N</w:t>
-            </w:r>
-          </w:p>
-        </w:tc>
-      </w:tr>
-      <w:tr>
-        <w:tc>
-          <w:tcPr>
-            <w:cnfStyle w:val="001000000000" w:firstRow="0" w:lastRow="0" w:firstColumn="1" w:lastColumn="0" w:oddVBand="0" w:evenVBand="0" w:oddHBand="0" w:evenHBand="0" w:firstRowFirstColumn="0" w:firstRowLastColumn="0" w:lastRowFirstColumn="0" w:lastRowLastColumn="0"/>
-            <w:tcW w:w="3245" w:type="dxa"/>
-          </w:tcPr>
-          <w:p>
-            <w:pPr>
-              <w:pStyle w:val="a4"/>
-              <w:spacing w:before="60" w:after="60"/>
-              <w:jc w:val="center"/>
-              <w:rPr>
-                <w:rFonts w:hint="eastAsia"/>
-              </w:rPr>
-            </w:pPr>
-            <w:r>
-              <w:t>輸出長度</w:t>
-            </w:r>
-          </w:p>
-        </w:tc>
-        <w:tc>
-          <w:tcPr>
-            <w:tcW w:w="3245" w:type="dxa"/>
-          </w:tcPr>
-          <w:p>
-            <w:pPr>
-              <w:pStyle w:val="a4"/>
-              <w:spacing w:before="60" w:after="60"/>
-              <w:jc w:val="center"/>
-              <w:cnfStyle w:val="000000000000" w:firstRow="0" w:lastRow="0" w:firstColumn="0" w:lastColumn="0" w:oddVBand="0" w:evenVBand="0" w:oddHBand="0" w:evenHBand="0" w:firstRowFirstColumn="0" w:firstRowLastColumn="0" w:lastRowFirstColumn="0" w:lastRowLastColumn="0"/>
-              <w:rPr>
-                <w:rFonts w:hint="eastAsia"/>
-              </w:rPr>
-            </w:pPr>
-            <w:r>
-              <w:t>固定 64 字元</w:t>
-            </w:r>
-          </w:p>
-        </w:tc>
-        <w:tc>
-          <w:tcPr>
-            <w:tcW w:w="3246" w:type="dxa"/>
-          </w:tcPr>
-          <w:p>
-            <w:pPr>
-              <w:pStyle w:val="a4"/>
-              <w:spacing w:before="60" w:after="60"/>
-              <w:jc w:val="center"/>
-              <w:cnfStyle w:val="000000000000" w:firstRow="0" w:lastRow="0" w:firstColumn="0" w:lastColumn="0" w:oddVBand="0" w:evenVBand="0" w:oddHBand="0" w:evenHBand="0" w:firstRowFirstColumn="0" w:firstRowLastColumn="0" w:lastRowFirstColumn="0" w:lastRowLastColumn="0"/>
-              <w:rPr>
-                <w:rFonts w:hint="eastAsia"/>
-              </w:rPr>
-            </w:pPr>
-            <w:r>
-              <w:t>固定 60 字元</w:t>
-            </w:r>
-          </w:p>
-        </w:tc>
-      </w:tr>
-    </w:tbl>
-    <w:p>
-      <w:pPr>
-        <w:pStyle w:val="a4"/>
-        <w:spacing w:before="60" w:after="60"/>
-        <w:ind w:left="480"/>
-      </w:pPr>
-    </w:p>
-    <w:p>
-      <w:pPr>
-        <w:widowControl/>
-        <w:rPr>
-          <w:rFonts w:hint="eastAsia"/>
-        </w:rPr>
-      </w:pPr>
-      <w:r>
-        <w:br w:type="page"/>
-      </w:r>
-    </w:p>
-    <w:p>
-      <w:pPr>
-        <w:pStyle w:val="a4"/>
-        <w:numPr>
-          <w:ilvl w:val="0"/>
-          <w:numId w:val="4"/>
-        </w:numPr>
-        <w:spacing w:before="60" w:after="60"/>
-      </w:pPr>
-      <w:r>
-        <w:rPr>
-          <w:rFonts w:hint="eastAsia"/>
-          <w:b/>
-          <w:bCs/>
-        </w:rPr>
-        <w:lastRenderedPageBreak/>
-        <w:t>效率問題</w:t>
-      </w:r>
-      <w:r>
-        <w:rPr>
-          <w:rFonts w:hint="eastAsia"/>
-        </w:rPr>
-        <w:t>:</w:t>
-      </w:r>
-    </w:p>
-    <w:p>
-      <w:pPr>
-        <w:pStyle w:val="a4"/>
-        <w:numPr>
-          <w:ilvl w:val="0"/>
-          <w:numId w:val="5"/>
-        </w:numPr>
-        <w:spacing w:before="60" w:after="60"/>
-        <w:rPr>
-          <w:rFonts w:hint="eastAsia"/>
-        </w:rPr>
-      </w:pPr>
-      <w:r>
-        <w:rPr>
-          <w:rFonts w:hint="eastAsia"/>
-        </w:rPr>
-        <w:t>每次登入驗證都要花比較多時間（通常</w:t>
-      </w:r>
-      <w:r>
-        <w:t xml:space="preserve"> 100ms ~ 300ms）</w:t>
-      </w:r>
-    </w:p>
-    <w:p>
-      <w:pPr>
-        <w:pStyle w:val="a4"/>
-        <w:numPr>
-          <w:ilvl w:val="0"/>
-          <w:numId w:val="5"/>
-        </w:numPr>
-        <w:spacing w:before="60" w:after="60"/>
-        <w:rPr>
-          <w:rFonts w:hint="eastAsia"/>
-        </w:rPr>
-      </w:pPr>
-      <w:r>
-        <w:rPr>
-          <w:rFonts w:hint="eastAsia"/>
-        </w:rPr>
-        <w:t>如果同時有大量使用者登入，伺服器負擔會變重</w:t>
-      </w:r>
-    </w:p>
-    <w:p>
-      <w:pPr>
-        <w:spacing w:before="60" w:after="60"/>
-        <w:ind w:left="480"/>
-      </w:pPr>
-      <w:r>
-        <w:rPr>
-          <w:rFonts w:hint="eastAsia"/>
-        </w:rPr>
-        <w:t>因</w:t>
-      </w:r>
-      <w:r>
-        <w:rPr>
-          <w:rFonts w:hint="eastAsia"/>
-        </w:rPr>
-        <w:t>對一般使用者來說，</w:t>
-      </w:r>
-      <w:r>
-        <w:t>100~300ms 的登入時間幾乎感覺不到差異</w:t>
-      </w:r>
-      <w:r>
-        <w:rPr>
-          <w:rFonts w:hint="eastAsia"/>
-        </w:rPr>
-        <w:t>，</w:t>
-      </w:r>
-      <w:r>
-        <w:t>但對攻擊者來說，暴力破解的成本會高出數百萬倍，因此安全性的提升遠大於效率的損失。</w:t>
-      </w:r>
-    </w:p>
-    <w:p>
-      <w:pPr>
-        <w:spacing w:before="60" w:after="60"/>
-        <w:ind w:left="480"/>
-      </w:pPr>
-      <w:proofErr w:type="gramStart"/>
-      <w:r>
-        <w:rPr>
-          <w:rFonts w:hint="eastAsia"/>
-        </w:rPr>
-        <w:t>此外，</w:t>
-      </w:r>
-      <w:proofErr w:type="spellStart"/>
-      <w:proofErr w:type="gramEnd"/>
-      <w:r>
-        <w:t>Bcrypt</w:t>
-      </w:r>
-      <w:proofErr w:type="spellEnd"/>
-      <w:r>
-        <w:t xml:space="preserve"> 的 </w:t>
-      </w:r>
-      <w:r>
-        <w:rPr>
-          <w:b/>
-          <w:bCs/>
-        </w:rPr>
-        <w:t>Cost Factor（工作因子）</w:t>
-      </w:r>
-      <w:r>
-        <w:t xml:space="preserve"> 可以調整，可以在安全性和效能之間取得平衡。</w:t>
-      </w:r>
-    </w:p>
-    <w:p>
-      <w:pPr>
-        <w:pStyle w:val="a4"/>
-        <w:numPr>
-          <w:ilvl w:val="0"/>
-          <w:numId w:val="4"/>
-        </w:numPr>
-        <w:spacing w:before="60" w:after="60"/>
-        <w:rPr>
-          <w:b/>
-          <w:bCs/>
-        </w:rPr>
-      </w:pPr>
-      <w:r>
-        <w:rPr>
-          <w:rFonts w:hint="eastAsia"/>
-          <w:b/>
-          <w:bCs/>
-        </w:rPr>
-        <w:t>如遇</w:t>
-      </w:r>
-      <w:r>
-        <w:rPr>
-          <w:b/>
-          <w:bCs/>
-        </w:rPr>
-        <w:t>大量使用者同時登入</w:t>
-      </w:r>
-      <w:r>
-        <w:rPr>
-          <w:rFonts w:hint="eastAsia"/>
-          <w:b/>
-          <w:bCs/>
-        </w:rPr>
-        <w:t>:</w:t>
-      </w:r>
-    </w:p>
-    <w:p>
-      <w:pPr>
-        <w:pStyle w:val="a4"/>
-        <w:numPr>
-          <w:ilvl w:val="0"/>
-          <w:numId w:val="6"/>
-        </w:numPr>
-        <w:spacing w:before="60" w:after="60"/>
-      </w:pPr>
-      <w:r>
-        <w:rPr>
-          <w:rFonts w:hint="eastAsia"/>
-        </w:rPr>
-        <w:t>適當調低</w:t>
-      </w:r>
-      <w:r>
-        <w:t xml:space="preserve"> Cost Factor（但不能太低）</w:t>
-      </w:r>
-    </w:p>
-    <w:p>
-      <w:pPr>
-        <w:pStyle w:val="a4"/>
-        <w:numPr>
-          <w:ilvl w:val="0"/>
-          <w:numId w:val="6"/>
-        </w:numPr>
-        <w:spacing w:before="60" w:after="60"/>
-      </w:pPr>
-      <w:r>
-        <w:rPr>
-          <w:rFonts w:hint="eastAsia"/>
-        </w:rPr>
-        <w:t>使用快取（</w:t>
-      </w:r>
-      <w:r>
-        <w:t>Cache）機制，減少重複驗證</w:t>
-      </w:r>
-    </w:p>
-    <w:p>
-      <w:pPr>
-        <w:pStyle w:val="a4"/>
-        <w:numPr>
-          <w:ilvl w:val="0"/>
-          <w:numId w:val="6"/>
-        </w:numPr>
-        <w:spacing w:before="60" w:after="60"/>
-        <w:rPr>
-          <w:rFonts w:hint="eastAsia"/>
-        </w:rPr>
-      </w:pPr>
-      <w:r>
-        <w:rPr>
-          <w:rFonts w:hint="eastAsia"/>
-        </w:rPr>
-        <w:t>水平擴展伺服器，分散負載</w:t>
-      </w:r>
-    </w:p>
-    <w:p>
-      <w:pPr>
-        <w:widowControl/>
-        <w:rPr>
-          <w:b/>
-          <w:bCs/>
-          <w:color w:val="2E4B8F"/>
-          <w:sz w:val="28"/>
-          <w:szCs w:val="28"/>
-        </w:rPr>
-      </w:pPr>
       <w:bookmarkStart w:id="17" w:name="_Toc227896704"/>
       <w:r>
         <w:br w:type="page"/>
@@ -15309,6 +14144,7 @@
   <w:style w:type="character" w:default="1" w:styleId="a0">
     <w:name w:val="Default Paragraph Font"/>
     <w:uiPriority w:val="1"/>
+    <w:semiHidden/>
     <w:unhideWhenUsed/>
   </w:style>
   <w:style w:type="table" w:default="1" w:styleId="a1">

--- a/Group 4 Final Project Part I.docx
+++ b/Group 4 Final Project Part I.docx
@@ -224,156 +224,54 @@
         <w:rPr>
           <w:rFonts w:hint="eastAsia"/>
         </w:rPr>
-        <w:t xml:space="preserve"> </w:t>
-      </w:r>
+        <w:t xml:space="preserve"> Group 4     </w:t>
+      </w:r>
+      <w:r>
+        <w:tab/>
+      </w:r>
+    </w:p>
+    <w:p>
+      <w:pPr>
+        <w:jc w:val="right"/>
+      </w:pPr>
       <w:r>
         <w:rPr>
           <w:rFonts w:hint="eastAsia"/>
         </w:rPr>
-        <w:t xml:space="preserve">Group </w:t>
-      </w:r>
+        <w:t>41243167 楊芷寧</w:t>
+      </w:r>
+    </w:p>
+    <w:p>
+      <w:pPr>
+        <w:jc w:val="right"/>
+      </w:pPr>
       <w:r>
         <w:rPr>
           <w:rFonts w:hint="eastAsia"/>
         </w:rPr>
-        <w:t>4</w:t>
-      </w:r>
+        <w:t>41243168 陳有臨</w:t>
+      </w:r>
+    </w:p>
+    <w:p>
+      <w:pPr>
+        <w:jc w:val="right"/>
+      </w:pPr>
       <w:r>
         <w:rPr>
           <w:rFonts w:hint="eastAsia"/>
         </w:rPr>
-        <w:t xml:space="preserve"> </w:t>
-      </w:r>
+        <w:t>41243169 宋沛玲</w:t>
+      </w:r>
+    </w:p>
+    <w:p>
+      <w:pPr>
+        <w:jc w:val="right"/>
+      </w:pPr>
       <w:r>
         <w:rPr>
           <w:rFonts w:hint="eastAsia"/>
         </w:rPr>
-        <w:t xml:space="preserve">    </w:t>
-      </w:r>
-      <w:r>
-        <w:tab/>
-      </w:r>
-    </w:p>
-    <w:p>
-      <w:pPr>
-        <w:jc w:val="right"/>
-      </w:pPr>
-      <w:r>
-        <w:rPr>
-          <w:rFonts w:hint="eastAsia"/>
-        </w:rPr>
-        <w:t>41</w:t>
-      </w:r>
-      <w:r>
-        <w:rPr>
-          <w:rFonts w:hint="eastAsia"/>
-        </w:rPr>
-        <w:t>243167</w:t>
-      </w:r>
-      <w:r>
-        <w:rPr>
-          <w:rFonts w:hint="eastAsia"/>
-        </w:rPr>
-        <w:t xml:space="preserve"> </w:t>
-      </w:r>
-      <w:r>
-        <w:rPr>
-          <w:rFonts w:hint="eastAsia"/>
-        </w:rPr>
-        <w:t>楊芷寧</w:t>
-      </w:r>
-    </w:p>
-    <w:p>
-      <w:pPr>
-        <w:jc w:val="right"/>
-      </w:pPr>
-      <w:r>
-        <w:rPr>
-          <w:rFonts w:hint="eastAsia"/>
-        </w:rPr>
-        <w:t>41</w:t>
-      </w:r>
-      <w:r>
-        <w:rPr>
-          <w:rFonts w:hint="eastAsia"/>
-        </w:rPr>
-        <w:t>243168</w:t>
-      </w:r>
-      <w:r>
-        <w:rPr>
-          <w:rFonts w:hint="eastAsia"/>
-        </w:rPr>
-        <w:t xml:space="preserve"> </w:t>
-      </w:r>
-      <w:r>
-        <w:rPr>
-          <w:rFonts w:hint="eastAsia"/>
-        </w:rPr>
-        <w:t>陳有臨</w:t>
-      </w:r>
-    </w:p>
-    <w:p>
-      <w:pPr>
-        <w:jc w:val="right"/>
-      </w:pPr>
-      <w:r>
-        <w:rPr>
-          <w:rFonts w:hint="eastAsia"/>
-        </w:rPr>
-        <w:t>41</w:t>
-      </w:r>
-      <w:r>
-        <w:rPr>
-          <w:rFonts w:hint="eastAsia"/>
-        </w:rPr>
-        <w:t>243169</w:t>
-      </w:r>
-      <w:r>
-        <w:rPr>
-          <w:rFonts w:hint="eastAsia"/>
-        </w:rPr>
-        <w:t xml:space="preserve"> </w:t>
-      </w:r>
-      <w:r>
-        <w:rPr>
-          <w:rFonts w:hint="eastAsia"/>
-        </w:rPr>
-        <w:t>宋沛玲</w:t>
-      </w:r>
-    </w:p>
-    <w:p>
-      <w:pPr>
-        <w:jc w:val="right"/>
-      </w:pPr>
-      <w:r>
-        <w:rPr>
-          <w:rFonts w:hint="eastAsia"/>
-        </w:rPr>
-        <w:t>41</w:t>
-      </w:r>
-      <w:r>
-        <w:rPr>
-          <w:rFonts w:hint="eastAsia"/>
-        </w:rPr>
-        <w:t>2</w:t>
-      </w:r>
-      <w:r>
-        <w:rPr>
-          <w:rFonts w:hint="eastAsia"/>
-        </w:rPr>
-        <w:t>43260</w:t>
-      </w:r>
-      <w:r>
-        <w:rPr>
-          <w:rFonts w:hint="eastAsia"/>
-        </w:rPr>
-        <w:t xml:space="preserve"> </w:t>
-      </w:r>
-      <w:r>
-        <w:rPr>
-          <w:rFonts w:hint="eastAsia"/>
-        </w:rPr>
-        <w:t>蕭文成</w:t>
+        <w:t>41243260 蕭文成</w:t>
       </w:r>
     </w:p>
     <w:sdt>
@@ -1991,7 +1889,7 @@
         <w:spacing w:before="40" w:after="40"/>
       </w:pPr>
       <w:r>
-        <w:t>使用者以帳號密碼登入，系統依角色（管理員 / 教師 / 學生）顯示對應功能介面。</w:t>
+        <w:t>使用者透過學校 SSO 單一登入，系統依角色（管理員 / 教師 / 學生）顯示對應功能介面。</w:t>
       </w:r>
     </w:p>
     <w:p>
@@ -2150,7 +2048,15 @@
         <w:spacing w:before="40" w:after="40"/>
       </w:pPr>
       <w:r>
-        <w:t>使用者 ID（mId）：Primary Key</w:t>
+        <w:t>使用者 ID（</w:t>
+      </w:r>
+      <w:proofErr w:type="spellStart"/>
+      <w:r>
+        <w:t>mId</w:t>
+      </w:r>
+      <w:proofErr w:type="spellEnd"/>
+      <w:r>
+        <w:t>）：Primary Key</w:t>
       </w:r>
     </w:p>
     <w:p>
@@ -2163,7 +2069,15 @@
         <w:spacing w:before="40" w:after="40"/>
       </w:pPr>
       <w:r>
-        <w:t>帳號（mAccount）</w:t>
+        <w:t>帳號（</w:t>
+      </w:r>
+      <w:proofErr w:type="spellStart"/>
+      <w:r>
+        <w:t>mAccount</w:t>
+      </w:r>
+      <w:proofErr w:type="spellEnd"/>
+      <w:r>
+        <w:t>）</w:t>
       </w:r>
     </w:p>
     <w:p>
@@ -2176,7 +2090,15 @@
         <w:spacing w:before="40" w:after="40"/>
       </w:pPr>
       <w:r>
-        <w:t>姓名（mName）</w:t>
+        <w:t>姓名（</w:t>
+      </w:r>
+      <w:proofErr w:type="spellStart"/>
+      <w:r>
+        <w:t>mName</w:t>
+      </w:r>
+      <w:proofErr w:type="spellEnd"/>
+      <w:r>
+        <w:t>）</w:t>
       </w:r>
     </w:p>
     <w:p>
@@ -2189,7 +2111,16 @@
         <w:spacing w:before="40" w:after="40"/>
       </w:pPr>
       <w:r>
-        <w:t>電子郵件（mEmail）</w:t>
+        <w:lastRenderedPageBreak/>
+        <w:t>電子郵件（</w:t>
+      </w:r>
+      <w:proofErr w:type="spellStart"/>
+      <w:r>
+        <w:t>mEmail</w:t>
+      </w:r>
+      <w:proofErr w:type="spellEnd"/>
+      <w:r>
+        <w:t>）</w:t>
       </w:r>
     </w:p>
     <w:p>
@@ -2202,8 +2133,15 @@
         <w:spacing w:before="40" w:after="40"/>
       </w:pPr>
       <w:r>
-        <w:lastRenderedPageBreak/>
-        <w:t>連絡電話（mPhone）</w:t>
+        <w:t>連絡電話（</w:t>
+      </w:r>
+      <w:proofErr w:type="spellStart"/>
+      <w:r>
+        <w:t>mPhone</w:t>
+      </w:r>
+      <w:proofErr w:type="spellEnd"/>
+      <w:r>
+        <w:t>）</w:t>
       </w:r>
     </w:p>
     <w:p>
@@ -2216,7 +2154,15 @@
         <w:spacing w:before="40" w:after="40"/>
       </w:pPr>
       <w:r>
-        <w:t>角色類別（mRole）：管理員 / 教師 / 學生</w:t>
+        <w:t>角色類別（</w:t>
+      </w:r>
+      <w:proofErr w:type="spellStart"/>
+      <w:r>
+        <w:t>mRole</w:t>
+      </w:r>
+      <w:proofErr w:type="spellEnd"/>
+      <w:r>
+        <w:t>）：管理員 / 教師 / 學生</w:t>
       </w:r>
     </w:p>
     <w:p>
@@ -2229,7 +2175,15 @@
         <w:spacing w:before="40" w:after="40"/>
       </w:pPr>
       <w:r>
-        <w:t>建立日期（mCreateDate）</w:t>
+        <w:t>建立日期（</w:t>
+      </w:r>
+      <w:proofErr w:type="spellStart"/>
+      <w:r>
+        <w:t>mCreateDate</w:t>
+      </w:r>
+      <w:proofErr w:type="spellEnd"/>
+      <w:r>
+        <w:t>）</w:t>
       </w:r>
     </w:p>
     <w:p>
@@ -2258,7 +2212,15 @@
         <w:spacing w:before="40" w:after="40"/>
       </w:pPr>
       <w:r>
-        <w:t>設備 ID（eId）：Primary Key</w:t>
+        <w:t>設備 ID（</w:t>
+      </w:r>
+      <w:proofErr w:type="spellStart"/>
+      <w:r>
+        <w:t>eId</w:t>
+      </w:r>
+      <w:proofErr w:type="spellEnd"/>
+      <w:r>
+        <w:t>）：Primary Key</w:t>
       </w:r>
     </w:p>
     <w:p>
@@ -2271,7 +2233,15 @@
         <w:spacing w:before="40" w:after="40"/>
       </w:pPr>
       <w:r>
-        <w:t>財產編號（ePropertyNo）：Unique，財產管理核心識別碼</w:t>
+        <w:t>財產編號（</w:t>
+      </w:r>
+      <w:proofErr w:type="spellStart"/>
+      <w:r>
+        <w:t>ePropertyNo</w:t>
+      </w:r>
+      <w:proofErr w:type="spellEnd"/>
+      <w:r>
+        <w:t>）：Unique，財產管理核心識別碼</w:t>
       </w:r>
     </w:p>
     <w:p>
@@ -2284,7 +2254,15 @@
         <w:spacing w:before="40" w:after="40"/>
       </w:pPr>
       <w:r>
-        <w:t>設備名稱（eName）</w:t>
+        <w:t>設備名稱（</w:t>
+      </w:r>
+      <w:proofErr w:type="spellStart"/>
+      <w:r>
+        <w:t>eName</w:t>
+      </w:r>
+      <w:proofErr w:type="spellEnd"/>
+      <w:r>
+        <w:t>）</w:t>
       </w:r>
     </w:p>
     <w:p>
@@ -2297,7 +2275,15 @@
         <w:spacing w:before="40" w:after="40"/>
       </w:pPr>
       <w:r>
-        <w:t>類別 ID（cId）：Foreign Key → Category</w:t>
+        <w:t>類別 ID（</w:t>
+      </w:r>
+      <w:proofErr w:type="spellStart"/>
+      <w:r>
+        <w:t>cId</w:t>
+      </w:r>
+      <w:proofErr w:type="spellEnd"/>
+      <w:r>
+        <w:t>）：Foreign Key → Category</w:t>
       </w:r>
     </w:p>
     <w:p>
@@ -2310,7 +2296,15 @@
         <w:spacing w:before="40" w:after="40"/>
       </w:pPr>
       <w:r>
-        <w:t>設備狀態（eStatus）：可用 / 借出中 / 維修中 / 報廢</w:t>
+        <w:t>設備狀態（</w:t>
+      </w:r>
+      <w:proofErr w:type="spellStart"/>
+      <w:r>
+        <w:t>eStatus</w:t>
+      </w:r>
+      <w:proofErr w:type="spellEnd"/>
+      <w:r>
+        <w:t>）：可用 / 借出中 / 維修中 / 報廢</w:t>
       </w:r>
     </w:p>
     <w:p>
@@ -2323,7 +2317,15 @@
         <w:spacing w:before="40" w:after="40"/>
       </w:pPr>
       <w:r>
-        <w:t>存放地點（eLocation）</w:t>
+        <w:t>存放地點（</w:t>
+      </w:r>
+      <w:proofErr w:type="spellStart"/>
+      <w:r>
+        <w:t>eLocation</w:t>
+      </w:r>
+      <w:proofErr w:type="spellEnd"/>
+      <w:r>
+        <w:t>）</w:t>
       </w:r>
     </w:p>
     <w:p>
@@ -2336,7 +2338,15 @@
         <w:spacing w:before="40" w:after="40"/>
       </w:pPr>
       <w:r>
-        <w:t>購入日期（ePurchaseDate）</w:t>
+        <w:t>購入日期（</w:t>
+      </w:r>
+      <w:proofErr w:type="spellStart"/>
+      <w:r>
+        <w:t>ePurchaseDate</w:t>
+      </w:r>
+      <w:proofErr w:type="spellEnd"/>
+      <w:r>
+        <w:t>）</w:t>
       </w:r>
     </w:p>
     <w:p>
@@ -2349,7 +2359,15 @@
         <w:spacing w:before="40" w:after="40"/>
       </w:pPr>
       <w:r>
-        <w:t>保固到期日（eWarrantyDate）</w:t>
+        <w:t>保固到期日（</w:t>
+      </w:r>
+      <w:proofErr w:type="spellStart"/>
+      <w:r>
+        <w:t>eWarrantyDate</w:t>
+      </w:r>
+      <w:proofErr w:type="spellEnd"/>
+      <w:r>
+        <w:t>）</w:t>
       </w:r>
     </w:p>
     <w:p>
@@ -2362,7 +2380,15 @@
         <w:spacing w:before="40" w:after="40"/>
       </w:pPr>
       <w:r>
-        <w:t>備註（eNote）</w:t>
+        <w:t>備註（</w:t>
+      </w:r>
+      <w:proofErr w:type="spellStart"/>
+      <w:r>
+        <w:t>eNote</w:t>
+      </w:r>
+      <w:proofErr w:type="spellEnd"/>
+      <w:r>
+        <w:t>）</w:t>
       </w:r>
     </w:p>
     <w:p>
@@ -2391,7 +2417,15 @@
         <w:spacing w:before="40" w:after="40"/>
       </w:pPr>
       <w:r>
-        <w:t>類別 ID（cId）：Primary Key</w:t>
+        <w:t>類別 ID（</w:t>
+      </w:r>
+      <w:proofErr w:type="spellStart"/>
+      <w:r>
+        <w:t>cId</w:t>
+      </w:r>
+      <w:proofErr w:type="spellEnd"/>
+      <w:r>
+        <w:t>）：Primary Key</w:t>
       </w:r>
     </w:p>
     <w:p>
@@ -2404,7 +2438,15 @@
         <w:spacing w:before="40" w:after="40"/>
       </w:pPr>
       <w:r>
-        <w:t>類別名稱（cName）：如電腦、印表機、投影機、網路設備等</w:t>
+        <w:t>類別名稱（</w:t>
+      </w:r>
+      <w:proofErr w:type="spellStart"/>
+      <w:r>
+        <w:t>cName</w:t>
+      </w:r>
+      <w:proofErr w:type="spellEnd"/>
+      <w:r>
+        <w:t>）：如電腦、印表機、投影機、網路設備等</w:t>
       </w:r>
     </w:p>
     <w:p>
@@ -2417,7 +2459,15 @@
         <w:spacing w:before="40" w:after="40"/>
       </w:pPr>
       <w:r>
-        <w:t>類別概述（cOutline）</w:t>
+        <w:t>類別概述（</w:t>
+      </w:r>
+      <w:proofErr w:type="spellStart"/>
+      <w:r>
+        <w:t>cOutline</w:t>
+      </w:r>
+      <w:proofErr w:type="spellEnd"/>
+      <w:r>
+        <w:t>）</w:t>
       </w:r>
     </w:p>
     <w:p>
@@ -2433,183 +2483,9 @@
           <w:sz w:val="25"/>
           <w:szCs w:val="25"/>
         </w:rPr>
-        <w:t>(4) 借用紀錄（BorrowRecord）</w:t>
-      </w:r>
-    </w:p>
-    <w:p>
-      <w:pPr>
-        <w:pStyle w:val="a4"/>
-        <w:numPr>
-          <w:ilvl w:val="0"/>
-          <w:numId w:val="2"/>
-        </w:numPr>
-        <w:spacing w:before="40" w:after="40"/>
-      </w:pPr>
-      <w:r>
-        <w:t>借用 ID（bId）：Primary Key</w:t>
-      </w:r>
-    </w:p>
-    <w:p>
-      <w:pPr>
-        <w:pStyle w:val="a4"/>
-        <w:numPr>
-          <w:ilvl w:val="0"/>
-          <w:numId w:val="2"/>
-        </w:numPr>
-        <w:spacing w:before="40" w:after="40"/>
-      </w:pPr>
-      <w:r>
-        <w:t>使用者 ID（mId）：Foreign Key → Member</w:t>
-      </w:r>
-    </w:p>
-    <w:p>
-      <w:pPr>
-        <w:pStyle w:val="a4"/>
-        <w:numPr>
-          <w:ilvl w:val="0"/>
-          <w:numId w:val="2"/>
-        </w:numPr>
-        <w:spacing w:before="40" w:after="40"/>
-      </w:pPr>
-      <w:r>
-        <w:t>設備 ID（eId）：Foreign Key → Equipment</w:t>
-      </w:r>
-    </w:p>
-    <w:p>
-      <w:pPr>
-        <w:pStyle w:val="a4"/>
-        <w:numPr>
-          <w:ilvl w:val="0"/>
-          <w:numId w:val="2"/>
-        </w:numPr>
-        <w:spacing w:before="40" w:after="40"/>
-      </w:pPr>
-      <w:r>
-        <w:t>申請日期（bApplyDate）</w:t>
-      </w:r>
-    </w:p>
-    <w:p>
-      <w:pPr>
-        <w:pStyle w:val="a4"/>
-        <w:numPr>
-          <w:ilvl w:val="0"/>
-          <w:numId w:val="2"/>
-        </w:numPr>
-        <w:spacing w:before="40" w:after="40"/>
-      </w:pPr>
-      <w:r>
-        <w:rPr>
-          <w:rFonts w:hint="eastAsia"/>
-        </w:rPr>
-        <w:t>審核員(</w:t>
-      </w:r>
-      <w:r>
-        <w:t>bApprovedBy</w:t>
-      </w:r>
-      <w:r>
-        <w:rPr>
-          <w:rFonts w:hint="eastAsia"/>
-        </w:rPr>
-        <w:t>)</w:t>
-      </w:r>
-      <w:r>
-        <w:t>：Foreign Key -&gt; Member.mId</w:t>
-      </w:r>
-    </w:p>
-    <w:p>
-      <w:pPr>
-        <w:pStyle w:val="a4"/>
-        <w:numPr>
-          <w:ilvl w:val="0"/>
-          <w:numId w:val="2"/>
-        </w:numPr>
-        <w:spacing w:before="40" w:after="40"/>
-      </w:pPr>
-      <w:r>
-        <w:t>審核</w:t>
-      </w:r>
-      <w:r>
-        <w:rPr>
-          <w:rFonts w:hint="eastAsia"/>
-        </w:rPr>
-        <w:t>通過</w:t>
-      </w:r>
-      <w:r>
-        <w:t>日期</w:t>
-      </w:r>
-      <w:r>
-        <w:rPr>
-          <w:rFonts w:hint="eastAsia"/>
-        </w:rPr>
-        <w:t>(</w:t>
-      </w:r>
-      <w:r>
-        <w:t>bApprovedDate</w:t>
-      </w:r>
-      <w:r>
-        <w:rPr>
-          <w:rFonts w:hint="eastAsia"/>
-        </w:rPr>
-        <w:t>)</w:t>
-      </w:r>
-    </w:p>
-    <w:p>
-      <w:pPr>
-        <w:pStyle w:val="a4"/>
-        <w:numPr>
-          <w:ilvl w:val="0"/>
-          <w:numId w:val="2"/>
-        </w:numPr>
-        <w:spacing w:before="40" w:after="40"/>
-      </w:pPr>
-      <w:r>
-        <w:t>借用開始日期（bStartDate）</w:t>
-      </w:r>
-    </w:p>
-    <w:p>
-      <w:pPr>
-        <w:pStyle w:val="a4"/>
-        <w:numPr>
-          <w:ilvl w:val="0"/>
-          <w:numId w:val="2"/>
-        </w:numPr>
-        <w:spacing w:before="40" w:after="40"/>
-      </w:pPr>
-      <w:r>
-        <w:t>預計歸還日期（bEndDate）</w:t>
-      </w:r>
-    </w:p>
-    <w:p>
-      <w:pPr>
-        <w:pStyle w:val="a4"/>
-        <w:numPr>
-          <w:ilvl w:val="0"/>
-          <w:numId w:val="2"/>
-        </w:numPr>
-        <w:spacing w:before="40" w:after="40"/>
-      </w:pPr>
-      <w:r>
-        <w:t>實際歸還日期（bReturnDate）</w:t>
-      </w:r>
-    </w:p>
-    <w:p>
-      <w:pPr>
-        <w:pStyle w:val="a4"/>
-        <w:numPr>
-          <w:ilvl w:val="0"/>
-          <w:numId w:val="2"/>
-        </w:numPr>
-        <w:spacing w:before="40" w:after="40"/>
-      </w:pPr>
-      <w:r>
-        <w:t>借用狀態（bStatus）：申請中 / 核准 / 已歸還 / 逾期 / 拒絕</w:t>
-      </w:r>
-    </w:p>
-    <w:p>
-      <w:pPr>
-        <w:spacing w:before="180" w:after="80"/>
-        <w:ind w:left="360"/>
-      </w:pPr>
+        <w:t>(4) 借用紀錄（</w:t>
+      </w:r>
+      <w:proofErr w:type="spellStart"/>
       <w:r>
         <w:rPr>
           <w:b/>
@@ -2618,7 +2494,18 @@
           <w:sz w:val="25"/>
           <w:szCs w:val="25"/>
         </w:rPr>
-        <w:t>(5) 維護紀錄（MaintenanceRecord）</w:t>
+        <w:t>BorrowRecord</w:t>
+      </w:r>
+      <w:proofErr w:type="spellEnd"/>
+      <w:r>
+        <w:rPr>
+          <w:b/>
+          <w:bCs/>
+          <w:color w:val="1F3A6B"/>
+          <w:sz w:val="25"/>
+          <w:szCs w:val="25"/>
+        </w:rPr>
+        <w:t>）</w:t>
       </w:r>
     </w:p>
     <w:p>
@@ -2631,7 +2518,15 @@
         <w:spacing w:before="40" w:after="40"/>
       </w:pPr>
       <w:r>
-        <w:t>維護 ID（mRecId）：Primary Key</w:t>
+        <w:t>借用 ID（</w:t>
+      </w:r>
+      <w:proofErr w:type="spellStart"/>
+      <w:r>
+        <w:t>bId</w:t>
+      </w:r>
+      <w:proofErr w:type="spellEnd"/>
+      <w:r>
+        <w:t>）：Primary Key</w:t>
       </w:r>
     </w:p>
     <w:p>
@@ -2644,7 +2539,15 @@
         <w:spacing w:before="40" w:after="40"/>
       </w:pPr>
       <w:r>
-        <w:t>設備 ID（eId）：Foreign Key → Equipment</w:t>
+        <w:t>使用者 ID（</w:t>
+      </w:r>
+      <w:proofErr w:type="spellStart"/>
+      <w:r>
+        <w:t>mId</w:t>
+      </w:r>
+      <w:proofErr w:type="spellEnd"/>
+      <w:r>
+        <w:t>）：Foreign Key → Member</w:t>
       </w:r>
     </w:p>
     <w:p>
@@ -2657,7 +2560,15 @@
         <w:spacing w:before="40" w:after="40"/>
       </w:pPr>
       <w:r>
-        <w:t>申報人 ID（mId）：Foreign Key → Member</w:t>
+        <w:t>設備 ID（</w:t>
+      </w:r>
+      <w:proofErr w:type="spellStart"/>
+      <w:r>
+        <w:t>eId</w:t>
+      </w:r>
+      <w:proofErr w:type="spellEnd"/>
+      <w:r>
+        <w:t>）：Foreign Key → Equipment</w:t>
       </w:r>
     </w:p>
     <w:p>
@@ -2670,7 +2581,15 @@
         <w:spacing w:before="40" w:after="40"/>
       </w:pPr>
       <w:r>
-        <w:t>維護日期（mRecDate）</w:t>
+        <w:t>申請日期（</w:t>
+      </w:r>
+      <w:proofErr w:type="spellStart"/>
+      <w:r>
+        <w:t>bApplyDate</w:t>
+      </w:r>
+      <w:proofErr w:type="spellEnd"/>
+      <w:r>
+        <w:t>）</w:t>
       </w:r>
     </w:p>
     <w:p>
@@ -2683,8 +2602,30 @@
         <w:spacing w:before="40" w:after="40"/>
       </w:pPr>
       <w:r>
-        <w:t>問題描述（mIssue）</w:t>
-      </w:r>
+        <w:rPr>
+          <w:rFonts w:hint="eastAsia"/>
+        </w:rPr>
+        <w:t>審核員(</w:t>
+      </w:r>
+      <w:proofErr w:type="spellStart"/>
+      <w:r>
+        <w:t>bApprovedBy</w:t>
+      </w:r>
+      <w:proofErr w:type="spellEnd"/>
+      <w:r>
+        <w:rPr>
+          <w:rFonts w:hint="eastAsia"/>
+        </w:rPr>
+        <w:t>)</w:t>
+      </w:r>
+      <w:r>
+        <w:t xml:space="preserve">：Foreign Key -&gt; </w:t>
+      </w:r>
+      <w:proofErr w:type="spellStart"/>
+      <w:r>
+        <w:t>Member.mId</w:t>
+      </w:r>
+      <w:proofErr w:type="spellEnd"/>
     </w:p>
     <w:p>
       <w:pPr>
@@ -2696,7 +2637,33 @@
         <w:spacing w:before="40" w:after="40"/>
       </w:pPr>
       <w:r>
-        <w:t>處理結果（mResult）</w:t>
+        <w:t>審核</w:t>
+      </w:r>
+      <w:r>
+        <w:rPr>
+          <w:rFonts w:hint="eastAsia"/>
+        </w:rPr>
+        <w:t>通過</w:t>
+      </w:r>
+      <w:r>
+        <w:t>日期</w:t>
+      </w:r>
+      <w:r>
+        <w:rPr>
+          <w:rFonts w:hint="eastAsia"/>
+        </w:rPr>
+        <w:t>(</w:t>
+      </w:r>
+      <w:proofErr w:type="spellStart"/>
+      <w:r>
+        <w:t>bApprovedDate</w:t>
+      </w:r>
+      <w:proofErr w:type="spellEnd"/>
+      <w:r>
+        <w:rPr>
+          <w:rFonts w:hint="eastAsia"/>
+        </w:rPr>
+        <w:t>)</w:t>
       </w:r>
     </w:p>
     <w:p>
@@ -2709,7 +2676,15 @@
         <w:spacing w:before="40" w:after="40"/>
       </w:pPr>
       <w:r>
-        <w:t>負責人員（mStaff）</w:t>
+        <w:t>借用開始日期（</w:t>
+      </w:r>
+      <w:proofErr w:type="spellStart"/>
+      <w:r>
+        <w:t>bStartDate</w:t>
+      </w:r>
+      <w:proofErr w:type="spellEnd"/>
+      <w:r>
+        <w:t>）</w:t>
       </w:r>
     </w:p>
     <w:p>
@@ -2722,7 +2697,779 @@
         <w:spacing w:before="40" w:after="40"/>
       </w:pPr>
       <w:r>
-        <w:t>維護狀態（mStatus）：待處理 / 處理中 / 已完成</w:t>
+        <w:t>預計歸還日期（</w:t>
+      </w:r>
+      <w:proofErr w:type="spellStart"/>
+      <w:r>
+        <w:t>bEndDate</w:t>
+      </w:r>
+      <w:proofErr w:type="spellEnd"/>
+      <w:r>
+        <w:t>）</w:t>
+      </w:r>
+    </w:p>
+    <w:p>
+      <w:pPr>
+        <w:pStyle w:val="a4"/>
+        <w:numPr>
+          <w:ilvl w:val="0"/>
+          <w:numId w:val="2"/>
+        </w:numPr>
+        <w:spacing w:before="40" w:after="40"/>
+      </w:pPr>
+      <w:r>
+        <w:t>實際歸還日期（</w:t>
+      </w:r>
+      <w:proofErr w:type="spellStart"/>
+      <w:r>
+        <w:t>bReturnDate</w:t>
+      </w:r>
+      <w:proofErr w:type="spellEnd"/>
+      <w:r>
+        <w:t>）</w:t>
+      </w:r>
+    </w:p>
+    <w:p>
+      <w:pPr>
+        <w:pStyle w:val="a4"/>
+        <w:numPr>
+          <w:ilvl w:val="0"/>
+          <w:numId w:val="2"/>
+        </w:numPr>
+        <w:spacing w:before="40" w:after="40"/>
+      </w:pPr>
+      <w:r>
+        <w:t>借用狀態（</w:t>
+      </w:r>
+      <w:proofErr w:type="spellStart"/>
+      <w:r>
+        <w:t>bStatus</w:t>
+      </w:r>
+      <w:proofErr w:type="spellEnd"/>
+      <w:r>
+        <w:t>）：申請中 / 核准 / 已歸還 / 逾期 / 拒絕</w:t>
+      </w:r>
+    </w:p>
+    <w:p>
+      <w:pPr>
+        <w:spacing w:before="180" w:after="80"/>
+        <w:ind w:left="360"/>
+      </w:pPr>
+      <w:r>
+        <w:rPr>
+          <w:b/>
+          <w:bCs/>
+          <w:color w:val="1F3A6B"/>
+          <w:sz w:val="25"/>
+          <w:szCs w:val="25"/>
+        </w:rPr>
+        <w:t>(5) 維護紀錄（</w:t>
+      </w:r>
+      <w:proofErr w:type="spellStart"/>
+      <w:r>
+        <w:rPr>
+          <w:b/>
+          <w:bCs/>
+          <w:color w:val="1F3A6B"/>
+          <w:sz w:val="25"/>
+          <w:szCs w:val="25"/>
+        </w:rPr>
+        <w:t>MaintenanceRecord</w:t>
+      </w:r>
+      <w:proofErr w:type="spellEnd"/>
+      <w:r>
+        <w:rPr>
+          <w:b/>
+          <w:bCs/>
+          <w:color w:val="1F3A6B"/>
+          <w:sz w:val="25"/>
+          <w:szCs w:val="25"/>
+        </w:rPr>
+        <w:t>）</w:t>
+      </w:r>
+    </w:p>
+    <w:p>
+      <w:pPr>
+        <w:pStyle w:val="a4"/>
+        <w:numPr>
+          <w:ilvl w:val="0"/>
+          <w:numId w:val="2"/>
+        </w:numPr>
+        <w:spacing w:before="40" w:after="40"/>
+      </w:pPr>
+      <w:r>
+        <w:t>維護 ID（</w:t>
+      </w:r>
+      <w:proofErr w:type="spellStart"/>
+      <w:r>
+        <w:t>mRecId</w:t>
+      </w:r>
+      <w:proofErr w:type="spellEnd"/>
+      <w:r>
+        <w:t>）：Primary Key</w:t>
+      </w:r>
+    </w:p>
+    <w:p>
+      <w:pPr>
+        <w:pStyle w:val="a4"/>
+        <w:numPr>
+          <w:ilvl w:val="0"/>
+          <w:numId w:val="2"/>
+        </w:numPr>
+        <w:spacing w:before="40" w:after="40"/>
+      </w:pPr>
+      <w:r>
+        <w:t>設備 ID（</w:t>
+      </w:r>
+      <w:proofErr w:type="spellStart"/>
+      <w:r>
+        <w:t>eId</w:t>
+      </w:r>
+      <w:proofErr w:type="spellEnd"/>
+      <w:r>
+        <w:t>）：Foreign Key → Equipment</w:t>
+      </w:r>
+    </w:p>
+    <w:p>
+      <w:pPr>
+        <w:pStyle w:val="a4"/>
+        <w:numPr>
+          <w:ilvl w:val="0"/>
+          <w:numId w:val="2"/>
+        </w:numPr>
+        <w:spacing w:before="40" w:after="40"/>
+      </w:pPr>
+      <w:r>
+        <w:t>申報人 ID（</w:t>
+      </w:r>
+      <w:proofErr w:type="spellStart"/>
+      <w:r>
+        <w:t>mId</w:t>
+      </w:r>
+      <w:proofErr w:type="spellEnd"/>
+      <w:r>
+        <w:t>）：Foreign Key → Member</w:t>
+      </w:r>
+    </w:p>
+    <w:p>
+      <w:pPr>
+        <w:pStyle w:val="a4"/>
+        <w:numPr>
+          <w:ilvl w:val="0"/>
+          <w:numId w:val="2"/>
+        </w:numPr>
+        <w:spacing w:before="40" w:after="40"/>
+      </w:pPr>
+      <w:r>
+        <w:t>維護日期（</w:t>
+      </w:r>
+      <w:proofErr w:type="spellStart"/>
+      <w:r>
+        <w:t>mRecDate</w:t>
+      </w:r>
+      <w:proofErr w:type="spellEnd"/>
+      <w:r>
+        <w:t>）</w:t>
+      </w:r>
+    </w:p>
+    <w:p>
+      <w:pPr>
+        <w:pStyle w:val="a4"/>
+        <w:numPr>
+          <w:ilvl w:val="0"/>
+          <w:numId w:val="2"/>
+        </w:numPr>
+        <w:spacing w:before="40" w:after="40"/>
+      </w:pPr>
+      <w:r>
+        <w:t>問題描述（</w:t>
+      </w:r>
+      <w:proofErr w:type="spellStart"/>
+      <w:r>
+        <w:t>mIssue</w:t>
+      </w:r>
+      <w:proofErr w:type="spellEnd"/>
+      <w:r>
+        <w:t>）</w:t>
+      </w:r>
+    </w:p>
+    <w:p>
+      <w:pPr>
+        <w:pStyle w:val="a4"/>
+        <w:numPr>
+          <w:ilvl w:val="0"/>
+          <w:numId w:val="2"/>
+        </w:numPr>
+        <w:spacing w:before="40" w:after="40"/>
+      </w:pPr>
+      <w:r>
+        <w:t>處理結果（</w:t>
+      </w:r>
+      <w:proofErr w:type="spellStart"/>
+      <w:r>
+        <w:t>mResult</w:t>
+      </w:r>
+      <w:proofErr w:type="spellEnd"/>
+      <w:r>
+        <w:t>）</w:t>
+      </w:r>
+    </w:p>
+    <w:p>
+      <w:pPr>
+        <w:pStyle w:val="a4"/>
+        <w:numPr>
+          <w:ilvl w:val="0"/>
+          <w:numId w:val="2"/>
+        </w:numPr>
+        <w:spacing w:before="40" w:after="40"/>
+      </w:pPr>
+      <w:r>
+        <w:t>負責人員（</w:t>
+      </w:r>
+      <w:proofErr w:type="spellStart"/>
+      <w:r>
+        <w:t>mStaff</w:t>
+      </w:r>
+      <w:proofErr w:type="spellEnd"/>
+      <w:r>
+        <w:t>）</w:t>
+      </w:r>
+    </w:p>
+    <w:p>
+      <w:pPr>
+        <w:pStyle w:val="a4"/>
+        <w:numPr>
+          <w:ilvl w:val="0"/>
+          <w:numId w:val="2"/>
+        </w:numPr>
+        <w:spacing w:before="40" w:after="40"/>
+      </w:pPr>
+      <w:r>
+        <w:lastRenderedPageBreak/>
+        <w:t>維護狀態（</w:t>
+      </w:r>
+      <w:proofErr w:type="spellStart"/>
+      <w:r>
+        <w:t>mStatus</w:t>
+      </w:r>
+      <w:proofErr w:type="spellEnd"/>
+      <w:r>
+        <w:t>）：待處理 / 處理中 / 已完成</w:t>
+      </w:r>
+    </w:p>
+    <w:p>
+      <w:pPr>
+        <w:spacing w:before="180" w:after="80"/>
+        <w:ind w:left="360"/>
+      </w:pPr>
+      <w:r>
+        <w:rPr>
+          <w:b/>
+          <w:bCs/>
+          <w:color w:val="1F3A6B"/>
+          <w:sz w:val="25"/>
+          <w:szCs w:val="25"/>
+        </w:rPr>
+        <w:t>(6) 報廢申請（</w:t>
+      </w:r>
+      <w:proofErr w:type="spellStart"/>
+      <w:r>
+        <w:rPr>
+          <w:b/>
+          <w:bCs/>
+          <w:color w:val="1F3A6B"/>
+          <w:sz w:val="25"/>
+          <w:szCs w:val="25"/>
+        </w:rPr>
+        <w:t>RetireRequest</w:t>
+      </w:r>
+      <w:proofErr w:type="spellEnd"/>
+      <w:r>
+        <w:rPr>
+          <w:b/>
+          <w:bCs/>
+          <w:color w:val="1F3A6B"/>
+          <w:sz w:val="25"/>
+          <w:szCs w:val="25"/>
+        </w:rPr>
+        <w:t>）</w:t>
+      </w:r>
+    </w:p>
+    <w:p>
+      <w:pPr>
+        <w:pStyle w:val="a4"/>
+        <w:numPr>
+          <w:ilvl w:val="0"/>
+          <w:numId w:val="2"/>
+        </w:numPr>
+        <w:spacing w:before="40" w:after="40"/>
+      </w:pPr>
+      <w:r>
+        <w:t>申請 ID（</w:t>
+      </w:r>
+      <w:proofErr w:type="spellStart"/>
+      <w:r>
+        <w:t>retId</w:t>
+      </w:r>
+      <w:proofErr w:type="spellEnd"/>
+      <w:r>
+        <w:t>）：Primary Key</w:t>
+      </w:r>
+    </w:p>
+    <w:p>
+      <w:pPr>
+        <w:pStyle w:val="a4"/>
+        <w:numPr>
+          <w:ilvl w:val="0"/>
+          <w:numId w:val="2"/>
+        </w:numPr>
+        <w:spacing w:before="40" w:after="40"/>
+      </w:pPr>
+      <w:r>
+        <w:t>設備 ID（</w:t>
+      </w:r>
+      <w:proofErr w:type="spellStart"/>
+      <w:r>
+        <w:t>eId</w:t>
+      </w:r>
+      <w:proofErr w:type="spellEnd"/>
+      <w:r>
+        <w:t>）：Foreign Key → Equipment</w:t>
+      </w:r>
+    </w:p>
+    <w:p>
+      <w:pPr>
+        <w:pStyle w:val="a4"/>
+        <w:numPr>
+          <w:ilvl w:val="0"/>
+          <w:numId w:val="2"/>
+        </w:numPr>
+        <w:spacing w:before="40" w:after="40"/>
+      </w:pPr>
+      <w:r>
+        <w:t>申請人 ID（</w:t>
+      </w:r>
+      <w:proofErr w:type="spellStart"/>
+      <w:r>
+        <w:t>mId</w:t>
+      </w:r>
+      <w:proofErr w:type="spellEnd"/>
+      <w:r>
+        <w:t>）：Foreign Key → Member</w:t>
+      </w:r>
+    </w:p>
+    <w:p>
+      <w:pPr>
+        <w:pStyle w:val="a4"/>
+        <w:numPr>
+          <w:ilvl w:val="0"/>
+          <w:numId w:val="2"/>
+        </w:numPr>
+        <w:spacing w:before="40" w:after="40"/>
+      </w:pPr>
+      <w:r>
+        <w:t>申請日期（</w:t>
+      </w:r>
+      <w:proofErr w:type="spellStart"/>
+      <w:r>
+        <w:t>retDate</w:t>
+      </w:r>
+      <w:proofErr w:type="spellEnd"/>
+      <w:r>
+        <w:t>）</w:t>
+      </w:r>
+    </w:p>
+    <w:p>
+      <w:pPr>
+        <w:pStyle w:val="a4"/>
+        <w:numPr>
+          <w:ilvl w:val="0"/>
+          <w:numId w:val="2"/>
+        </w:numPr>
+        <w:spacing w:before="40" w:after="40"/>
+      </w:pPr>
+      <w:r>
+        <w:t>報廢原因（</w:t>
+      </w:r>
+      <w:proofErr w:type="spellStart"/>
+      <w:r>
+        <w:t>retReason</w:t>
+      </w:r>
+      <w:proofErr w:type="spellEnd"/>
+      <w:r>
+        <w:t>）</w:t>
+      </w:r>
+    </w:p>
+    <w:p>
+      <w:pPr>
+        <w:pStyle w:val="a4"/>
+        <w:numPr>
+          <w:ilvl w:val="0"/>
+          <w:numId w:val="2"/>
+        </w:numPr>
+        <w:spacing w:before="40" w:after="40"/>
+      </w:pPr>
+      <w:r>
+        <w:t>審核狀態（</w:t>
+      </w:r>
+      <w:proofErr w:type="spellStart"/>
+      <w:r>
+        <w:t>retStatus</w:t>
+      </w:r>
+      <w:proofErr w:type="spellEnd"/>
+      <w:r>
+        <w:t>）：待審核 / 核准 / 駁回</w:t>
+      </w:r>
+    </w:p>
+    <w:p>
+      <w:pPr>
+        <w:spacing w:before="180" w:after="80"/>
+        <w:ind w:left="360"/>
+      </w:pPr>
+      <w:r>
+        <w:rPr>
+          <w:b/>
+          <w:bCs/>
+          <w:color w:val="1F3A6B"/>
+          <w:sz w:val="25"/>
+          <w:szCs w:val="25"/>
+        </w:rPr>
+        <w:t>(7) 使用者密碼（Password）</w:t>
+      </w:r>
+    </w:p>
+    <w:p>
+      <w:pPr>
+        <w:pStyle w:val="a4"/>
+        <w:numPr>
+          <w:ilvl w:val="0"/>
+          <w:numId w:val="2"/>
+        </w:numPr>
+        <w:spacing w:before="40" w:after="40"/>
+      </w:pPr>
+      <w:r>
+        <w:t xml:space="preserve">本系統採學校 SSO 單一登入驗證，不自行儲存密碼，系統僅於 Member 資料表保留 </w:t>
+      </w:r>
+      <w:proofErr w:type="spellStart"/>
+      <w:r>
+        <w:t>mEmail</w:t>
+      </w:r>
+      <w:proofErr w:type="spellEnd"/>
+      <w:r>
+        <w:t>（學校信箱）作為身份識別依據。</w:t>
+      </w:r>
+    </w:p>
+    <w:p>
+      <w:pPr>
+        <w:pStyle w:val="a4"/>
+        <w:numPr>
+          <w:ilvl w:val="0"/>
+          <w:numId w:val="2"/>
+        </w:numPr>
+        <w:spacing w:before="40" w:after="40"/>
+      </w:pPr>
+      <w:r>
+        <w:t>（SSO 驗證由學校系統負責，資料庫不儲存任何密碼）</w:t>
+      </w:r>
+    </w:p>
+    <w:p>
+      <w:pPr>
+        <w:pStyle w:val="2"/>
+      </w:pPr>
+      <w:bookmarkStart w:id="6" w:name="_Toc227896693"/>
+      <w:r>
+        <w:t>3. 功能需求</w:t>
+      </w:r>
+      <w:bookmarkEnd w:id="6"/>
+    </w:p>
+    <w:p>
+      <w:pPr>
+        <w:spacing w:before="180" w:after="80"/>
+        <w:ind w:left="360"/>
+      </w:pPr>
+      <w:r>
+        <w:rPr>
+          <w:b/>
+          <w:bCs/>
+          <w:color w:val="1F3A6B"/>
+          <w:sz w:val="25"/>
+          <w:szCs w:val="25"/>
+        </w:rPr>
+        <w:t>(1) 使用者管理</w:t>
+      </w:r>
+    </w:p>
+    <w:p>
+      <w:pPr>
+        <w:pStyle w:val="a4"/>
+        <w:numPr>
+          <w:ilvl w:val="0"/>
+          <w:numId w:val="2"/>
+        </w:numPr>
+        <w:spacing w:before="40" w:after="40"/>
+      </w:pPr>
+      <w:r>
+        <w:t>新帳號註冊及登入驗證</w:t>
+      </w:r>
+    </w:p>
+    <w:p>
+      <w:pPr>
+        <w:pStyle w:val="a4"/>
+        <w:numPr>
+          <w:ilvl w:val="0"/>
+          <w:numId w:val="2"/>
+        </w:numPr>
+        <w:spacing w:before="40" w:after="40"/>
+      </w:pPr>
+      <w:r>
+        <w:t>忘記密碼 / 密碼重設功能</w:t>
+      </w:r>
+    </w:p>
+    <w:p>
+      <w:pPr>
+        <w:pStyle w:val="a4"/>
+        <w:numPr>
+          <w:ilvl w:val="0"/>
+          <w:numId w:val="2"/>
+        </w:numPr>
+        <w:spacing w:before="40" w:after="40"/>
+      </w:pPr>
+      <w:r>
+        <w:t>角色權限控管（管理員 / 教師 / 學生）</w:t>
+      </w:r>
+    </w:p>
+    <w:p>
+      <w:pPr>
+        <w:spacing w:before="180" w:after="80"/>
+        <w:ind w:left="360"/>
+      </w:pPr>
+      <w:r>
+        <w:rPr>
+          <w:b/>
+          <w:bCs/>
+          <w:color w:val="1F3A6B"/>
+          <w:sz w:val="25"/>
+          <w:szCs w:val="25"/>
+        </w:rPr>
+        <w:t>(2) 設備管理</w:t>
+      </w:r>
+    </w:p>
+    <w:p>
+      <w:pPr>
+        <w:pStyle w:val="a4"/>
+        <w:numPr>
+          <w:ilvl w:val="0"/>
+          <w:numId w:val="2"/>
+        </w:numPr>
+        <w:spacing w:before="40" w:after="40"/>
+      </w:pPr>
+      <w:r>
+        <w:t>新增、修改、刪除設備基本資料</w:t>
+      </w:r>
+    </w:p>
+    <w:p>
+      <w:pPr>
+        <w:pStyle w:val="a4"/>
+        <w:numPr>
+          <w:ilvl w:val="0"/>
+          <w:numId w:val="2"/>
+        </w:numPr>
+        <w:spacing w:before="40" w:after="40"/>
+      </w:pPr>
+      <w:r>
+        <w:t>依類別、狀態、地點瀏覽與搜尋設備</w:t>
+      </w:r>
+    </w:p>
+    <w:p>
+      <w:pPr>
+        <w:pStyle w:val="a4"/>
+        <w:numPr>
+          <w:ilvl w:val="0"/>
+          <w:numId w:val="2"/>
+        </w:numPr>
+        <w:spacing w:before="40" w:after="40"/>
+      </w:pPr>
+      <w:r>
+        <w:t>設備狀態隨借用、維修、報廢流程自動更新</w:t>
+      </w:r>
+    </w:p>
+    <w:p>
+      <w:pPr>
+        <w:spacing w:before="180" w:after="80"/>
+        <w:ind w:left="360"/>
+      </w:pPr>
+      <w:r>
+        <w:rPr>
+          <w:b/>
+          <w:bCs/>
+          <w:color w:val="1F3A6B"/>
+          <w:sz w:val="25"/>
+          <w:szCs w:val="25"/>
+        </w:rPr>
+        <w:t>(3) 類別管理</w:t>
+      </w:r>
+    </w:p>
+    <w:p>
+      <w:pPr>
+        <w:pStyle w:val="a4"/>
+        <w:numPr>
+          <w:ilvl w:val="0"/>
+          <w:numId w:val="2"/>
+        </w:numPr>
+        <w:spacing w:before="40" w:after="40"/>
+      </w:pPr>
+      <w:r>
+        <w:t>管理員新增、修改、刪除設備類別</w:t>
+      </w:r>
+    </w:p>
+    <w:p>
+      <w:pPr>
+        <w:spacing w:before="180" w:after="80"/>
+        <w:ind w:left="360"/>
+      </w:pPr>
+      <w:r>
+        <w:rPr>
+          <w:b/>
+          <w:bCs/>
+          <w:color w:val="1F3A6B"/>
+          <w:sz w:val="25"/>
+          <w:szCs w:val="25"/>
+        </w:rPr>
+        <w:t>(4) 借用管理</w:t>
+      </w:r>
+    </w:p>
+    <w:p>
+      <w:pPr>
+        <w:pStyle w:val="a4"/>
+        <w:numPr>
+          <w:ilvl w:val="0"/>
+          <w:numId w:val="2"/>
+        </w:numPr>
+        <w:spacing w:before="40" w:after="40"/>
+      </w:pPr>
+      <w:r>
+        <w:t>使用者提交借用申請，填寫借用起迄日期</w:t>
+      </w:r>
+    </w:p>
+    <w:p>
+      <w:pPr>
+        <w:pStyle w:val="a4"/>
+        <w:numPr>
+          <w:ilvl w:val="0"/>
+          <w:numId w:val="2"/>
+        </w:numPr>
+        <w:spacing w:before="40" w:after="40"/>
+      </w:pPr>
+      <w:r>
+        <w:t>管理員審核申請並更新設備狀態</w:t>
+      </w:r>
+    </w:p>
+    <w:p>
+      <w:pPr>
+        <w:pStyle w:val="a4"/>
+        <w:numPr>
+          <w:ilvl w:val="0"/>
+          <w:numId w:val="2"/>
+        </w:numPr>
+        <w:spacing w:before="40" w:after="40"/>
+      </w:pPr>
+      <w:r>
+        <w:t>系統自動偵測逾期歸還並標記狀態</w:t>
+      </w:r>
+    </w:p>
+    <w:p>
+      <w:pPr>
+        <w:spacing w:before="180" w:after="80"/>
+        <w:ind w:left="360"/>
+      </w:pPr>
+      <w:r>
+        <w:rPr>
+          <w:b/>
+          <w:bCs/>
+          <w:color w:val="1F3A6B"/>
+          <w:sz w:val="25"/>
+          <w:szCs w:val="25"/>
+        </w:rPr>
+        <w:t>(5) 維護管理</w:t>
+      </w:r>
+    </w:p>
+    <w:p>
+      <w:pPr>
+        <w:pStyle w:val="a4"/>
+        <w:numPr>
+          <w:ilvl w:val="0"/>
+          <w:numId w:val="2"/>
+        </w:numPr>
+        <w:spacing w:before="40" w:after="40"/>
+      </w:pPr>
+      <w:r>
+        <w:t>使用者提交設備損壞通報</w:t>
+      </w:r>
+    </w:p>
+    <w:p>
+      <w:pPr>
+        <w:pStyle w:val="a4"/>
+        <w:numPr>
+          <w:ilvl w:val="0"/>
+          <w:numId w:val="2"/>
+        </w:numPr>
+        <w:spacing w:before="40" w:after="40"/>
+      </w:pPr>
+      <w:r>
+        <w:t>管理員建立維護紀錄並追蹤處理進度</w:t>
+      </w:r>
+    </w:p>
+    <w:p>
+      <w:pPr>
+        <w:pStyle w:val="a4"/>
+        <w:numPr>
+          <w:ilvl w:val="0"/>
+          <w:numId w:val="2"/>
+        </w:numPr>
+        <w:spacing w:before="40" w:after="40"/>
+      </w:pPr>
+      <w:r>
+        <w:t>維護完成後自動恢復設備可用狀態</w:t>
+      </w:r>
+    </w:p>
+    <w:p>
+      <w:pPr>
+        <w:spacing w:before="180" w:after="80"/>
+        <w:ind w:left="360"/>
+      </w:pPr>
+      <w:r>
+        <w:rPr>
+          <w:b/>
+          <w:bCs/>
+          <w:color w:val="1F3A6B"/>
+          <w:sz w:val="25"/>
+          <w:szCs w:val="25"/>
+        </w:rPr>
+        <w:t>(6) 報廢管理</w:t>
+      </w:r>
+    </w:p>
+    <w:p>
+      <w:pPr>
+        <w:pStyle w:val="a4"/>
+        <w:numPr>
+          <w:ilvl w:val="0"/>
+          <w:numId w:val="2"/>
+        </w:numPr>
+        <w:spacing w:before="40" w:after="40"/>
+      </w:pPr>
+      <w:r>
+        <w:t>申請設備報廢並附上原因說明</w:t>
+      </w:r>
+    </w:p>
+    <w:p>
+      <w:pPr>
+        <w:pStyle w:val="a4"/>
+        <w:numPr>
+          <w:ilvl w:val="0"/>
+          <w:numId w:val="2"/>
+        </w:numPr>
+        <w:spacing w:before="40" w:after="40"/>
+      </w:pPr>
+      <w:r>
+        <w:t>管理員審核後更新設備狀態為「報廢」</w:t>
       </w:r>
     </w:p>
     <w:p>
@@ -2739,7 +3486,7 @@
           <w:szCs w:val="25"/>
         </w:rPr>
         <w:lastRenderedPageBreak/>
-        <w:t>(6) 報廢申請（RetireRequest）</w:t>
+        <w:t>(7) 安全性</w:t>
       </w:r>
     </w:p>
     <w:p>
@@ -2752,7 +3499,7 @@
         <w:spacing w:before="40" w:after="40"/>
       </w:pPr>
       <w:r>
-        <w:t>申請 ID（retId）：Primary Key</w:t>
+        <w:t>採學校 SSO 單一登入驗證，系統不儲存密碼，降低資料外洩風險</w:t>
       </w:r>
     </w:p>
     <w:p>
@@ -2765,450 +3512,6 @@
         <w:spacing w:before="40" w:after="40"/>
       </w:pPr>
       <w:r>
-        <w:t>設備 ID（eId）：Foreign Key → Equipment</w:t>
-      </w:r>
-    </w:p>
-    <w:p>
-      <w:pPr>
-        <w:pStyle w:val="a4"/>
-        <w:numPr>
-          <w:ilvl w:val="0"/>
-          <w:numId w:val="2"/>
-        </w:numPr>
-        <w:spacing w:before="40" w:after="40"/>
-      </w:pPr>
-      <w:r>
-        <w:t>申請人 ID（mId）：Foreign Key → Member</w:t>
-      </w:r>
-    </w:p>
-    <w:p>
-      <w:pPr>
-        <w:pStyle w:val="a4"/>
-        <w:numPr>
-          <w:ilvl w:val="0"/>
-          <w:numId w:val="2"/>
-        </w:numPr>
-        <w:spacing w:before="40" w:after="40"/>
-      </w:pPr>
-      <w:r>
-        <w:t>申請日期（retDate）</w:t>
-      </w:r>
-    </w:p>
-    <w:p>
-      <w:pPr>
-        <w:pStyle w:val="a4"/>
-        <w:numPr>
-          <w:ilvl w:val="0"/>
-          <w:numId w:val="2"/>
-        </w:numPr>
-        <w:spacing w:before="40" w:after="40"/>
-      </w:pPr>
-      <w:r>
-        <w:t>報廢原因（retReason）</w:t>
-      </w:r>
-    </w:p>
-    <w:p>
-      <w:pPr>
-        <w:pStyle w:val="a4"/>
-        <w:numPr>
-          <w:ilvl w:val="0"/>
-          <w:numId w:val="2"/>
-        </w:numPr>
-        <w:spacing w:before="40" w:after="40"/>
-      </w:pPr>
-      <w:r>
-        <w:t>審核狀態（retStatus）：待審核 / 核准 / 駁回</w:t>
-      </w:r>
-    </w:p>
-    <w:p>
-      <w:pPr>
-        <w:spacing w:before="180" w:after="80"/>
-        <w:ind w:left="360"/>
-      </w:pPr>
-      <w:r>
-        <w:rPr>
-          <w:b/>
-          <w:bCs/>
-          <w:color w:val="1F3A6B"/>
-          <w:sz w:val="25"/>
-          <w:szCs w:val="25"/>
-        </w:rPr>
-        <w:t>(7) 使用者密碼（Password）</w:t>
-      </w:r>
-    </w:p>
-    <w:p>
-      <w:pPr>
-        <w:pStyle w:val="a4"/>
-        <w:numPr>
-          <w:ilvl w:val="0"/>
-          <w:numId w:val="2"/>
-        </w:numPr>
-        <w:spacing w:before="40" w:after="40"/>
-      </w:pPr>
-      <w:r>
-        <w:t>使用者 ID（mId）：Primary Key，Foreign Key → Member</w:t>
-      </w:r>
-    </w:p>
-    <w:p>
-      <w:pPr>
-        <w:pStyle w:val="a4"/>
-        <w:numPr>
-          <w:ilvl w:val="0"/>
-          <w:numId w:val="2"/>
-        </w:numPr>
-        <w:spacing w:before="40" w:after="40"/>
-      </w:pPr>
-      <w:r>
-        <w:t>加密密碼（mPd）</w:t>
-      </w:r>
-    </w:p>
-    <w:p>
-      <w:pPr>
-        <w:pStyle w:val="2"/>
-      </w:pPr>
-      <w:bookmarkStart w:id="6" w:name="_Toc227896693"/>
-      <w:r>
-        <w:t>3. 功能需求</w:t>
-      </w:r>
-      <w:bookmarkEnd w:id="6"/>
-    </w:p>
-    <w:p>
-      <w:pPr>
-        <w:spacing w:before="180" w:after="80"/>
-        <w:ind w:left="360"/>
-      </w:pPr>
-      <w:r>
-        <w:rPr>
-          <w:b/>
-          <w:bCs/>
-          <w:color w:val="1F3A6B"/>
-          <w:sz w:val="25"/>
-          <w:szCs w:val="25"/>
-        </w:rPr>
-        <w:t>(1) 使用者管理</w:t>
-      </w:r>
-    </w:p>
-    <w:p>
-      <w:pPr>
-        <w:pStyle w:val="a4"/>
-        <w:numPr>
-          <w:ilvl w:val="0"/>
-          <w:numId w:val="2"/>
-        </w:numPr>
-        <w:spacing w:before="40" w:after="40"/>
-      </w:pPr>
-      <w:r>
-        <w:t>新帳號註冊及登入驗證</w:t>
-      </w:r>
-    </w:p>
-    <w:p>
-      <w:pPr>
-        <w:pStyle w:val="a4"/>
-        <w:numPr>
-          <w:ilvl w:val="0"/>
-          <w:numId w:val="2"/>
-        </w:numPr>
-        <w:spacing w:before="40" w:after="40"/>
-      </w:pPr>
-      <w:r>
-        <w:t>忘記密碼 / 密碼重設功能</w:t>
-      </w:r>
-    </w:p>
-    <w:p>
-      <w:pPr>
-        <w:pStyle w:val="a4"/>
-        <w:numPr>
-          <w:ilvl w:val="0"/>
-          <w:numId w:val="2"/>
-        </w:numPr>
-        <w:spacing w:before="40" w:after="40"/>
-      </w:pPr>
-      <w:r>
-        <w:t>角色權限控管（管理員 / 教師 / 學生）</w:t>
-      </w:r>
-    </w:p>
-    <w:p>
-      <w:pPr>
-        <w:spacing w:before="180" w:after="80"/>
-        <w:ind w:left="360"/>
-      </w:pPr>
-      <w:r>
-        <w:rPr>
-          <w:b/>
-          <w:bCs/>
-          <w:color w:val="1F3A6B"/>
-          <w:sz w:val="25"/>
-          <w:szCs w:val="25"/>
-        </w:rPr>
-        <w:t>(2) 設備管理</w:t>
-      </w:r>
-    </w:p>
-    <w:p>
-      <w:pPr>
-        <w:pStyle w:val="a4"/>
-        <w:numPr>
-          <w:ilvl w:val="0"/>
-          <w:numId w:val="2"/>
-        </w:numPr>
-        <w:spacing w:before="40" w:after="40"/>
-      </w:pPr>
-      <w:r>
-        <w:t>新增、修改、刪除設備基本資料</w:t>
-      </w:r>
-    </w:p>
-    <w:p>
-      <w:pPr>
-        <w:pStyle w:val="a4"/>
-        <w:numPr>
-          <w:ilvl w:val="0"/>
-          <w:numId w:val="2"/>
-        </w:numPr>
-        <w:spacing w:before="40" w:after="40"/>
-      </w:pPr>
-      <w:r>
-        <w:t>依類別、狀態、地點瀏覽與搜尋設備</w:t>
-      </w:r>
-    </w:p>
-    <w:p>
-      <w:pPr>
-        <w:pStyle w:val="a4"/>
-        <w:numPr>
-          <w:ilvl w:val="0"/>
-          <w:numId w:val="2"/>
-        </w:numPr>
-        <w:spacing w:before="40" w:after="40"/>
-      </w:pPr>
-      <w:r>
-        <w:t>設備狀態隨借用、維修、報廢流程自動更新</w:t>
-      </w:r>
-    </w:p>
-    <w:p>
-      <w:pPr>
-        <w:spacing w:before="180" w:after="80"/>
-        <w:ind w:left="360"/>
-      </w:pPr>
-      <w:r>
-        <w:rPr>
-          <w:b/>
-          <w:bCs/>
-          <w:color w:val="1F3A6B"/>
-          <w:sz w:val="25"/>
-          <w:szCs w:val="25"/>
-        </w:rPr>
-        <w:t>(3) 類別管理</w:t>
-      </w:r>
-    </w:p>
-    <w:p>
-      <w:pPr>
-        <w:pStyle w:val="a4"/>
-        <w:numPr>
-          <w:ilvl w:val="0"/>
-          <w:numId w:val="2"/>
-        </w:numPr>
-        <w:spacing w:before="40" w:after="40"/>
-      </w:pPr>
-      <w:r>
-        <w:t>管理員新增、修改、刪除設備類別</w:t>
-      </w:r>
-    </w:p>
-    <w:p>
-      <w:pPr>
-        <w:spacing w:before="180" w:after="80"/>
-        <w:ind w:left="360"/>
-      </w:pPr>
-      <w:r>
-        <w:rPr>
-          <w:b/>
-          <w:bCs/>
-          <w:color w:val="1F3A6B"/>
-          <w:sz w:val="25"/>
-          <w:szCs w:val="25"/>
-        </w:rPr>
-        <w:t>(4) 借用管理</w:t>
-      </w:r>
-    </w:p>
-    <w:p>
-      <w:pPr>
-        <w:pStyle w:val="a4"/>
-        <w:numPr>
-          <w:ilvl w:val="0"/>
-          <w:numId w:val="2"/>
-        </w:numPr>
-        <w:spacing w:before="40" w:after="40"/>
-      </w:pPr>
-      <w:r>
-        <w:t>使用者提交借用申請，填寫借用起迄日期</w:t>
-      </w:r>
-    </w:p>
-    <w:p>
-      <w:pPr>
-        <w:pStyle w:val="a4"/>
-        <w:numPr>
-          <w:ilvl w:val="0"/>
-          <w:numId w:val="2"/>
-        </w:numPr>
-        <w:spacing w:before="40" w:after="40"/>
-      </w:pPr>
-      <w:r>
-        <w:t>管理員審核申請並更新設備狀態</w:t>
-      </w:r>
-    </w:p>
-    <w:p>
-      <w:pPr>
-        <w:pStyle w:val="a4"/>
-        <w:numPr>
-          <w:ilvl w:val="0"/>
-          <w:numId w:val="2"/>
-        </w:numPr>
-        <w:spacing w:before="40" w:after="40"/>
-      </w:pPr>
-      <w:r>
-        <w:t>系統自動偵測逾期歸還並標記狀態</w:t>
-      </w:r>
-    </w:p>
-    <w:p>
-      <w:pPr>
-        <w:spacing w:before="180" w:after="80"/>
-        <w:ind w:left="360"/>
-      </w:pPr>
-      <w:r>
-        <w:rPr>
-          <w:b/>
-          <w:bCs/>
-          <w:color w:val="1F3A6B"/>
-          <w:sz w:val="25"/>
-          <w:szCs w:val="25"/>
-        </w:rPr>
-        <w:t>(5) 維護管理</w:t>
-      </w:r>
-    </w:p>
-    <w:p>
-      <w:pPr>
-        <w:pStyle w:val="a4"/>
-        <w:numPr>
-          <w:ilvl w:val="0"/>
-          <w:numId w:val="2"/>
-        </w:numPr>
-        <w:spacing w:before="40" w:after="40"/>
-      </w:pPr>
-      <w:r>
-        <w:t>使用者提交設備損壞通報</w:t>
-      </w:r>
-    </w:p>
-    <w:p>
-      <w:pPr>
-        <w:pStyle w:val="a4"/>
-        <w:numPr>
-          <w:ilvl w:val="0"/>
-          <w:numId w:val="2"/>
-        </w:numPr>
-        <w:spacing w:before="40" w:after="40"/>
-      </w:pPr>
-      <w:r>
-        <w:t>管理員建立維護紀錄並追蹤處理進度</w:t>
-      </w:r>
-    </w:p>
-    <w:p>
-      <w:pPr>
-        <w:pStyle w:val="a4"/>
-        <w:numPr>
-          <w:ilvl w:val="0"/>
-          <w:numId w:val="2"/>
-        </w:numPr>
-        <w:spacing w:before="40" w:after="40"/>
-      </w:pPr>
-      <w:r>
-        <w:t>維護完成後自動恢復設備可用狀態</w:t>
-      </w:r>
-    </w:p>
-    <w:p>
-      <w:pPr>
-        <w:spacing w:before="180" w:after="80"/>
-        <w:ind w:left="360"/>
-      </w:pPr>
-      <w:r>
-        <w:rPr>
-          <w:b/>
-          <w:bCs/>
-          <w:color w:val="1F3A6B"/>
-          <w:sz w:val="25"/>
-          <w:szCs w:val="25"/>
-        </w:rPr>
-        <w:t>(6) 報廢管理</w:t>
-      </w:r>
-    </w:p>
-    <w:p>
-      <w:pPr>
-        <w:pStyle w:val="a4"/>
-        <w:numPr>
-          <w:ilvl w:val="0"/>
-          <w:numId w:val="2"/>
-        </w:numPr>
-        <w:spacing w:before="40" w:after="40"/>
-      </w:pPr>
-      <w:r>
-        <w:t>申請設備報廢並附上原因說明</w:t>
-      </w:r>
-    </w:p>
-    <w:p>
-      <w:pPr>
-        <w:pStyle w:val="a4"/>
-        <w:numPr>
-          <w:ilvl w:val="0"/>
-          <w:numId w:val="2"/>
-        </w:numPr>
-        <w:spacing w:before="40" w:after="40"/>
-      </w:pPr>
-      <w:r>
-        <w:t>管理員審核後更新設備狀態為「報廢」</w:t>
-      </w:r>
-    </w:p>
-    <w:p>
-      <w:pPr>
-        <w:spacing w:before="180" w:after="80"/>
-        <w:ind w:left="360"/>
-      </w:pPr>
-      <w:r>
-        <w:rPr>
-          <w:b/>
-          <w:bCs/>
-          <w:color w:val="1F3A6B"/>
-          <w:sz w:val="25"/>
-          <w:szCs w:val="25"/>
-        </w:rPr>
-        <w:t>(7) 安全性</w:t>
-      </w:r>
-    </w:p>
-    <w:p>
-      <w:pPr>
-        <w:pStyle w:val="a4"/>
-        <w:numPr>
-          <w:ilvl w:val="0"/>
-          <w:numId w:val="2"/>
-        </w:numPr>
-        <w:spacing w:before="40" w:after="40"/>
-      </w:pPr>
-      <w:r>
-        <w:t>密碼獨立資料表儲存並以加密演算法（</w:t>
-      </w:r>
-      <w:r>
-        <w:t>Bcrypt</w:t>
-      </w:r>
-      <w:r>
-        <w:t>）處理</w:t>
-      </w:r>
-    </w:p>
-    <w:p>
-      <w:pPr>
-        <w:pStyle w:val="a4"/>
-        <w:numPr>
-          <w:ilvl w:val="0"/>
-          <w:numId w:val="2"/>
-        </w:numPr>
-        <w:spacing w:before="40" w:after="40"/>
-      </w:pPr>
-      <w:r>
-        <w:lastRenderedPageBreak/>
         <w:t>角色型存取控制，限制非管理員操作敏感功能</w:t>
       </w:r>
     </w:p>
@@ -3255,6 +3558,7 @@
                 <w:szCs w:val="24"/>
               </w:rPr>
             </w:pPr>
+            <w:proofErr w:type="spellStart"/>
             <w:r>
               <w:rPr>
                 <w:rFonts w:ascii="標楷體" w:eastAsia="標楷體" w:hAnsi="標楷體" w:cs="新細明體" w:hint="eastAsia"/>
@@ -3264,6 +3568,7 @@
               </w:rPr>
               <w:t>模組</w:t>
             </w:r>
+            <w:proofErr w:type="spellEnd"/>
           </w:p>
         </w:tc>
         <w:tc>
@@ -3287,6 +3592,7 @@
                 <w:szCs w:val="24"/>
               </w:rPr>
             </w:pPr>
+            <w:proofErr w:type="spellStart"/>
             <w:r>
               <w:rPr>
                 <w:rFonts w:ascii="標楷體" w:eastAsia="標楷體" w:hAnsi="標楷體" w:cs="新細明體" w:hint="eastAsia"/>
@@ -3296,6 +3602,7 @@
               </w:rPr>
               <w:t>功能需求</w:t>
             </w:r>
+            <w:proofErr w:type="spellEnd"/>
           </w:p>
         </w:tc>
       </w:tr>
@@ -3323,6 +3630,7 @@
                 <w:szCs w:val="24"/>
               </w:rPr>
             </w:pPr>
+            <w:proofErr w:type="spellStart"/>
             <w:r>
               <w:rPr>
                 <w:rFonts w:ascii="標楷體" w:eastAsia="標楷體" w:hAnsi="標楷體" w:cs="新細明體" w:hint="eastAsia"/>
@@ -3331,6 +3639,7 @@
               </w:rPr>
               <w:t>使用者管理</w:t>
             </w:r>
+            <w:proofErr w:type="spellEnd"/>
           </w:p>
         </w:tc>
         <w:tc>
@@ -3389,6 +3698,7 @@
                 <w:szCs w:val="24"/>
               </w:rPr>
             </w:pPr>
+            <w:proofErr w:type="spellStart"/>
             <w:r>
               <w:rPr>
                 <w:rFonts w:ascii="標楷體" w:eastAsia="標楷體" w:hAnsi="標楷體" w:cs="新細明體" w:hint="eastAsia"/>
@@ -3397,6 +3707,7 @@
               </w:rPr>
               <w:t>設備管理</w:t>
             </w:r>
+            <w:proofErr w:type="spellEnd"/>
           </w:p>
         </w:tc>
         <w:tc>
@@ -3455,6 +3766,7 @@
                 <w:szCs w:val="24"/>
               </w:rPr>
             </w:pPr>
+            <w:proofErr w:type="spellStart"/>
             <w:r>
               <w:rPr>
                 <w:rFonts w:ascii="標楷體" w:eastAsia="標楷體" w:hAnsi="標楷體" w:cs="新細明體" w:hint="eastAsia"/>
@@ -3463,6 +3775,7 @@
               </w:rPr>
               <w:t>類別管理</w:t>
             </w:r>
+            <w:proofErr w:type="spellEnd"/>
           </w:p>
         </w:tc>
         <w:tc>
@@ -3521,6 +3834,7 @@
                 <w:szCs w:val="24"/>
               </w:rPr>
             </w:pPr>
+            <w:proofErr w:type="spellStart"/>
             <w:r>
               <w:rPr>
                 <w:rFonts w:ascii="標楷體" w:eastAsia="標楷體" w:hAnsi="標楷體" w:cs="新細明體" w:hint="eastAsia"/>
@@ -3529,6 +3843,7 @@
               </w:rPr>
               <w:t>借用管理</w:t>
             </w:r>
+            <w:proofErr w:type="spellEnd"/>
           </w:p>
         </w:tc>
         <w:tc>
@@ -3587,6 +3902,7 @@
                 <w:szCs w:val="24"/>
               </w:rPr>
             </w:pPr>
+            <w:proofErr w:type="spellStart"/>
             <w:r>
               <w:rPr>
                 <w:rFonts w:ascii="標楷體" w:eastAsia="標楷體" w:hAnsi="標楷體" w:cs="新細明體" w:hint="eastAsia"/>
@@ -3595,6 +3911,7 @@
               </w:rPr>
               <w:t>維護管理</w:t>
             </w:r>
+            <w:proofErr w:type="spellEnd"/>
           </w:p>
         </w:tc>
         <w:tc>
@@ -3653,6 +3970,7 @@
                 <w:szCs w:val="24"/>
               </w:rPr>
             </w:pPr>
+            <w:proofErr w:type="spellStart"/>
             <w:r>
               <w:rPr>
                 <w:rFonts w:ascii="標楷體" w:eastAsia="標楷體" w:hAnsi="標楷體" w:cs="新細明體" w:hint="eastAsia"/>
@@ -3661,6 +3979,7 @@
               </w:rPr>
               <w:t>報廢管理</w:t>
             </w:r>
+            <w:proofErr w:type="spellEnd"/>
           </w:p>
         </w:tc>
         <w:tc>
@@ -3719,6 +4038,7 @@
                 <w:szCs w:val="24"/>
               </w:rPr>
             </w:pPr>
+            <w:proofErr w:type="spellStart"/>
             <w:r>
               <w:rPr>
                 <w:rFonts w:ascii="標楷體" w:eastAsia="標楷體" w:hAnsi="標楷體" w:cs="新細明體" w:hint="eastAsia"/>
@@ -3727,6 +4047,7 @@
               </w:rPr>
               <w:t>安全性</w:t>
             </w:r>
+            <w:proofErr w:type="spellEnd"/>
           </w:p>
         </w:tc>
         <w:tc>
@@ -3756,52 +4077,7 @@
                 <w:szCs w:val="24"/>
                 <w:lang w:eastAsia="zh-TW"/>
               </w:rPr>
-              <w:t>將密碼</w:t>
-            </w:r>
-            <w:r>
-              <w:rPr>
-                <w:rFonts w:ascii="標楷體" w:eastAsia="標楷體" w:hAnsi="標楷體" w:cs="新細明體" w:hint="eastAsia"/>
-                <w:sz w:val="24"/>
-                <w:szCs w:val="24"/>
-                <w:lang w:eastAsia="zh-TW"/>
-              </w:rPr>
-              <w:t>透過</w:t>
-            </w:r>
-            <w:r>
-              <w:rPr>
-                <w:rFonts w:ascii="標楷體" w:eastAsia="標楷體" w:hAnsi="標楷體" w:cs="新細明體"/>
-                <w:sz w:val="24"/>
-                <w:szCs w:val="24"/>
-                <w:lang w:eastAsia="zh-TW"/>
-              </w:rPr>
-              <w:t>獨立資料表儲存</w:t>
-            </w:r>
-            <w:r>
-              <w:rPr>
-                <w:rFonts w:ascii="標楷體" w:eastAsia="標楷體" w:hAnsi="標楷體" w:cs="新細明體" w:hint="eastAsia"/>
-                <w:sz w:val="24"/>
-                <w:szCs w:val="24"/>
-                <w:lang w:eastAsia="zh-TW"/>
-              </w:rPr>
-              <w:t>、</w:t>
-            </w:r>
-            <w:r>
-              <w:rPr>
-                <w:rFonts w:ascii="標楷體" w:eastAsia="標楷體" w:hAnsi="標楷體" w:cs="新細明體"/>
-                <w:sz w:val="24"/>
-                <w:szCs w:val="24"/>
-                <w:lang w:eastAsia="zh-TW"/>
-              </w:rPr>
-              <w:t>處理</w:t>
-            </w:r>
-            <w:r>
-              <w:rPr>
-                <w:rFonts w:ascii="標楷體" w:eastAsia="標楷體" w:hAnsi="標楷體" w:cs="新細明體" w:hint="eastAsia"/>
-                <w:sz w:val="24"/>
-                <w:szCs w:val="24"/>
-                <w:lang w:eastAsia="zh-TW"/>
-              </w:rPr>
-              <w:t>，並加密提高安全性</w:t>
+              <w:t>採學校 SSO 單一登入，系統不儲存密碼，降低資料外洩風險</w:t>
             </w:r>
           </w:p>
         </w:tc>
@@ -3837,7 +4113,15 @@
         <w:spacing w:before="40" w:after="40"/>
       </w:pPr>
       <w:r>
-        <w:t>Member 資料表中，mId 為主鍵，確保每位使用者擁有唯一識別碼。</w:t>
+        <w:t>Member 資料表中，</w:t>
+      </w:r>
+      <w:proofErr w:type="spellStart"/>
+      <w:r>
+        <w:t>mId</w:t>
+      </w:r>
+      <w:proofErr w:type="spellEnd"/>
+      <w:r>
+        <w:t xml:space="preserve"> 為主鍵，確保每位使用者擁有唯一識別碼。</w:t>
       </w:r>
     </w:p>
     <w:p>
@@ -3850,7 +4134,15 @@
         <w:spacing w:before="40" w:after="40"/>
       </w:pPr>
       <w:r>
-        <w:t>Equipment 資料表中，eId 為主鍵，確保每項設備擁有唯一識別碼。</w:t>
+        <w:t>Equipment 資料表中，</w:t>
+      </w:r>
+      <w:proofErr w:type="spellStart"/>
+      <w:r>
+        <w:t>eId</w:t>
+      </w:r>
+      <w:proofErr w:type="spellEnd"/>
+      <w:r>
+        <w:t xml:space="preserve"> 為主鍵，確保每項設備擁有唯一識別碼。</w:t>
       </w:r>
     </w:p>
     <w:p>
@@ -3863,7 +4155,15 @@
         <w:spacing w:before="40" w:after="40"/>
       </w:pPr>
       <w:r>
-        <w:t>Category 資料表中，cId 為主鍵，確保每個類別擁有唯一識別碼。</w:t>
+        <w:t>Category 資料表中，</w:t>
+      </w:r>
+      <w:proofErr w:type="spellStart"/>
+      <w:r>
+        <w:t>cId</w:t>
+      </w:r>
+      <w:proofErr w:type="spellEnd"/>
+      <w:r>
+        <w:t xml:space="preserve"> 為主鍵，確保每個類別擁有唯一識別碼。</w:t>
       </w:r>
     </w:p>
     <w:p>
@@ -3875,8 +4175,21 @@
         </w:numPr>
         <w:spacing w:before="40" w:after="40"/>
       </w:pPr>
-      <w:r>
-        <w:t>BorrowRecord 資料表中，bId 為主鍵，確保每筆借用紀錄唯一。</w:t>
+      <w:proofErr w:type="spellStart"/>
+      <w:r>
+        <w:t>BorrowRecord</w:t>
+      </w:r>
+      <w:proofErr w:type="spellEnd"/>
+      <w:r>
+        <w:t xml:space="preserve"> 資料表中，</w:t>
+      </w:r>
+      <w:proofErr w:type="spellStart"/>
+      <w:r>
+        <w:t>bId</w:t>
+      </w:r>
+      <w:proofErr w:type="spellEnd"/>
+      <w:r>
+        <w:t xml:space="preserve"> 為主鍵，確保每筆借用紀錄唯一。</w:t>
       </w:r>
     </w:p>
     <w:p>
@@ -3888,8 +4201,21 @@
         </w:numPr>
         <w:spacing w:before="40" w:after="40"/>
       </w:pPr>
-      <w:r>
-        <w:t>MaintenanceRecord 資料表中，mRecId 為主鍵，確保每筆維護紀錄唯一。</w:t>
+      <w:proofErr w:type="spellStart"/>
+      <w:r>
+        <w:t>MaintenanceRecord</w:t>
+      </w:r>
+      <w:proofErr w:type="spellEnd"/>
+      <w:r>
+        <w:t xml:space="preserve"> 資料表中，</w:t>
+      </w:r>
+      <w:proofErr w:type="spellStart"/>
+      <w:r>
+        <w:t>mRecId</w:t>
+      </w:r>
+      <w:proofErr w:type="spellEnd"/>
+      <w:r>
+        <w:t xml:space="preserve"> 為主鍵，確保每筆維護紀錄唯一。</w:t>
       </w:r>
     </w:p>
     <w:p>
@@ -3901,8 +4227,21 @@
         </w:numPr>
         <w:spacing w:before="40" w:after="40"/>
       </w:pPr>
-      <w:r>
-        <w:t>RetireRequest 資料表中，retId 為主鍵，確保每筆報廢申請唯一。</w:t>
+      <w:proofErr w:type="spellStart"/>
+      <w:r>
+        <w:t>RetireRequest</w:t>
+      </w:r>
+      <w:proofErr w:type="spellEnd"/>
+      <w:r>
+        <w:t xml:space="preserve"> 資料表中，</w:t>
+      </w:r>
+      <w:proofErr w:type="spellStart"/>
+      <w:r>
+        <w:t>retId</w:t>
+      </w:r>
+      <w:proofErr w:type="spellEnd"/>
+      <w:r>
+        <w:t xml:space="preserve"> 為主鍵，確保每筆報廢申請唯一。</w:t>
       </w:r>
     </w:p>
     <w:p>
@@ -3915,15 +4254,7 @@
         <w:spacing w:before="40" w:after="40"/>
       </w:pPr>
       <w:r>
-        <w:t>Password 資料表中，mId 同時為主鍵</w:t>
-      </w:r>
-      <w:proofErr w:type="gramStart"/>
-      <w:r>
-        <w:t>與外鍵</w:t>
-      </w:r>
-      <w:proofErr w:type="gramEnd"/>
-      <w:r>
-        <w:t>，確保每位使用者僅有一筆密碼紀錄。</w:t>
+        <w:t>本系統改採學校 SSO 單一登入，不自行儲存密碼。</w:t>
       </w:r>
     </w:p>
     <w:p>
@@ -3932,15 +4263,7 @@
       </w:pPr>
       <w:bookmarkStart w:id="9" w:name="_Toc227896696"/>
       <w:r>
-        <w:t xml:space="preserve">2. </w:t>
-      </w:r>
-      <w:proofErr w:type="gramStart"/>
-      <w:r>
-        <w:t>外鍵限制</w:t>
-      </w:r>
-      <w:proofErr w:type="gramEnd"/>
-      <w:r>
-        <w:t>（Foreign Key Constraints）</w:t>
+        <w:t>2. 外鍵限制（Foreign Key Constraints）</w:t>
       </w:r>
       <w:bookmarkEnd w:id="9"/>
     </w:p>
@@ -3953,8 +4276,21 @@
         </w:numPr>
         <w:spacing w:before="40" w:after="40"/>
       </w:pPr>
-      <w:r>
-        <w:t>Equipment.cId → Category.cId：確保設備所屬類別存在。</w:t>
+      <w:proofErr w:type="spellStart"/>
+      <w:r>
+        <w:t>Equipment.cId</w:t>
+      </w:r>
+      <w:proofErr w:type="spellEnd"/>
+      <w:r>
+        <w:t xml:space="preserve"> → </w:t>
+      </w:r>
+      <w:proofErr w:type="spellStart"/>
+      <w:r>
+        <w:t>Category.cId</w:t>
+      </w:r>
+      <w:proofErr w:type="spellEnd"/>
+      <w:r>
+        <w:t>：確保設備所屬類別存在。</w:t>
       </w:r>
     </w:p>
     <w:p>
@@ -3966,8 +4302,21 @@
         </w:numPr>
         <w:spacing w:before="40" w:after="40"/>
       </w:pPr>
-      <w:r>
-        <w:t>BorrowRecord.mId → Member.mId：確保借用申請人為系統合法使用者。</w:t>
+      <w:proofErr w:type="spellStart"/>
+      <w:r>
+        <w:t>BorrowRecord.mId</w:t>
+      </w:r>
+      <w:proofErr w:type="spellEnd"/>
+      <w:r>
+        <w:t xml:space="preserve"> → </w:t>
+      </w:r>
+      <w:proofErr w:type="spellStart"/>
+      <w:r>
+        <w:t>Member.mId</w:t>
+      </w:r>
+      <w:proofErr w:type="spellEnd"/>
+      <w:r>
+        <w:t>：確保借用申請人為系統合法使用者。</w:t>
       </w:r>
     </w:p>
     <w:p>
@@ -3979,8 +4328,21 @@
         </w:numPr>
         <w:spacing w:before="40" w:after="40"/>
       </w:pPr>
-      <w:r>
-        <w:t>BorrowRecord.eId → Equipment.eId：確保借用的設備存在於系統中。</w:t>
+      <w:proofErr w:type="spellStart"/>
+      <w:r>
+        <w:t>BorrowRecord.eId</w:t>
+      </w:r>
+      <w:proofErr w:type="spellEnd"/>
+      <w:r>
+        <w:t xml:space="preserve"> → </w:t>
+      </w:r>
+      <w:proofErr w:type="spellStart"/>
+      <w:r>
+        <w:t>Equipment.eId</w:t>
+      </w:r>
+      <w:proofErr w:type="spellEnd"/>
+      <w:r>
+        <w:t>：確保借用的設備存在於系統中。</w:t>
       </w:r>
     </w:p>
     <w:p>
@@ -3992,9 +4354,11 @@
         </w:numPr>
         <w:spacing w:before="40" w:after="40"/>
       </w:pPr>
+      <w:proofErr w:type="spellStart"/>
       <w:r>
         <w:t>BorrowRecord.bApprovedBy</w:t>
       </w:r>
+      <w:proofErr w:type="spellEnd"/>
       <w:r>
         <w:rPr>
           <w:rFonts w:hint="eastAsia"/>
@@ -4010,9 +4374,11 @@
         </w:rPr>
         <w:t xml:space="preserve"> </w:t>
       </w:r>
+      <w:proofErr w:type="spellStart"/>
       <w:r>
         <w:t>Member.mId</w:t>
       </w:r>
+      <w:proofErr w:type="spellEnd"/>
       <w:r>
         <w:rPr>
           <w:rFonts w:hint="eastAsia"/>
@@ -4041,8 +4407,21 @@
         </w:numPr>
         <w:spacing w:before="40" w:after="40"/>
       </w:pPr>
-      <w:r>
-        <w:t>MaintenanceRecord.eId → Equipment.eId：確保維護對象為已登錄設備。</w:t>
+      <w:proofErr w:type="spellStart"/>
+      <w:r>
+        <w:t>MaintenanceRecord.eId</w:t>
+      </w:r>
+      <w:proofErr w:type="spellEnd"/>
+      <w:r>
+        <w:t xml:space="preserve"> → </w:t>
+      </w:r>
+      <w:proofErr w:type="spellStart"/>
+      <w:r>
+        <w:t>Equipment.eId</w:t>
+      </w:r>
+      <w:proofErr w:type="spellEnd"/>
+      <w:r>
+        <w:t>：確保維護對象為已登錄設備。</w:t>
       </w:r>
     </w:p>
     <w:p>
@@ -4054,8 +4433,21 @@
         </w:numPr>
         <w:spacing w:before="40" w:after="40"/>
       </w:pPr>
-      <w:r>
-        <w:t>MaintenanceRecord.mId → Member.mId：確保維護申報人為合法使用者。</w:t>
+      <w:proofErr w:type="spellStart"/>
+      <w:r>
+        <w:t>MaintenanceRecord.mId</w:t>
+      </w:r>
+      <w:proofErr w:type="spellEnd"/>
+      <w:r>
+        <w:t xml:space="preserve"> → </w:t>
+      </w:r>
+      <w:proofErr w:type="spellStart"/>
+      <w:r>
+        <w:t>Member.mId</w:t>
+      </w:r>
+      <w:proofErr w:type="spellEnd"/>
+      <w:r>
+        <w:t>：確保維護申報人為合法使用者。</w:t>
       </w:r>
     </w:p>
     <w:p>
@@ -4067,8 +4459,21 @@
         </w:numPr>
         <w:spacing w:before="40" w:after="40"/>
       </w:pPr>
-      <w:r>
-        <w:t>RetireRequest.eId → Equipment.eId：確保報廢對象為已登錄設備。</w:t>
+      <w:proofErr w:type="spellStart"/>
+      <w:r>
+        <w:t>RetireRequest.eId</w:t>
+      </w:r>
+      <w:proofErr w:type="spellEnd"/>
+      <w:r>
+        <w:t xml:space="preserve"> → </w:t>
+      </w:r>
+      <w:proofErr w:type="spellStart"/>
+      <w:r>
+        <w:t>Equipment.eId</w:t>
+      </w:r>
+      <w:proofErr w:type="spellEnd"/>
+      <w:r>
+        <w:t>：確保報廢對象為已登錄設備。</w:t>
       </w:r>
     </w:p>
     <w:p>
@@ -4080,8 +4485,21 @@
         </w:numPr>
         <w:spacing w:before="40" w:after="40"/>
       </w:pPr>
-      <w:r>
-        <w:t>RetireRequest.mId → Member.mId：確保報廢申請人為合法使用者。</w:t>
+      <w:proofErr w:type="spellStart"/>
+      <w:r>
+        <w:t>RetireRequest.mId</w:t>
+      </w:r>
+      <w:proofErr w:type="spellEnd"/>
+      <w:r>
+        <w:t xml:space="preserve"> → </w:t>
+      </w:r>
+      <w:proofErr w:type="spellStart"/>
+      <w:r>
+        <w:t>Member.mId</w:t>
+      </w:r>
+      <w:proofErr w:type="spellEnd"/>
+      <w:r>
+        <w:t>：確保報廢申請人為合法使用者。</w:t>
       </w:r>
     </w:p>
     <w:p>
@@ -4094,7 +4512,16 @@
         <w:spacing w:before="40" w:after="40"/>
       </w:pPr>
       <w:r>
-        <w:t>Password.mId → Member.mId：確保密碼紀錄對應存在之使用者。</w:t>
+        <w:lastRenderedPageBreak/>
+        <w:t xml:space="preserve">系統透過學校 SSO 驗證身份，取得使用者學校信箱後比對 </w:t>
+      </w:r>
+      <w:proofErr w:type="spellStart"/>
+      <w:r>
+        <w:t>Member.mEmail</w:t>
+      </w:r>
+      <w:proofErr w:type="spellEnd"/>
+      <w:r>
+        <w:t>，確認使用者是否存在及其對應角色，密碼驗證全程由學校 SSO 負責，本系統不儲存任何密碼相關欄位。</w:t>
       </w:r>
     </w:p>
     <w:p>
@@ -4116,8 +4543,13 @@
         </w:numPr>
         <w:spacing w:before="40" w:after="40"/>
       </w:pPr>
-      <w:r>
-        <w:t>Member.mAccount：帳號唯一，防止重複帳號。</w:t>
+      <w:proofErr w:type="spellStart"/>
+      <w:r>
+        <w:t>Member.mAccount</w:t>
+      </w:r>
+      <w:proofErr w:type="spellEnd"/>
+      <w:r>
+        <w:t>：帳號唯一，防止重複帳號。</w:t>
       </w:r>
     </w:p>
     <w:p>
@@ -4129,8 +4561,13 @@
         </w:numPr>
         <w:spacing w:before="40" w:after="40"/>
       </w:pPr>
-      <w:r>
-        <w:t>Member.mEmail：電子郵件唯一，確保每位使用者信箱不重複。</w:t>
+      <w:proofErr w:type="spellStart"/>
+      <w:r>
+        <w:t>Member.mEmail</w:t>
+      </w:r>
+      <w:proofErr w:type="spellEnd"/>
+      <w:r>
+        <w:t>：電子郵件唯一，確保每位使用者信箱不重複。</w:t>
       </w:r>
     </w:p>
     <w:p>
@@ -4142,9 +4579,13 @@
         </w:numPr>
         <w:spacing w:before="40" w:after="40"/>
       </w:pPr>
-      <w:r>
-        <w:lastRenderedPageBreak/>
-        <w:t>Equipment.ePropertyNo：財產編號唯一，為設備資產管理的核心依據。</w:t>
+      <w:proofErr w:type="spellStart"/>
+      <w:r>
+        <w:t>Equipment.ePropertyNo</w:t>
+      </w:r>
+      <w:proofErr w:type="spellEnd"/>
+      <w:r>
+        <w:t>：財產編號唯一，為設備資產管理的核心依據。</w:t>
       </w:r>
     </w:p>
     <w:p>
@@ -4166,8 +4607,13 @@
         </w:numPr>
         <w:spacing w:before="40" w:after="40"/>
       </w:pPr>
-      <w:r>
-        <w:t>Member.mEmail：需符合電子郵件格式（包含 @ 與網域）。</w:t>
+      <w:proofErr w:type="spellStart"/>
+      <w:r>
+        <w:t>Member.mEmail</w:t>
+      </w:r>
+      <w:proofErr w:type="spellEnd"/>
+      <w:r>
+        <w:t>：需符合電子郵件格式（包含 @ 與網域）。</w:t>
       </w:r>
     </w:p>
     <w:p>
@@ -4179,8 +4625,13 @@
         </w:numPr>
         <w:spacing w:before="40" w:after="40"/>
       </w:pPr>
-      <w:r>
-        <w:t>Member.mRole：值域限定為「管理員」、「教師」、「學生」三者之一。</w:t>
+      <w:proofErr w:type="spellStart"/>
+      <w:r>
+        <w:t>Member.mRole</w:t>
+      </w:r>
+      <w:proofErr w:type="spellEnd"/>
+      <w:r>
+        <w:t>：值域限定為「管理員」、「教師」、「學生」三者之一。</w:t>
       </w:r>
     </w:p>
     <w:p>
@@ -4192,8 +4643,13 @@
         </w:numPr>
         <w:spacing w:before="40" w:after="40"/>
       </w:pPr>
-      <w:r>
-        <w:t>Member.mPhone：需符合 09xxxxxxxx 格式（10 位數字）。</w:t>
+      <w:proofErr w:type="spellStart"/>
+      <w:r>
+        <w:t>Member.mPhone</w:t>
+      </w:r>
+      <w:proofErr w:type="spellEnd"/>
+      <w:r>
+        <w:t>：需符合 09xxxxxxxx 格式（10 位數字）。</w:t>
       </w:r>
     </w:p>
     <w:p>
@@ -4205,8 +4661,13 @@
         </w:numPr>
         <w:spacing w:before="40" w:after="40"/>
       </w:pPr>
-      <w:r>
-        <w:t>Equipment.eStatus：值域限定為「可用」、「借出中」、「維修中」、「報廢」。</w:t>
+      <w:proofErr w:type="spellStart"/>
+      <w:r>
+        <w:t>Equipment.eStatus</w:t>
+      </w:r>
+      <w:proofErr w:type="spellEnd"/>
+      <w:r>
+        <w:t>：值域限定為「可用」、「借出中」、「維修中」、「報廢」。</w:t>
       </w:r>
     </w:p>
     <w:p>
@@ -4218,8 +4679,13 @@
         </w:numPr>
         <w:spacing w:before="40" w:after="40"/>
       </w:pPr>
-      <w:r>
-        <w:t>Equipment.ePurchaseDate：不得為未來日期。</w:t>
+      <w:proofErr w:type="spellStart"/>
+      <w:r>
+        <w:t>Equipment.ePurchaseDate</w:t>
+      </w:r>
+      <w:proofErr w:type="spellEnd"/>
+      <w:r>
+        <w:t>：不得為未來日期。</w:t>
       </w:r>
     </w:p>
     <w:p>
@@ -4231,8 +4697,21 @@
         </w:numPr>
         <w:spacing w:before="40" w:after="40"/>
       </w:pPr>
-      <w:r>
-        <w:t>Equipment.eWarrantyDate：若不為空，需大於或等於 ePurchaseDate。</w:t>
+      <w:proofErr w:type="spellStart"/>
+      <w:r>
+        <w:t>Equipment.eWarrantyDate</w:t>
+      </w:r>
+      <w:proofErr w:type="spellEnd"/>
+      <w:r>
+        <w:t xml:space="preserve">：若不為空，需大於或等於 </w:t>
+      </w:r>
+      <w:proofErr w:type="spellStart"/>
+      <w:r>
+        <w:t>ePurchaseDate</w:t>
+      </w:r>
+      <w:proofErr w:type="spellEnd"/>
+      <w:r>
+        <w:t>。</w:t>
       </w:r>
     </w:p>
     <w:p>
@@ -4244,8 +4723,21 @@
         </w:numPr>
         <w:spacing w:before="40" w:after="40"/>
       </w:pPr>
-      <w:r>
-        <w:t>BorrowRecord.bEndDate：需大於或等於 bStartDate。</w:t>
+      <w:proofErr w:type="spellStart"/>
+      <w:r>
+        <w:t>BorrowRecord.bEndDate</w:t>
+      </w:r>
+      <w:proofErr w:type="spellEnd"/>
+      <w:r>
+        <w:t xml:space="preserve">：需大於或等於 </w:t>
+      </w:r>
+      <w:proofErr w:type="spellStart"/>
+      <w:r>
+        <w:t>bStartDate</w:t>
+      </w:r>
+      <w:proofErr w:type="spellEnd"/>
+      <w:r>
+        <w:t>。</w:t>
       </w:r>
     </w:p>
     <w:p>
@@ -4257,8 +4749,13 @@
         </w:numPr>
         <w:spacing w:before="40" w:after="40"/>
       </w:pPr>
-      <w:r>
-        <w:t>BorrowRecord.bStatus：值域限定為「申請中」、「核准」、「已歸還」、「逾期」、「拒絕」。</w:t>
+      <w:proofErr w:type="spellStart"/>
+      <w:r>
+        <w:t>BorrowRecord.bStatus</w:t>
+      </w:r>
+      <w:proofErr w:type="spellEnd"/>
+      <w:r>
+        <w:t>：值域限定為「申請中」、「核准」、「已歸還」、「逾期」、「拒絕」。</w:t>
       </w:r>
     </w:p>
     <w:p>
@@ -4270,8 +4767,21 @@
         </w:numPr>
         <w:spacing w:before="40" w:after="40"/>
       </w:pPr>
-      <w:r>
-        <w:t>BorrowRecord.bReturnDate：若不為空，需大於或等於 bStartDate。</w:t>
+      <w:proofErr w:type="spellStart"/>
+      <w:r>
+        <w:t>BorrowRecord.bReturnDate</w:t>
+      </w:r>
+      <w:proofErr w:type="spellEnd"/>
+      <w:r>
+        <w:t xml:space="preserve">：若不為空，需大於或等於 </w:t>
+      </w:r>
+      <w:proofErr w:type="spellStart"/>
+      <w:r>
+        <w:t>bStartDate</w:t>
+      </w:r>
+      <w:proofErr w:type="spellEnd"/>
+      <w:r>
+        <w:t>。</w:t>
       </w:r>
     </w:p>
     <w:p>
@@ -4283,8 +4793,13 @@
         </w:numPr>
         <w:spacing w:before="40" w:after="40"/>
       </w:pPr>
-      <w:r>
-        <w:t>MaintenanceRecord.mStatus：值域限定為「待處理」、「處理中」、「已完成」。</w:t>
+      <w:proofErr w:type="spellStart"/>
+      <w:r>
+        <w:t>MaintenanceRecord.mStatus</w:t>
+      </w:r>
+      <w:proofErr w:type="spellEnd"/>
+      <w:r>
+        <w:t>：值域限定為「待處理」、「處理中」、「已完成」。</w:t>
       </w:r>
     </w:p>
     <w:p>
@@ -4296,8 +4811,13 @@
         </w:numPr>
         <w:spacing w:before="40" w:after="40"/>
       </w:pPr>
-      <w:r>
-        <w:t>RetireRequest.retStatus：值域限定為「待審核」、「核准」、「駁回」。</w:t>
+      <w:proofErr w:type="spellStart"/>
+      <w:r>
+        <w:t>RetireRequest.retStatus</w:t>
+      </w:r>
+      <w:proofErr w:type="spellEnd"/>
+      <w:r>
+        <w:t>：值域限定為「待審核」、「核准」、「駁回」。</w:t>
       </w:r>
     </w:p>
     <w:p>
@@ -4309,6 +4829,7 @@
         </w:numPr>
         <w:spacing w:before="40" w:after="40"/>
       </w:pPr>
+      <w:proofErr w:type="spellStart"/>
       <w:r>
         <w:t>Password</w:t>
       </w:r>
@@ -4321,29 +4842,12 @@
       <w:r>
         <w:t>mPd</w:t>
       </w:r>
+      <w:proofErr w:type="spellEnd"/>
       <w:r>
         <w:rPr>
           <w:rFonts w:hint="eastAsia"/>
         </w:rPr>
-        <w:t>：限由英數字及特殊符號組成，至少八</w:t>
-      </w:r>
-      <w:r>
-        <w:rPr>
-          <w:rFonts w:hint="eastAsia"/>
-        </w:rPr>
-        <w:t>字</w:t>
-      </w:r>
-      <w:r>
-        <w:rPr>
-          <w:rFonts w:hint="eastAsia"/>
-        </w:rPr>
-        <w:t>元</w:t>
-      </w:r>
-      <w:r>
-        <w:rPr>
-          <w:rFonts w:hint="eastAsia"/>
-        </w:rPr>
-        <w:t>。</w:t>
+        <w:t>：限由英數字及特殊符號組成，至少八字元。</w:t>
       </w:r>
     </w:p>
     <w:p>
@@ -4378,7 +4882,15 @@
         <w:spacing w:before="40" w:after="40"/>
       </w:pPr>
       <w:r>
-        <w:t>設備逾期應記錄在 BorrowRecord.bStatus，而不是直接新增 Equipment 的『逾期』狀態，這樣可避免設備狀態定義混亂。</w:t>
+        <w:t xml:space="preserve">設備逾期應記錄在 </w:t>
+      </w:r>
+      <w:proofErr w:type="spellStart"/>
+      <w:r>
+        <w:t>BorrowRecord.bStatus</w:t>
+      </w:r>
+      <w:proofErr w:type="spellEnd"/>
+      <w:r>
+        <w:t>，而不是直接新增 Equipment 的『逾期』狀態，這樣可避免設備狀態定義混亂。</w:t>
       </w:r>
     </w:p>
     <w:p>
@@ -4648,6 +5160,7 @@
             </w:tcMar>
           </w:tcPr>
           <w:p>
+            <w:proofErr w:type="spellStart"/>
             <w:r>
               <w:rPr>
                 <w:sz w:val="22"/>
@@ -4655,6 +5168,7 @@
               </w:rPr>
               <w:t>mId</w:t>
             </w:r>
+            <w:proofErr w:type="spellEnd"/>
           </w:p>
         </w:tc>
         <w:tc>
@@ -4785,6 +5299,7 @@
             </w:tcMar>
           </w:tcPr>
           <w:p>
+            <w:proofErr w:type="spellStart"/>
             <w:r>
               <w:rPr>
                 <w:sz w:val="22"/>
@@ -4792,6 +5307,7 @@
               </w:rPr>
               <w:t>mAccount</w:t>
             </w:r>
+            <w:proofErr w:type="spellEnd"/>
           </w:p>
         </w:tc>
         <w:tc>
@@ -4922,6 +5438,7 @@
             </w:tcMar>
           </w:tcPr>
           <w:p>
+            <w:proofErr w:type="spellStart"/>
             <w:r>
               <w:rPr>
                 <w:sz w:val="22"/>
@@ -4929,6 +5446,7 @@
               </w:rPr>
               <w:t>mName</w:t>
             </w:r>
+            <w:proofErr w:type="spellEnd"/>
           </w:p>
         </w:tc>
         <w:tc>
@@ -5059,13 +5577,16 @@
             </w:tcMar>
           </w:tcPr>
           <w:p>
-            <w:r>
-              <w:rPr>
-                <w:sz w:val="22"/>
-                <w:szCs w:val="22"/>
-              </w:rPr>
+            <w:proofErr w:type="spellStart"/>
+            <w:r>
+              <w:rPr>
+                <w:sz w:val="22"/>
+                <w:szCs w:val="22"/>
+              </w:rPr>
+              <w:lastRenderedPageBreak/>
               <w:t>mEmail</w:t>
             </w:r>
+            <w:proofErr w:type="spellEnd"/>
           </w:p>
         </w:tc>
         <w:tc>
@@ -5196,6 +5717,7 @@
             </w:tcMar>
           </w:tcPr>
           <w:p>
+            <w:proofErr w:type="spellStart"/>
             <w:r>
               <w:rPr>
                 <w:sz w:val="22"/>
@@ -5203,6 +5725,7 @@
               </w:rPr>
               <w:t>mPhone</w:t>
             </w:r>
+            <w:proofErr w:type="spellEnd"/>
           </w:p>
         </w:tc>
         <w:tc>
@@ -5333,6 +5856,7 @@
             </w:tcMar>
           </w:tcPr>
           <w:p>
+            <w:proofErr w:type="spellStart"/>
             <w:r>
               <w:rPr>
                 <w:sz w:val="22"/>
@@ -5340,6 +5864,7 @@
               </w:rPr>
               <w:t>mRole</w:t>
             </w:r>
+            <w:proofErr w:type="spellEnd"/>
           </w:p>
         </w:tc>
         <w:tc>
@@ -5470,6 +5995,7 @@
             </w:tcMar>
           </w:tcPr>
           <w:p>
+            <w:proofErr w:type="spellStart"/>
             <w:r>
               <w:rPr>
                 <w:sz w:val="22"/>
@@ -5477,6 +6003,7 @@
               </w:rPr>
               <w:t>mCreateDate</w:t>
             </w:r>
+            <w:proofErr w:type="spellEnd"/>
           </w:p>
         </w:tc>
         <w:tc>
@@ -5602,7 +6129,6 @@
           <w:sz w:val="26"/>
           <w:szCs w:val="26"/>
         </w:rPr>
-        <w:lastRenderedPageBreak/>
         <w:t>Equipment（設備資料）</w:t>
       </w:r>
     </w:p>
@@ -5821,6 +6347,7 @@
             </w:tcMar>
           </w:tcPr>
           <w:p>
+            <w:proofErr w:type="spellStart"/>
             <w:r>
               <w:rPr>
                 <w:sz w:val="22"/>
@@ -5828,6 +6355,7 @@
               </w:rPr>
               <w:t>eId</w:t>
             </w:r>
+            <w:proofErr w:type="spellEnd"/>
           </w:p>
         </w:tc>
         <w:tc>
@@ -5958,6 +6486,7 @@
             </w:tcMar>
           </w:tcPr>
           <w:p>
+            <w:proofErr w:type="spellStart"/>
             <w:r>
               <w:rPr>
                 <w:sz w:val="22"/>
@@ -5965,6 +6494,7 @@
               </w:rPr>
               <w:t>ePropertyNo</w:t>
             </w:r>
+            <w:proofErr w:type="spellEnd"/>
           </w:p>
         </w:tc>
         <w:tc>
@@ -6095,6 +6625,7 @@
             </w:tcMar>
           </w:tcPr>
           <w:p>
+            <w:proofErr w:type="spellStart"/>
             <w:r>
               <w:rPr>
                 <w:sz w:val="22"/>
@@ -6102,6 +6633,7 @@
               </w:rPr>
               <w:t>eName</w:t>
             </w:r>
+            <w:proofErr w:type="spellEnd"/>
           </w:p>
         </w:tc>
         <w:tc>
@@ -6232,6 +6764,7 @@
             </w:tcMar>
           </w:tcPr>
           <w:p>
+            <w:proofErr w:type="spellStart"/>
             <w:r>
               <w:rPr>
                 <w:sz w:val="22"/>
@@ -6239,6 +6772,7 @@
               </w:rPr>
               <w:t>cId</w:t>
             </w:r>
+            <w:proofErr w:type="spellEnd"/>
           </w:p>
         </w:tc>
         <w:tc>
@@ -6345,8 +6879,17 @@
                 <w:sz w:val="22"/>
                 <w:szCs w:val="22"/>
               </w:rPr>
-              <w:t>FK → Category.cId</w:t>
-            </w:r>
+              <w:t xml:space="preserve">FK → </w:t>
+            </w:r>
+            <w:proofErr w:type="spellStart"/>
+            <w:r>
+              <w:rPr>
+                <w:sz w:val="22"/>
+                <w:szCs w:val="22"/>
+              </w:rPr>
+              <w:t>Category.cId</w:t>
+            </w:r>
+            <w:proofErr w:type="spellEnd"/>
           </w:p>
         </w:tc>
       </w:tr>
@@ -6369,6 +6912,7 @@
             </w:tcMar>
           </w:tcPr>
           <w:p>
+            <w:proofErr w:type="spellStart"/>
             <w:r>
               <w:rPr>
                 <w:sz w:val="22"/>
@@ -6376,6 +6920,7 @@
               </w:rPr>
               <w:t>eStatus</w:t>
             </w:r>
+            <w:proofErr w:type="spellEnd"/>
           </w:p>
         </w:tc>
         <w:tc>
@@ -6506,6 +7051,7 @@
             </w:tcMar>
           </w:tcPr>
           <w:p>
+            <w:proofErr w:type="spellStart"/>
             <w:r>
               <w:rPr>
                 <w:sz w:val="22"/>
@@ -6513,6 +7059,7 @@
               </w:rPr>
               <w:t>eLocation</w:t>
             </w:r>
+            <w:proofErr w:type="spellEnd"/>
           </w:p>
         </w:tc>
         <w:tc>
@@ -6643,6 +7190,7 @@
             </w:tcMar>
           </w:tcPr>
           <w:p>
+            <w:proofErr w:type="spellStart"/>
             <w:r>
               <w:rPr>
                 <w:sz w:val="22"/>
@@ -6650,6 +7198,7 @@
               </w:rPr>
               <w:t>ePurchaseDate</w:t>
             </w:r>
+            <w:proofErr w:type="spellEnd"/>
           </w:p>
         </w:tc>
         <w:tc>
@@ -6780,6 +7329,7 @@
             </w:tcMar>
           </w:tcPr>
           <w:p>
+            <w:proofErr w:type="spellStart"/>
             <w:r>
               <w:rPr>
                 <w:sz w:val="22"/>
@@ -6787,6 +7337,7 @@
               </w:rPr>
               <w:t>eWarrantyDate</w:t>
             </w:r>
+            <w:proofErr w:type="spellEnd"/>
           </w:p>
         </w:tc>
         <w:tc>
@@ -6893,7 +7444,23 @@
                 <w:sz w:val="22"/>
                 <w:szCs w:val="22"/>
               </w:rPr>
-              <w:t>需 &gt;= ePurchaseDate；可為空</w:t>
+              <w:t xml:space="preserve">需 &gt;= </w:t>
+            </w:r>
+            <w:proofErr w:type="spellStart"/>
+            <w:r>
+              <w:rPr>
+                <w:sz w:val="22"/>
+                <w:szCs w:val="22"/>
+              </w:rPr>
+              <w:t>ePurchaseDate</w:t>
+            </w:r>
+            <w:proofErr w:type="spellEnd"/>
+            <w:r>
+              <w:rPr>
+                <w:sz w:val="22"/>
+                <w:szCs w:val="22"/>
+              </w:rPr>
+              <w:t>；可為空</w:t>
             </w:r>
           </w:p>
         </w:tc>
@@ -6917,6 +7484,7 @@
             </w:tcMar>
           </w:tcPr>
           <w:p>
+            <w:proofErr w:type="spellStart"/>
             <w:r>
               <w:rPr>
                 <w:sz w:val="22"/>
@@ -6924,6 +7492,7 @@
               </w:rPr>
               <w:t>eNote</w:t>
             </w:r>
+            <w:proofErr w:type="spellEnd"/>
           </w:p>
         </w:tc>
         <w:tc>
@@ -7272,6 +7841,7 @@
             </w:tcMar>
           </w:tcPr>
           <w:p>
+            <w:proofErr w:type="spellStart"/>
             <w:r>
               <w:rPr>
                 <w:sz w:val="22"/>
@@ -7279,6 +7849,7 @@
               </w:rPr>
               <w:t>cId</w:t>
             </w:r>
+            <w:proofErr w:type="spellEnd"/>
           </w:p>
         </w:tc>
         <w:tc>
@@ -7409,6 +7980,7 @@
             </w:tcMar>
           </w:tcPr>
           <w:p>
+            <w:proofErr w:type="spellStart"/>
             <w:r>
               <w:rPr>
                 <w:sz w:val="22"/>
@@ -7416,6 +7988,7 @@
               </w:rPr>
               <w:t>cName</w:t>
             </w:r>
+            <w:proofErr w:type="spellEnd"/>
           </w:p>
         </w:tc>
         <w:tc>
@@ -7546,6 +8119,7 @@
             </w:tcMar>
           </w:tcPr>
           <w:p>
+            <w:proofErr w:type="spellStart"/>
             <w:r>
               <w:rPr>
                 <w:sz w:val="22"/>
@@ -7553,6 +8127,7 @@
               </w:rPr>
               <w:t>cOutline</w:t>
             </w:r>
+            <w:proofErr w:type="spellEnd"/>
           </w:p>
         </w:tc>
         <w:tc>
@@ -7675,6 +8250,7 @@
         <w:spacing w:before="160" w:after="80"/>
         <w:jc w:val="center"/>
       </w:pPr>
+      <w:proofErr w:type="spellStart"/>
       <w:r>
         <w:rPr>
           <w:b/>
@@ -7683,7 +8259,18 @@
           <w:sz w:val="26"/>
           <w:szCs w:val="26"/>
         </w:rPr>
-        <w:t>BorrowRecord（借用紀錄）</w:t>
+        <w:t>BorrowRecord</w:t>
+      </w:r>
+      <w:proofErr w:type="spellEnd"/>
+      <w:r>
+        <w:rPr>
+          <w:b/>
+          <w:bCs/>
+          <w:color w:val="1F3A6B"/>
+          <w:sz w:val="26"/>
+          <w:szCs w:val="26"/>
+        </w:rPr>
+        <w:t>（借用紀錄）</w:t>
       </w:r>
     </w:p>
     <w:tbl>
@@ -7901,6 +8488,7 @@
             </w:tcMar>
           </w:tcPr>
           <w:p>
+            <w:proofErr w:type="spellStart"/>
             <w:r>
               <w:rPr>
                 <w:sz w:val="22"/>
@@ -7908,6 +8496,7 @@
               </w:rPr>
               <w:t>bId</w:t>
             </w:r>
+            <w:proofErr w:type="spellEnd"/>
           </w:p>
         </w:tc>
         <w:tc>
@@ -8038,13 +8627,16 @@
             </w:tcMar>
           </w:tcPr>
           <w:p>
-            <w:r>
-              <w:rPr>
-                <w:sz w:val="22"/>
-                <w:szCs w:val="22"/>
-              </w:rPr>
+            <w:proofErr w:type="spellStart"/>
+            <w:r>
+              <w:rPr>
+                <w:sz w:val="22"/>
+                <w:szCs w:val="22"/>
+              </w:rPr>
+              <w:lastRenderedPageBreak/>
               <w:t>mId</w:t>
             </w:r>
+            <w:proofErr w:type="spellEnd"/>
           </w:p>
         </w:tc>
         <w:tc>
@@ -8151,8 +8743,17 @@
                 <w:sz w:val="22"/>
                 <w:szCs w:val="22"/>
               </w:rPr>
-              <w:t>FK → Member.mId</w:t>
-            </w:r>
+              <w:t xml:space="preserve">FK → </w:t>
+            </w:r>
+            <w:proofErr w:type="spellStart"/>
+            <w:r>
+              <w:rPr>
+                <w:sz w:val="22"/>
+                <w:szCs w:val="22"/>
+              </w:rPr>
+              <w:t>Member.mId</w:t>
+            </w:r>
+            <w:proofErr w:type="spellEnd"/>
           </w:p>
         </w:tc>
       </w:tr>
@@ -8175,6 +8776,7 @@
             </w:tcMar>
           </w:tcPr>
           <w:p>
+            <w:proofErr w:type="spellStart"/>
             <w:r>
               <w:rPr>
                 <w:sz w:val="22"/>
@@ -8182,6 +8784,7 @@
               </w:rPr>
               <w:t>eId</w:t>
             </w:r>
+            <w:proofErr w:type="spellEnd"/>
           </w:p>
         </w:tc>
         <w:tc>
@@ -8288,8 +8891,17 @@
                 <w:sz w:val="22"/>
                 <w:szCs w:val="22"/>
               </w:rPr>
-              <w:t>FK → Equipment.eId</w:t>
-            </w:r>
+              <w:t xml:space="preserve">FK → </w:t>
+            </w:r>
+            <w:proofErr w:type="spellStart"/>
+            <w:r>
+              <w:rPr>
+                <w:sz w:val="22"/>
+                <w:szCs w:val="22"/>
+              </w:rPr>
+              <w:t>Equipment.eId</w:t>
+            </w:r>
+            <w:proofErr w:type="spellEnd"/>
           </w:p>
         </w:tc>
       </w:tr>
@@ -8312,6 +8924,7 @@
             </w:tcMar>
           </w:tcPr>
           <w:p>
+            <w:proofErr w:type="spellStart"/>
             <w:r>
               <w:rPr>
                 <w:sz w:val="22"/>
@@ -8319,6 +8932,7 @@
               </w:rPr>
               <w:t>bApplyDate</w:t>
             </w:r>
+            <w:proofErr w:type="spellEnd"/>
           </w:p>
         </w:tc>
         <w:tc>
@@ -8455,6 +9069,7 @@
                 <w:szCs w:val="22"/>
               </w:rPr>
             </w:pPr>
+            <w:proofErr w:type="spellStart"/>
             <w:r>
               <w:rPr>
                 <w:sz w:val="22"/>
@@ -8462,6 +9077,7 @@
               </w:rPr>
               <w:t>bApprovedBy</w:t>
             </w:r>
+            <w:proofErr w:type="spellEnd"/>
           </w:p>
         </w:tc>
         <w:tc>
@@ -8595,8 +9211,17 @@
                 <w:sz w:val="22"/>
                 <w:szCs w:val="22"/>
               </w:rPr>
-              <w:t>FK -&gt; Member.mId</w:t>
-            </w:r>
+              <w:t xml:space="preserve">FK -&gt; </w:t>
+            </w:r>
+            <w:proofErr w:type="spellStart"/>
+            <w:r>
+              <w:rPr>
+                <w:sz w:val="22"/>
+                <w:szCs w:val="22"/>
+              </w:rPr>
+              <w:t>Member.mId</w:t>
+            </w:r>
+            <w:proofErr w:type="spellEnd"/>
           </w:p>
         </w:tc>
       </w:tr>
@@ -8625,6 +9250,7 @@
                 <w:szCs w:val="22"/>
               </w:rPr>
             </w:pPr>
+            <w:proofErr w:type="spellStart"/>
             <w:r>
               <w:rPr>
                 <w:sz w:val="22"/>
@@ -8632,6 +9258,7 @@
               </w:rPr>
               <w:t>bApprovedDate</w:t>
             </w:r>
+            <w:proofErr w:type="spellEnd"/>
           </w:p>
         </w:tc>
         <w:tc>
@@ -8797,6 +9424,7 @@
             </w:tcMar>
           </w:tcPr>
           <w:p>
+            <w:proofErr w:type="spellStart"/>
             <w:r>
               <w:rPr>
                 <w:sz w:val="22"/>
@@ -8804,6 +9432,7 @@
               </w:rPr>
               <w:t>bStartDate</w:t>
             </w:r>
+            <w:proofErr w:type="spellEnd"/>
           </w:p>
         </w:tc>
         <w:tc>
@@ -8829,15 +9458,7 @@
                 <w:sz w:val="22"/>
                 <w:szCs w:val="22"/>
               </w:rPr>
-              <w:t>借用開始日</w:t>
-            </w:r>
-            <w:r>
-              <w:rPr>
-                <w:sz w:val="22"/>
-                <w:szCs w:val="22"/>
-              </w:rPr>
-              <w:lastRenderedPageBreak/>
-              <w:t>期</w:t>
+              <w:t>借用開始日期</w:t>
             </w:r>
           </w:p>
         </w:tc>
@@ -8864,7 +9485,6 @@
                 <w:sz w:val="22"/>
                 <w:szCs w:val="22"/>
               </w:rPr>
-              <w:lastRenderedPageBreak/>
               <w:t>DATE</w:t>
             </w:r>
           </w:p>
@@ -8943,6 +9563,7 @@
             </w:tcMar>
           </w:tcPr>
           <w:p>
+            <w:proofErr w:type="spellStart"/>
             <w:r>
               <w:rPr>
                 <w:sz w:val="22"/>
@@ -8950,6 +9571,7 @@
               </w:rPr>
               <w:t>bEndDate</w:t>
             </w:r>
+            <w:proofErr w:type="spellEnd"/>
           </w:p>
         </w:tc>
         <w:tc>
@@ -9056,8 +9678,17 @@
                 <w:sz w:val="22"/>
                 <w:szCs w:val="22"/>
               </w:rPr>
-              <w:t>需 &gt;= bStartDate</w:t>
-            </w:r>
+              <w:t xml:space="preserve">需 &gt;= </w:t>
+            </w:r>
+            <w:proofErr w:type="spellStart"/>
+            <w:r>
+              <w:rPr>
+                <w:sz w:val="22"/>
+                <w:szCs w:val="22"/>
+              </w:rPr>
+              <w:t>bStartDate</w:t>
+            </w:r>
+            <w:proofErr w:type="spellEnd"/>
           </w:p>
         </w:tc>
       </w:tr>
@@ -9080,6 +9711,7 @@
             </w:tcMar>
           </w:tcPr>
           <w:p>
+            <w:proofErr w:type="spellStart"/>
             <w:r>
               <w:rPr>
                 <w:sz w:val="22"/>
@@ -9087,6 +9719,7 @@
               </w:rPr>
               <w:t>bReturnDate</w:t>
             </w:r>
+            <w:proofErr w:type="spellEnd"/>
           </w:p>
         </w:tc>
         <w:tc>
@@ -9193,7 +9826,23 @@
                 <w:sz w:val="22"/>
                 <w:szCs w:val="22"/>
               </w:rPr>
-              <w:t>歸還後填入；需 &gt;= bStartDate；可為空</w:t>
+              <w:t xml:space="preserve">歸還後填入；需 &gt;= </w:t>
+            </w:r>
+            <w:proofErr w:type="spellStart"/>
+            <w:r>
+              <w:rPr>
+                <w:sz w:val="22"/>
+                <w:szCs w:val="22"/>
+              </w:rPr>
+              <w:t>bStartDate</w:t>
+            </w:r>
+            <w:proofErr w:type="spellEnd"/>
+            <w:r>
+              <w:rPr>
+                <w:sz w:val="22"/>
+                <w:szCs w:val="22"/>
+              </w:rPr>
+              <w:t>；可為空</w:t>
             </w:r>
           </w:p>
         </w:tc>
@@ -9217,6 +9866,7 @@
             </w:tcMar>
           </w:tcPr>
           <w:p>
+            <w:proofErr w:type="spellStart"/>
             <w:r>
               <w:rPr>
                 <w:sz w:val="22"/>
@@ -9224,6 +9874,7 @@
               </w:rPr>
               <w:t>bStatus</w:t>
             </w:r>
+            <w:proofErr w:type="spellEnd"/>
           </w:p>
         </w:tc>
         <w:tc>
@@ -9346,6 +9997,7 @@
         <w:spacing w:before="160" w:after="80"/>
         <w:jc w:val="center"/>
       </w:pPr>
+      <w:proofErr w:type="spellStart"/>
       <w:r>
         <w:rPr>
           <w:b/>
@@ -9354,7 +10006,18 @@
           <w:sz w:val="26"/>
           <w:szCs w:val="26"/>
         </w:rPr>
-        <w:t>MaintenanceRecord（維護紀錄）</w:t>
+        <w:t>MaintenanceRecord</w:t>
+      </w:r>
+      <w:proofErr w:type="spellEnd"/>
+      <w:r>
+        <w:rPr>
+          <w:b/>
+          <w:bCs/>
+          <w:color w:val="1F3A6B"/>
+          <w:sz w:val="26"/>
+          <w:szCs w:val="26"/>
+        </w:rPr>
+        <w:t>（維護紀錄）</w:t>
       </w:r>
     </w:p>
     <w:tbl>
@@ -9572,6 +10235,7 @@
             </w:tcMar>
           </w:tcPr>
           <w:p>
+            <w:proofErr w:type="spellStart"/>
             <w:r>
               <w:rPr>
                 <w:sz w:val="22"/>
@@ -9579,6 +10243,7 @@
               </w:rPr>
               <w:t>mRecId</w:t>
             </w:r>
+            <w:proofErr w:type="spellEnd"/>
           </w:p>
         </w:tc>
         <w:tc>
@@ -9709,6 +10374,7 @@
             </w:tcMar>
           </w:tcPr>
           <w:p>
+            <w:proofErr w:type="spellStart"/>
             <w:r>
               <w:rPr>
                 <w:sz w:val="22"/>
@@ -9716,6 +10382,7 @@
               </w:rPr>
               <w:t>eId</w:t>
             </w:r>
+            <w:proofErr w:type="spellEnd"/>
           </w:p>
         </w:tc>
         <w:tc>
@@ -9822,8 +10489,17 @@
                 <w:sz w:val="22"/>
                 <w:szCs w:val="22"/>
               </w:rPr>
-              <w:t>FK → Equipment.eId</w:t>
-            </w:r>
+              <w:t xml:space="preserve">FK → </w:t>
+            </w:r>
+            <w:proofErr w:type="spellStart"/>
+            <w:r>
+              <w:rPr>
+                <w:sz w:val="22"/>
+                <w:szCs w:val="22"/>
+              </w:rPr>
+              <w:t>Equipment.eId</w:t>
+            </w:r>
+            <w:proofErr w:type="spellEnd"/>
           </w:p>
         </w:tc>
       </w:tr>
@@ -9846,6 +10522,7 @@
             </w:tcMar>
           </w:tcPr>
           <w:p>
+            <w:proofErr w:type="spellStart"/>
             <w:r>
               <w:rPr>
                 <w:sz w:val="22"/>
@@ -9853,6 +10530,7 @@
               </w:rPr>
               <w:t>mId</w:t>
             </w:r>
+            <w:proofErr w:type="spellEnd"/>
           </w:p>
         </w:tc>
         <w:tc>
@@ -9959,8 +10637,17 @@
                 <w:sz w:val="22"/>
                 <w:szCs w:val="22"/>
               </w:rPr>
-              <w:t>FK → Member.mId</w:t>
-            </w:r>
+              <w:t xml:space="preserve">FK → </w:t>
+            </w:r>
+            <w:proofErr w:type="spellStart"/>
+            <w:r>
+              <w:rPr>
+                <w:sz w:val="22"/>
+                <w:szCs w:val="22"/>
+              </w:rPr>
+              <w:t>Member.mId</w:t>
+            </w:r>
+            <w:proofErr w:type="spellEnd"/>
           </w:p>
         </w:tc>
       </w:tr>
@@ -9983,6 +10670,7 @@
             </w:tcMar>
           </w:tcPr>
           <w:p>
+            <w:proofErr w:type="spellStart"/>
             <w:r>
               <w:rPr>
                 <w:sz w:val="22"/>
@@ -9990,6 +10678,7 @@
               </w:rPr>
               <w:t>mRecDate</w:t>
             </w:r>
+            <w:proofErr w:type="spellEnd"/>
           </w:p>
         </w:tc>
         <w:tc>
@@ -10120,6 +10809,7 @@
             </w:tcMar>
           </w:tcPr>
           <w:p>
+            <w:proofErr w:type="spellStart"/>
             <w:r>
               <w:rPr>
                 <w:sz w:val="22"/>
@@ -10127,6 +10817,7 @@
               </w:rPr>
               <w:t>mIssue</w:t>
             </w:r>
+            <w:proofErr w:type="spellEnd"/>
           </w:p>
         </w:tc>
         <w:tc>
@@ -10257,6 +10948,7 @@
             </w:tcMar>
           </w:tcPr>
           <w:p>
+            <w:proofErr w:type="spellStart"/>
             <w:r>
               <w:rPr>
                 <w:sz w:val="22"/>
@@ -10264,6 +10956,7 @@
               </w:rPr>
               <w:t>mResult</w:t>
             </w:r>
+            <w:proofErr w:type="spellEnd"/>
           </w:p>
         </w:tc>
         <w:tc>
@@ -10394,6 +11087,7 @@
             </w:tcMar>
           </w:tcPr>
           <w:p>
+            <w:proofErr w:type="spellStart"/>
             <w:r>
               <w:rPr>
                 <w:sz w:val="22"/>
@@ -10401,6 +11095,7 @@
               </w:rPr>
               <w:t>mStaff</w:t>
             </w:r>
+            <w:proofErr w:type="spellEnd"/>
           </w:p>
         </w:tc>
         <w:tc>
@@ -10531,6 +11226,7 @@
             </w:tcMar>
           </w:tcPr>
           <w:p>
+            <w:proofErr w:type="spellStart"/>
             <w:r>
               <w:rPr>
                 <w:sz w:val="22"/>
@@ -10538,6 +11234,7 @@
               </w:rPr>
               <w:t>mStatus</w:t>
             </w:r>
+            <w:proofErr w:type="spellEnd"/>
           </w:p>
         </w:tc>
         <w:tc>
@@ -10660,6 +11357,7 @@
         <w:spacing w:before="160" w:after="80"/>
         <w:jc w:val="center"/>
       </w:pPr>
+      <w:proofErr w:type="spellStart"/>
       <w:r>
         <w:rPr>
           <w:b/>
@@ -10668,7 +11366,18 @@
           <w:sz w:val="26"/>
           <w:szCs w:val="26"/>
         </w:rPr>
-        <w:t>RetireRequest（報廢申請）</w:t>
+        <w:t>RetireRequest</w:t>
+      </w:r>
+      <w:proofErr w:type="spellEnd"/>
+      <w:r>
+        <w:rPr>
+          <w:b/>
+          <w:bCs/>
+          <w:color w:val="1F3A6B"/>
+          <w:sz w:val="26"/>
+          <w:szCs w:val="26"/>
+        </w:rPr>
+        <w:t>（報廢申請）</w:t>
       </w:r>
     </w:p>
     <w:tbl>
@@ -10886,6 +11595,7 @@
             </w:tcMar>
           </w:tcPr>
           <w:p>
+            <w:proofErr w:type="spellStart"/>
             <w:r>
               <w:rPr>
                 <w:sz w:val="22"/>
@@ -10893,6 +11603,7 @@
               </w:rPr>
               <w:t>retId</w:t>
             </w:r>
+            <w:proofErr w:type="spellEnd"/>
           </w:p>
         </w:tc>
         <w:tc>
@@ -11023,6 +11734,7 @@
             </w:tcMar>
           </w:tcPr>
           <w:p>
+            <w:proofErr w:type="spellStart"/>
             <w:r>
               <w:rPr>
                 <w:sz w:val="22"/>
@@ -11030,6 +11742,7 @@
               </w:rPr>
               <w:t>eId</w:t>
             </w:r>
+            <w:proofErr w:type="spellEnd"/>
           </w:p>
         </w:tc>
         <w:tc>
@@ -11136,8 +11849,17 @@
                 <w:sz w:val="22"/>
                 <w:szCs w:val="22"/>
               </w:rPr>
-              <w:t>FK → Equipment.eId</w:t>
-            </w:r>
+              <w:t xml:space="preserve">FK → </w:t>
+            </w:r>
+            <w:proofErr w:type="spellStart"/>
+            <w:r>
+              <w:rPr>
+                <w:sz w:val="22"/>
+                <w:szCs w:val="22"/>
+              </w:rPr>
+              <w:t>Equipment.eId</w:t>
+            </w:r>
+            <w:proofErr w:type="spellEnd"/>
           </w:p>
         </w:tc>
       </w:tr>
@@ -11160,6 +11882,7 @@
             </w:tcMar>
           </w:tcPr>
           <w:p>
+            <w:proofErr w:type="spellStart"/>
             <w:r>
               <w:rPr>
                 <w:sz w:val="22"/>
@@ -11167,6 +11890,7 @@
               </w:rPr>
               <w:t>mId</w:t>
             </w:r>
+            <w:proofErr w:type="spellEnd"/>
           </w:p>
         </w:tc>
         <w:tc>
@@ -11273,8 +11997,17 @@
                 <w:sz w:val="22"/>
                 <w:szCs w:val="22"/>
               </w:rPr>
-              <w:t>FK → Member.mId</w:t>
-            </w:r>
+              <w:t xml:space="preserve">FK → </w:t>
+            </w:r>
+            <w:proofErr w:type="spellStart"/>
+            <w:r>
+              <w:rPr>
+                <w:sz w:val="22"/>
+                <w:szCs w:val="22"/>
+              </w:rPr>
+              <w:t>Member.mId</w:t>
+            </w:r>
+            <w:proofErr w:type="spellEnd"/>
           </w:p>
         </w:tc>
       </w:tr>
@@ -11297,13 +12030,16 @@
             </w:tcMar>
           </w:tcPr>
           <w:p>
-            <w:r>
-              <w:rPr>
-                <w:sz w:val="22"/>
-                <w:szCs w:val="22"/>
-              </w:rPr>
+            <w:proofErr w:type="spellStart"/>
+            <w:r>
+              <w:rPr>
+                <w:sz w:val="22"/>
+                <w:szCs w:val="22"/>
+              </w:rPr>
+              <w:lastRenderedPageBreak/>
               <w:t>retDate</w:t>
             </w:r>
+            <w:proofErr w:type="spellEnd"/>
           </w:p>
         </w:tc>
         <w:tc>
@@ -11434,6 +12170,7 @@
             </w:tcMar>
           </w:tcPr>
           <w:p>
+            <w:proofErr w:type="spellStart"/>
             <w:r>
               <w:rPr>
                 <w:sz w:val="22"/>
@@ -11441,6 +12178,7 @@
               </w:rPr>
               <w:t>retReason</w:t>
             </w:r>
+            <w:proofErr w:type="spellEnd"/>
           </w:p>
         </w:tc>
         <w:tc>
@@ -11571,6 +12309,7 @@
             </w:tcMar>
           </w:tcPr>
           <w:p>
+            <w:proofErr w:type="spellStart"/>
             <w:r>
               <w:rPr>
                 <w:sz w:val="22"/>
@@ -11578,6 +12317,7 @@
               </w:rPr>
               <w:t>retStatus</w:t>
             </w:r>
+            <w:proofErr w:type="spellEnd"/>
           </w:p>
         </w:tc>
         <w:tc>
@@ -11699,6 +12439,13 @@
       <w:pPr>
         <w:spacing w:before="160" w:after="80"/>
         <w:jc w:val="center"/>
+        <w:rPr>
+          <w:b/>
+          <w:bCs/>
+          <w:color w:val="1F3A6B"/>
+          <w:sz w:val="26"/>
+          <w:szCs w:val="26"/>
+        </w:rPr>
       </w:pPr>
       <w:r>
         <w:rPr>
@@ -11711,493 +12458,35 @@
         <w:t>Password（使用者密碼）</w:t>
       </w:r>
     </w:p>
-    <w:tbl>
-      <w:tblPr>
-        <w:tblW w:w="9260" w:type="dxa"/>
-        <w:tblBorders>
-          <w:top w:val="single" w:sz="4" w:space="0" w:color="auto"/>
-          <w:left w:val="single" w:sz="4" w:space="0" w:color="auto"/>
-          <w:bottom w:val="single" w:sz="4" w:space="0" w:color="auto"/>
-          <w:right w:val="single" w:sz="4" w:space="0" w:color="auto"/>
-          <w:insideH w:val="single" w:sz="4" w:space="0" w:color="auto"/>
-          <w:insideV w:val="single" w:sz="4" w:space="0" w:color="auto"/>
-        </w:tblBorders>
-        <w:tblCellMar>
-          <w:left w:w="10" w:type="dxa"/>
-          <w:right w:w="10" w:type="dxa"/>
-        </w:tblCellMar>
-        <w:tblLook w:val="04A0" w:firstRow="1" w:lastRow="0" w:firstColumn="1" w:lastColumn="0" w:noHBand="0" w:noVBand="1"/>
-      </w:tblPr>
-      <w:tblGrid>
-        <w:gridCol w:w="1400"/>
-        <w:gridCol w:w="1600"/>
-        <w:gridCol w:w="1700"/>
-        <w:gridCol w:w="1300"/>
-        <w:gridCol w:w="3260"/>
-      </w:tblGrid>
-      <w:tr>
-        <w:tc>
-          <w:tcPr>
-            <w:tcW w:w="1400" w:type="dxa"/>
-            <w:tcBorders>
-              <w:top w:val="single" w:sz="1" w:space="0" w:color="CCCCCC"/>
-              <w:left w:val="single" w:sz="1" w:space="0" w:color="CCCCCC"/>
-              <w:bottom w:val="single" w:sz="1" w:space="0" w:color="CCCCCC"/>
-              <w:right w:val="single" w:sz="1" w:space="0" w:color="CCCCCC"/>
-            </w:tcBorders>
-            <w:shd w:val="clear" w:color="auto" w:fill="2E4B8F"/>
-            <w:tcMar>
-              <w:top w:w="80" w:type="dxa"/>
-              <w:left w:w="120" w:type="dxa"/>
-              <w:bottom w:w="80" w:type="dxa"/>
-              <w:right w:w="120" w:type="dxa"/>
-            </w:tcMar>
-            <w:vAlign w:val="center"/>
-          </w:tcPr>
-          <w:p>
-            <w:pPr>
-              <w:jc w:val="center"/>
-            </w:pPr>
-            <w:r>
-              <w:rPr>
-                <w:b/>
-                <w:bCs/>
-                <w:color w:val="FFFFFF"/>
-                <w:sz w:val="22"/>
-                <w:szCs w:val="22"/>
-              </w:rPr>
-              <w:t>欄位名稱</w:t>
-            </w:r>
-          </w:p>
-        </w:tc>
-        <w:tc>
-          <w:tcPr>
-            <w:tcW w:w="1600" w:type="dxa"/>
-            <w:tcBorders>
-              <w:top w:val="single" w:sz="1" w:space="0" w:color="CCCCCC"/>
-              <w:left w:val="single" w:sz="1" w:space="0" w:color="CCCCCC"/>
-              <w:bottom w:val="single" w:sz="1" w:space="0" w:color="CCCCCC"/>
-              <w:right w:val="single" w:sz="1" w:space="0" w:color="CCCCCC"/>
-            </w:tcBorders>
-            <w:shd w:val="clear" w:color="auto" w:fill="2E4B8F"/>
-            <w:tcMar>
-              <w:top w:w="80" w:type="dxa"/>
-              <w:left w:w="120" w:type="dxa"/>
-              <w:bottom w:w="80" w:type="dxa"/>
-              <w:right w:w="120" w:type="dxa"/>
-            </w:tcMar>
-            <w:vAlign w:val="center"/>
-          </w:tcPr>
-          <w:p>
-            <w:pPr>
-              <w:jc w:val="center"/>
-            </w:pPr>
-            <w:r>
-              <w:rPr>
-                <w:b/>
-                <w:bCs/>
-                <w:color w:val="FFFFFF"/>
-                <w:sz w:val="22"/>
-                <w:szCs w:val="22"/>
-              </w:rPr>
-              <w:t>說明</w:t>
-            </w:r>
-          </w:p>
-        </w:tc>
-        <w:tc>
-          <w:tcPr>
-            <w:tcW w:w="1700" w:type="dxa"/>
-            <w:tcBorders>
-              <w:top w:val="single" w:sz="1" w:space="0" w:color="CCCCCC"/>
-              <w:left w:val="single" w:sz="1" w:space="0" w:color="CCCCCC"/>
-              <w:bottom w:val="single" w:sz="1" w:space="0" w:color="CCCCCC"/>
-              <w:right w:val="single" w:sz="1" w:space="0" w:color="CCCCCC"/>
-            </w:tcBorders>
-            <w:shd w:val="clear" w:color="auto" w:fill="2E4B8F"/>
-            <w:tcMar>
-              <w:top w:w="80" w:type="dxa"/>
-              <w:left w:w="120" w:type="dxa"/>
-              <w:bottom w:w="80" w:type="dxa"/>
-              <w:right w:w="120" w:type="dxa"/>
-            </w:tcMar>
-            <w:vAlign w:val="center"/>
-          </w:tcPr>
-          <w:p>
-            <w:pPr>
-              <w:jc w:val="center"/>
-            </w:pPr>
-            <w:r>
-              <w:rPr>
-                <w:b/>
-                <w:bCs/>
-                <w:color w:val="FFFFFF"/>
-                <w:sz w:val="22"/>
-                <w:szCs w:val="22"/>
-              </w:rPr>
-              <w:t>資料型態</w:t>
-            </w:r>
-          </w:p>
-        </w:tc>
-        <w:tc>
-          <w:tcPr>
-            <w:tcW w:w="1300" w:type="dxa"/>
-            <w:tcBorders>
-              <w:top w:val="single" w:sz="1" w:space="0" w:color="CCCCCC"/>
-              <w:left w:val="single" w:sz="1" w:space="0" w:color="CCCCCC"/>
-              <w:bottom w:val="single" w:sz="1" w:space="0" w:color="CCCCCC"/>
-              <w:right w:val="single" w:sz="1" w:space="0" w:color="CCCCCC"/>
-            </w:tcBorders>
-            <w:shd w:val="clear" w:color="auto" w:fill="2E4B8F"/>
-            <w:tcMar>
-              <w:top w:w="80" w:type="dxa"/>
-              <w:left w:w="120" w:type="dxa"/>
-              <w:bottom w:w="80" w:type="dxa"/>
-              <w:right w:w="120" w:type="dxa"/>
-            </w:tcMar>
-            <w:vAlign w:val="center"/>
-          </w:tcPr>
-          <w:p>
-            <w:pPr>
-              <w:jc w:val="center"/>
-            </w:pPr>
-            <w:r>
-              <w:rPr>
-                <w:b/>
-                <w:bCs/>
-                <w:color w:val="FFFFFF"/>
-                <w:sz w:val="22"/>
-                <w:szCs w:val="22"/>
-              </w:rPr>
-              <w:t>是否為空</w:t>
-            </w:r>
-          </w:p>
-        </w:tc>
-        <w:tc>
-          <w:tcPr>
-            <w:tcW w:w="3260" w:type="dxa"/>
-            <w:tcBorders>
-              <w:top w:val="single" w:sz="1" w:space="0" w:color="CCCCCC"/>
-              <w:left w:val="single" w:sz="1" w:space="0" w:color="CCCCCC"/>
-              <w:bottom w:val="single" w:sz="1" w:space="0" w:color="CCCCCC"/>
-              <w:right w:val="single" w:sz="1" w:space="0" w:color="CCCCCC"/>
-            </w:tcBorders>
-            <w:shd w:val="clear" w:color="auto" w:fill="2E4B8F"/>
-            <w:tcMar>
-              <w:top w:w="80" w:type="dxa"/>
-              <w:left w:w="120" w:type="dxa"/>
-              <w:bottom w:w="80" w:type="dxa"/>
-              <w:right w:w="120" w:type="dxa"/>
-            </w:tcMar>
-            <w:vAlign w:val="center"/>
-          </w:tcPr>
-          <w:p>
-            <w:pPr>
-              <w:jc w:val="center"/>
-            </w:pPr>
-            <w:r>
-              <w:rPr>
-                <w:b/>
-                <w:bCs/>
-                <w:color w:val="FFFFFF"/>
-                <w:sz w:val="22"/>
-                <w:szCs w:val="22"/>
-              </w:rPr>
-              <w:t>值域</w:t>
-            </w:r>
-          </w:p>
-        </w:tc>
-      </w:tr>
-      <w:tr>
-        <w:tc>
-          <w:tcPr>
-            <w:tcW w:w="1400" w:type="dxa"/>
-            <w:tcBorders>
-              <w:top w:val="single" w:sz="1" w:space="0" w:color="CCCCCC"/>
-              <w:left w:val="single" w:sz="1" w:space="0" w:color="CCCCCC"/>
-              <w:bottom w:val="single" w:sz="1" w:space="0" w:color="CCCCCC"/>
-              <w:right w:val="single" w:sz="1" w:space="0" w:color="CCCCCC"/>
-            </w:tcBorders>
-            <w:shd w:val="clear" w:color="auto" w:fill="EEF2FB"/>
-            <w:tcMar>
-              <w:top w:w="80" w:type="dxa"/>
-              <w:left w:w="120" w:type="dxa"/>
-              <w:bottom w:w="80" w:type="dxa"/>
-              <w:right w:w="120" w:type="dxa"/>
-            </w:tcMar>
-          </w:tcPr>
-          <w:p>
-            <w:r>
-              <w:rPr>
-                <w:sz w:val="22"/>
-                <w:szCs w:val="22"/>
-              </w:rPr>
-              <w:lastRenderedPageBreak/>
-              <w:t>mId</w:t>
-            </w:r>
-          </w:p>
-        </w:tc>
-        <w:tc>
-          <w:tcPr>
-            <w:tcW w:w="1600" w:type="dxa"/>
-            <w:tcBorders>
-              <w:top w:val="single" w:sz="1" w:space="0" w:color="CCCCCC"/>
-              <w:left w:val="single" w:sz="1" w:space="0" w:color="CCCCCC"/>
-              <w:bottom w:val="single" w:sz="1" w:space="0" w:color="CCCCCC"/>
-              <w:right w:val="single" w:sz="1" w:space="0" w:color="CCCCCC"/>
-            </w:tcBorders>
-            <w:shd w:val="clear" w:color="auto" w:fill="EEF2FB"/>
-            <w:tcMar>
-              <w:top w:w="80" w:type="dxa"/>
-              <w:left w:w="120" w:type="dxa"/>
-              <w:bottom w:w="80" w:type="dxa"/>
-              <w:right w:w="120" w:type="dxa"/>
-            </w:tcMar>
-          </w:tcPr>
-          <w:p>
-            <w:r>
-              <w:rPr>
-                <w:sz w:val="22"/>
-                <w:szCs w:val="22"/>
-              </w:rPr>
-              <w:t>使用者 ID</w:t>
-            </w:r>
-          </w:p>
-        </w:tc>
-        <w:tc>
-          <w:tcPr>
-            <w:tcW w:w="1700" w:type="dxa"/>
-            <w:tcBorders>
-              <w:top w:val="single" w:sz="1" w:space="0" w:color="CCCCCC"/>
-              <w:left w:val="single" w:sz="1" w:space="0" w:color="CCCCCC"/>
-              <w:bottom w:val="single" w:sz="1" w:space="0" w:color="CCCCCC"/>
-              <w:right w:val="single" w:sz="1" w:space="0" w:color="CCCCCC"/>
-            </w:tcBorders>
-            <w:shd w:val="clear" w:color="auto" w:fill="EEF2FB"/>
-            <w:tcMar>
-              <w:top w:w="80" w:type="dxa"/>
-              <w:left w:w="120" w:type="dxa"/>
-              <w:bottom w:w="80" w:type="dxa"/>
-              <w:right w:w="120" w:type="dxa"/>
-            </w:tcMar>
-          </w:tcPr>
-          <w:p>
-            <w:r>
-              <w:rPr>
-                <w:sz w:val="22"/>
-                <w:szCs w:val="22"/>
-              </w:rPr>
-              <w:t>INT</w:t>
-            </w:r>
-          </w:p>
-        </w:tc>
-        <w:tc>
-          <w:tcPr>
-            <w:tcW w:w="1300" w:type="dxa"/>
-            <w:tcBorders>
-              <w:top w:val="single" w:sz="1" w:space="0" w:color="CCCCCC"/>
-              <w:left w:val="single" w:sz="1" w:space="0" w:color="CCCCCC"/>
-              <w:bottom w:val="single" w:sz="1" w:space="0" w:color="CCCCCC"/>
-              <w:right w:val="single" w:sz="1" w:space="0" w:color="CCCCCC"/>
-            </w:tcBorders>
-            <w:shd w:val="clear" w:color="auto" w:fill="EEF2FB"/>
-            <w:tcMar>
-              <w:top w:w="80" w:type="dxa"/>
-              <w:left w:w="120" w:type="dxa"/>
-              <w:bottom w:w="80" w:type="dxa"/>
-              <w:right w:w="120" w:type="dxa"/>
-            </w:tcMar>
-          </w:tcPr>
-          <w:p>
-            <w:r>
-              <w:rPr>
-                <w:sz w:val="22"/>
-                <w:szCs w:val="22"/>
-              </w:rPr>
-              <w:t>N</w:t>
-            </w:r>
-          </w:p>
-        </w:tc>
-        <w:tc>
-          <w:tcPr>
-            <w:tcW w:w="3260" w:type="dxa"/>
-            <w:tcBorders>
-              <w:top w:val="single" w:sz="1" w:space="0" w:color="CCCCCC"/>
-              <w:left w:val="single" w:sz="1" w:space="0" w:color="CCCCCC"/>
-              <w:bottom w:val="single" w:sz="1" w:space="0" w:color="CCCCCC"/>
-              <w:right w:val="single" w:sz="1" w:space="0" w:color="CCCCCC"/>
-            </w:tcBorders>
-            <w:shd w:val="clear" w:color="auto" w:fill="EEF2FB"/>
-            <w:tcMar>
-              <w:top w:w="80" w:type="dxa"/>
-              <w:left w:w="120" w:type="dxa"/>
-              <w:bottom w:w="80" w:type="dxa"/>
-              <w:right w:w="120" w:type="dxa"/>
-            </w:tcMar>
-          </w:tcPr>
-          <w:p>
-            <w:r>
-              <w:rPr>
-                <w:sz w:val="22"/>
-                <w:szCs w:val="22"/>
-              </w:rPr>
-              <w:t>FK + PK → Member.mId；一對一關係</w:t>
-            </w:r>
-          </w:p>
-        </w:tc>
-      </w:tr>
-      <w:tr>
-        <w:tc>
-          <w:tcPr>
-            <w:tcW w:w="1400" w:type="dxa"/>
-            <w:tcBorders>
-              <w:top w:val="single" w:sz="1" w:space="0" w:color="CCCCCC"/>
-              <w:left w:val="single" w:sz="1" w:space="0" w:color="CCCCCC"/>
-              <w:bottom w:val="single" w:sz="1" w:space="0" w:color="CCCCCC"/>
-              <w:right w:val="single" w:sz="1" w:space="0" w:color="CCCCCC"/>
-            </w:tcBorders>
-            <w:shd w:val="clear" w:color="auto" w:fill="FFFFFF"/>
-            <w:tcMar>
-              <w:top w:w="80" w:type="dxa"/>
-              <w:left w:w="120" w:type="dxa"/>
-              <w:bottom w:w="80" w:type="dxa"/>
-              <w:right w:w="120" w:type="dxa"/>
-            </w:tcMar>
-          </w:tcPr>
-          <w:p>
-            <w:r>
-              <w:rPr>
-                <w:sz w:val="22"/>
-                <w:szCs w:val="22"/>
-              </w:rPr>
-              <w:t>mPd</w:t>
-            </w:r>
-          </w:p>
-        </w:tc>
-        <w:tc>
-          <w:tcPr>
-            <w:tcW w:w="1600" w:type="dxa"/>
-            <w:tcBorders>
-              <w:top w:val="single" w:sz="1" w:space="0" w:color="CCCCCC"/>
-              <w:left w:val="single" w:sz="1" w:space="0" w:color="CCCCCC"/>
-              <w:bottom w:val="single" w:sz="1" w:space="0" w:color="CCCCCC"/>
-              <w:right w:val="single" w:sz="1" w:space="0" w:color="CCCCCC"/>
-            </w:tcBorders>
-            <w:shd w:val="clear" w:color="auto" w:fill="FFFFFF"/>
-            <w:tcMar>
-              <w:top w:w="80" w:type="dxa"/>
-              <w:left w:w="120" w:type="dxa"/>
-              <w:bottom w:w="80" w:type="dxa"/>
-              <w:right w:w="120" w:type="dxa"/>
-            </w:tcMar>
-          </w:tcPr>
-          <w:p>
-            <w:r>
-              <w:rPr>
-                <w:sz w:val="22"/>
-                <w:szCs w:val="22"/>
-              </w:rPr>
-              <w:t>加密密碼</w:t>
-            </w:r>
-          </w:p>
-        </w:tc>
-        <w:tc>
-          <w:tcPr>
-            <w:tcW w:w="1700" w:type="dxa"/>
-            <w:tcBorders>
-              <w:top w:val="single" w:sz="1" w:space="0" w:color="CCCCCC"/>
-              <w:left w:val="single" w:sz="1" w:space="0" w:color="CCCCCC"/>
-              <w:bottom w:val="single" w:sz="1" w:space="0" w:color="CCCCCC"/>
-              <w:right w:val="single" w:sz="1" w:space="0" w:color="CCCCCC"/>
-            </w:tcBorders>
-            <w:shd w:val="clear" w:color="auto" w:fill="FFFFFF"/>
-            <w:tcMar>
-              <w:top w:w="80" w:type="dxa"/>
-              <w:left w:w="120" w:type="dxa"/>
-              <w:bottom w:w="80" w:type="dxa"/>
-              <w:right w:w="120" w:type="dxa"/>
-            </w:tcMar>
-          </w:tcPr>
-          <w:p>
-            <w:r>
-              <w:rPr>
-                <w:sz w:val="22"/>
-                <w:szCs w:val="22"/>
-              </w:rPr>
-              <w:t>VARCHAR(255)</w:t>
-            </w:r>
-          </w:p>
-        </w:tc>
-        <w:tc>
-          <w:tcPr>
-            <w:tcW w:w="1300" w:type="dxa"/>
-            <w:tcBorders>
-              <w:top w:val="single" w:sz="1" w:space="0" w:color="CCCCCC"/>
-              <w:left w:val="single" w:sz="1" w:space="0" w:color="CCCCCC"/>
-              <w:bottom w:val="single" w:sz="1" w:space="0" w:color="CCCCCC"/>
-              <w:right w:val="single" w:sz="1" w:space="0" w:color="CCCCCC"/>
-            </w:tcBorders>
-            <w:shd w:val="clear" w:color="auto" w:fill="FFFFFF"/>
-            <w:tcMar>
-              <w:top w:w="80" w:type="dxa"/>
-              <w:left w:w="120" w:type="dxa"/>
-              <w:bottom w:w="80" w:type="dxa"/>
-              <w:right w:w="120" w:type="dxa"/>
-            </w:tcMar>
-          </w:tcPr>
-          <w:p>
-            <w:r>
-              <w:rPr>
-                <w:sz w:val="22"/>
-                <w:szCs w:val="22"/>
-              </w:rPr>
-              <w:t>N</w:t>
-            </w:r>
-          </w:p>
-        </w:tc>
-        <w:tc>
-          <w:tcPr>
-            <w:tcW w:w="3260" w:type="dxa"/>
-            <w:tcBorders>
-              <w:top w:val="single" w:sz="1" w:space="0" w:color="CCCCCC"/>
-              <w:left w:val="single" w:sz="1" w:space="0" w:color="CCCCCC"/>
-              <w:bottom w:val="single" w:sz="1" w:space="0" w:color="CCCCCC"/>
-              <w:right w:val="single" w:sz="1" w:space="0" w:color="CCCCCC"/>
-            </w:tcBorders>
-            <w:shd w:val="clear" w:color="auto" w:fill="FFFFFF"/>
-            <w:tcMar>
-              <w:top w:w="80" w:type="dxa"/>
-              <w:left w:w="120" w:type="dxa"/>
-              <w:bottom w:w="80" w:type="dxa"/>
-              <w:right w:w="120" w:type="dxa"/>
-            </w:tcMar>
-          </w:tcPr>
-          <w:p>
-            <w:r>
-              <w:rPr>
-                <w:sz w:val="22"/>
-                <w:szCs w:val="22"/>
-              </w:rPr>
-              <w:t>原始密碼 1~</w:t>
-            </w:r>
-            <w:r>
-              <w:rPr>
-                <w:rFonts w:hint="eastAsia"/>
-                <w:sz w:val="22"/>
-                <w:szCs w:val="22"/>
-              </w:rPr>
-              <w:t>255</w:t>
-            </w:r>
-            <w:r>
-              <w:rPr>
-                <w:sz w:val="22"/>
-                <w:szCs w:val="22"/>
-              </w:rPr>
-              <w:t xml:space="preserve"> 英數字混合</w:t>
-            </w:r>
-          </w:p>
-        </w:tc>
-      </w:tr>
-    </w:tbl>
+    <w:p>
+      <w:pPr>
+        <w:spacing w:before="160" w:after="80"/>
+        <w:jc w:val="center"/>
+      </w:pPr>
+      <w:r>
+        <w:rPr>
+          <w:sz w:val="22"/>
+          <w:szCs w:val="22"/>
+        </w:rPr>
+        <w:t>本系統採學校 SSO 驗證，不儲存密碼。</w:t>
+      </w:r>
+      <w:proofErr w:type="spellStart"/>
+      <w:r>
+        <w:rPr>
+          <w:sz w:val="22"/>
+          <w:szCs w:val="22"/>
+        </w:rPr>
+        <w:t>mEmail</w:t>
+      </w:r>
+      <w:proofErr w:type="spellEnd"/>
+      <w:r>
+        <w:rPr>
+          <w:sz w:val="22"/>
+          <w:szCs w:val="22"/>
+        </w:rPr>
+        <w:t xml:space="preserve"> 作為身份識別依據。</w:t>
+      </w:r>
+    </w:p>
     <w:p>
       <w:pPr>
         <w:pStyle w:val="1"/>
@@ -12214,10 +12503,7 @@
       </w:pPr>
       <w:bookmarkStart w:id="15" w:name="_Toc227896702"/>
       <w:r>
-        <w:t xml:space="preserve">1. </w:t>
-      </w:r>
-      <w:r>
-        <w:t>實體關係摘要</w:t>
+        <w:t>1. 實體關係摘要</w:t>
       </w:r>
       <w:bookmarkEnd w:id="15"/>
       <w:r>
@@ -12323,22 +12609,31 @@
               <w:bottom w:val="single" w:sz="1" w:space="0" w:color="CCCCCC"/>
               <w:right w:val="single" w:sz="1" w:space="0" w:color="CCCCCC"/>
             </w:tcBorders>
-            <w:shd w:val="clear" w:color="auto" w:fill="EEF2FB"/>
-            <w:tcMar>
-              <w:top w:w="80" w:type="dxa"/>
-              <w:left w:w="120" w:type="dxa"/>
-              <w:bottom w:w="80" w:type="dxa"/>
-              <w:right w:w="120" w:type="dxa"/>
-            </w:tcMar>
-          </w:tcPr>
-          <w:p>
-            <w:r>
-              <w:rPr>
-                <w:sz w:val="22"/>
-                <w:szCs w:val="22"/>
-              </w:rPr>
-              <w:t>Member ─── Password</w:t>
-            </w:r>
+            <w:shd w:val="clear" w:color="auto" w:fill="FFFFFF"/>
+            <w:tcMar>
+              <w:top w:w="80" w:type="dxa"/>
+              <w:left w:w="120" w:type="dxa"/>
+              <w:bottom w:w="80" w:type="dxa"/>
+              <w:right w:w="120" w:type="dxa"/>
+            </w:tcMar>
+          </w:tcPr>
+          <w:p>
+            <w:r>
+              <w:rPr>
+                <w:sz w:val="22"/>
+                <w:szCs w:val="22"/>
+              </w:rPr>
+              <w:t xml:space="preserve">Member ─── </w:t>
+            </w:r>
+            <w:proofErr w:type="spellStart"/>
+            <w:r>
+              <w:rPr>
+                <w:sz w:val="22"/>
+                <w:szCs w:val="22"/>
+              </w:rPr>
+              <w:t>BorrowRecord</w:t>
+            </w:r>
+            <w:proofErr w:type="spellEnd"/>
           </w:p>
         </w:tc>
         <w:tc>
@@ -12350,21 +12645,21 @@
               <w:bottom w:val="single" w:sz="1" w:space="0" w:color="CCCCCC"/>
               <w:right w:val="single" w:sz="1" w:space="0" w:color="CCCCCC"/>
             </w:tcBorders>
-            <w:shd w:val="clear" w:color="auto" w:fill="EEF2FB"/>
-            <w:tcMar>
-              <w:top w:w="80" w:type="dxa"/>
-              <w:left w:w="120" w:type="dxa"/>
-              <w:bottom w:w="80" w:type="dxa"/>
-              <w:right w:w="120" w:type="dxa"/>
-            </w:tcMar>
-          </w:tcPr>
-          <w:p>
-            <w:r>
-              <w:rPr>
-                <w:sz w:val="22"/>
-                <w:szCs w:val="22"/>
-              </w:rPr>
-              <w:t>1:1　　一位使用者對應一筆加密密碼</w:t>
+            <w:shd w:val="clear" w:color="auto" w:fill="FFFFFF"/>
+            <w:tcMar>
+              <w:top w:w="80" w:type="dxa"/>
+              <w:left w:w="120" w:type="dxa"/>
+              <w:bottom w:w="80" w:type="dxa"/>
+              <w:right w:w="120" w:type="dxa"/>
+            </w:tcMar>
+          </w:tcPr>
+          <w:p>
+            <w:r>
+              <w:rPr>
+                <w:sz w:val="22"/>
+                <w:szCs w:val="22"/>
+              </w:rPr>
+              <w:t>1:N　　一位使用者可有多筆借用紀錄</w:t>
             </w:r>
           </w:p>
         </w:tc>
@@ -12379,22 +12674,31 @@
               <w:bottom w:val="single" w:sz="1" w:space="0" w:color="CCCCCC"/>
               <w:right w:val="single" w:sz="1" w:space="0" w:color="CCCCCC"/>
             </w:tcBorders>
-            <w:shd w:val="clear" w:color="auto" w:fill="FFFFFF"/>
-            <w:tcMar>
-              <w:top w:w="80" w:type="dxa"/>
-              <w:left w:w="120" w:type="dxa"/>
-              <w:bottom w:w="80" w:type="dxa"/>
-              <w:right w:w="120" w:type="dxa"/>
-            </w:tcMar>
-          </w:tcPr>
-          <w:p>
-            <w:r>
-              <w:rPr>
-                <w:sz w:val="22"/>
-                <w:szCs w:val="22"/>
-              </w:rPr>
-              <w:t>Member ─── BorrowRecord</w:t>
-            </w:r>
+            <w:shd w:val="clear" w:color="auto" w:fill="EEF2FB"/>
+            <w:tcMar>
+              <w:top w:w="80" w:type="dxa"/>
+              <w:left w:w="120" w:type="dxa"/>
+              <w:bottom w:w="80" w:type="dxa"/>
+              <w:right w:w="120" w:type="dxa"/>
+            </w:tcMar>
+          </w:tcPr>
+          <w:p>
+            <w:r>
+              <w:rPr>
+                <w:sz w:val="22"/>
+                <w:szCs w:val="22"/>
+              </w:rPr>
+              <w:t xml:space="preserve">Equipment ─── </w:t>
+            </w:r>
+            <w:proofErr w:type="spellStart"/>
+            <w:r>
+              <w:rPr>
+                <w:sz w:val="22"/>
+                <w:szCs w:val="22"/>
+              </w:rPr>
+              <w:t>BorrowRecord</w:t>
+            </w:r>
+            <w:proofErr w:type="spellEnd"/>
           </w:p>
         </w:tc>
         <w:tc>
@@ -12406,21 +12710,21 @@
               <w:bottom w:val="single" w:sz="1" w:space="0" w:color="CCCCCC"/>
               <w:right w:val="single" w:sz="1" w:space="0" w:color="CCCCCC"/>
             </w:tcBorders>
-            <w:shd w:val="clear" w:color="auto" w:fill="FFFFFF"/>
-            <w:tcMar>
-              <w:top w:w="80" w:type="dxa"/>
-              <w:left w:w="120" w:type="dxa"/>
-              <w:bottom w:w="80" w:type="dxa"/>
-              <w:right w:w="120" w:type="dxa"/>
-            </w:tcMar>
-          </w:tcPr>
-          <w:p>
-            <w:r>
-              <w:rPr>
-                <w:sz w:val="22"/>
-                <w:szCs w:val="22"/>
-              </w:rPr>
-              <w:t>1:N　　一位使用者可有多筆借用紀錄</w:t>
+            <w:shd w:val="clear" w:color="auto" w:fill="EEF2FB"/>
+            <w:tcMar>
+              <w:top w:w="80" w:type="dxa"/>
+              <w:left w:w="120" w:type="dxa"/>
+              <w:bottom w:w="80" w:type="dxa"/>
+              <w:right w:w="120" w:type="dxa"/>
+            </w:tcMar>
+          </w:tcPr>
+          <w:p>
+            <w:r>
+              <w:rPr>
+                <w:sz w:val="22"/>
+                <w:szCs w:val="22"/>
+              </w:rPr>
+              <w:t>1:N　　一項設備可有多筆借用紀錄</w:t>
             </w:r>
           </w:p>
         </w:tc>
@@ -12435,22 +12739,31 @@
               <w:bottom w:val="single" w:sz="1" w:space="0" w:color="CCCCCC"/>
               <w:right w:val="single" w:sz="1" w:space="0" w:color="CCCCCC"/>
             </w:tcBorders>
-            <w:shd w:val="clear" w:color="auto" w:fill="EEF2FB"/>
-            <w:tcMar>
-              <w:top w:w="80" w:type="dxa"/>
-              <w:left w:w="120" w:type="dxa"/>
-              <w:bottom w:w="80" w:type="dxa"/>
-              <w:right w:w="120" w:type="dxa"/>
-            </w:tcMar>
-          </w:tcPr>
-          <w:p>
-            <w:r>
-              <w:rPr>
-                <w:sz w:val="22"/>
-                <w:szCs w:val="22"/>
-              </w:rPr>
-              <w:t>Equipment ─── BorrowRecord</w:t>
-            </w:r>
+            <w:shd w:val="clear" w:color="auto" w:fill="FFFFFF"/>
+            <w:tcMar>
+              <w:top w:w="80" w:type="dxa"/>
+              <w:left w:w="120" w:type="dxa"/>
+              <w:bottom w:w="80" w:type="dxa"/>
+              <w:right w:w="120" w:type="dxa"/>
+            </w:tcMar>
+          </w:tcPr>
+          <w:p>
+            <w:r>
+              <w:rPr>
+                <w:sz w:val="22"/>
+                <w:szCs w:val="22"/>
+              </w:rPr>
+              <w:t xml:space="preserve">Member ─── </w:t>
+            </w:r>
+            <w:proofErr w:type="spellStart"/>
+            <w:r>
+              <w:rPr>
+                <w:sz w:val="22"/>
+                <w:szCs w:val="22"/>
+              </w:rPr>
+              <w:t>MaintenanceRecord</w:t>
+            </w:r>
+            <w:proofErr w:type="spellEnd"/>
           </w:p>
         </w:tc>
         <w:tc>
@@ -12462,21 +12775,21 @@
               <w:bottom w:val="single" w:sz="1" w:space="0" w:color="CCCCCC"/>
               <w:right w:val="single" w:sz="1" w:space="0" w:color="CCCCCC"/>
             </w:tcBorders>
-            <w:shd w:val="clear" w:color="auto" w:fill="EEF2FB"/>
-            <w:tcMar>
-              <w:top w:w="80" w:type="dxa"/>
-              <w:left w:w="120" w:type="dxa"/>
-              <w:bottom w:w="80" w:type="dxa"/>
-              <w:right w:w="120" w:type="dxa"/>
-            </w:tcMar>
-          </w:tcPr>
-          <w:p>
-            <w:r>
-              <w:rPr>
-                <w:sz w:val="22"/>
-                <w:szCs w:val="22"/>
-              </w:rPr>
-              <w:t>1:N　　一項設備可有多筆借用紀錄</w:t>
+            <w:shd w:val="clear" w:color="auto" w:fill="FFFFFF"/>
+            <w:tcMar>
+              <w:top w:w="80" w:type="dxa"/>
+              <w:left w:w="120" w:type="dxa"/>
+              <w:bottom w:w="80" w:type="dxa"/>
+              <w:right w:w="120" w:type="dxa"/>
+            </w:tcMar>
+          </w:tcPr>
+          <w:p>
+            <w:r>
+              <w:rPr>
+                <w:sz w:val="22"/>
+                <w:szCs w:val="22"/>
+              </w:rPr>
+              <w:t>1:N　　一位使用者可申報多筆維護</w:t>
             </w:r>
           </w:p>
         </w:tc>
@@ -12491,22 +12804,31 @@
               <w:bottom w:val="single" w:sz="1" w:space="0" w:color="CCCCCC"/>
               <w:right w:val="single" w:sz="1" w:space="0" w:color="CCCCCC"/>
             </w:tcBorders>
-            <w:shd w:val="clear" w:color="auto" w:fill="FFFFFF"/>
-            <w:tcMar>
-              <w:top w:w="80" w:type="dxa"/>
-              <w:left w:w="120" w:type="dxa"/>
-              <w:bottom w:w="80" w:type="dxa"/>
-              <w:right w:w="120" w:type="dxa"/>
-            </w:tcMar>
-          </w:tcPr>
-          <w:p>
-            <w:r>
-              <w:rPr>
-                <w:sz w:val="22"/>
-                <w:szCs w:val="22"/>
-              </w:rPr>
-              <w:t>Member ─── MaintenanceRecord</w:t>
-            </w:r>
+            <w:shd w:val="clear" w:color="auto" w:fill="EEF2FB"/>
+            <w:tcMar>
+              <w:top w:w="80" w:type="dxa"/>
+              <w:left w:w="120" w:type="dxa"/>
+              <w:bottom w:w="80" w:type="dxa"/>
+              <w:right w:w="120" w:type="dxa"/>
+            </w:tcMar>
+          </w:tcPr>
+          <w:p>
+            <w:r>
+              <w:rPr>
+                <w:sz w:val="22"/>
+                <w:szCs w:val="22"/>
+              </w:rPr>
+              <w:t xml:space="preserve">Equipment ─── </w:t>
+            </w:r>
+            <w:proofErr w:type="spellStart"/>
+            <w:r>
+              <w:rPr>
+                <w:sz w:val="22"/>
+                <w:szCs w:val="22"/>
+              </w:rPr>
+              <w:t>MaintenanceRecord</w:t>
+            </w:r>
+            <w:proofErr w:type="spellEnd"/>
           </w:p>
         </w:tc>
         <w:tc>
@@ -12518,21 +12840,21 @@
               <w:bottom w:val="single" w:sz="1" w:space="0" w:color="CCCCCC"/>
               <w:right w:val="single" w:sz="1" w:space="0" w:color="CCCCCC"/>
             </w:tcBorders>
-            <w:shd w:val="clear" w:color="auto" w:fill="FFFFFF"/>
-            <w:tcMar>
-              <w:top w:w="80" w:type="dxa"/>
-              <w:left w:w="120" w:type="dxa"/>
-              <w:bottom w:w="80" w:type="dxa"/>
-              <w:right w:w="120" w:type="dxa"/>
-            </w:tcMar>
-          </w:tcPr>
-          <w:p>
-            <w:r>
-              <w:rPr>
-                <w:sz w:val="22"/>
-                <w:szCs w:val="22"/>
-              </w:rPr>
-              <w:t>1:N　　一位使用者可申報多筆維護</w:t>
+            <w:shd w:val="clear" w:color="auto" w:fill="EEF2FB"/>
+            <w:tcMar>
+              <w:top w:w="80" w:type="dxa"/>
+              <w:left w:w="120" w:type="dxa"/>
+              <w:bottom w:w="80" w:type="dxa"/>
+              <w:right w:w="120" w:type="dxa"/>
+            </w:tcMar>
+          </w:tcPr>
+          <w:p>
+            <w:r>
+              <w:rPr>
+                <w:sz w:val="22"/>
+                <w:szCs w:val="22"/>
+              </w:rPr>
+              <w:t>1:N　　一項設備可累積多筆維護紀錄</w:t>
             </w:r>
           </w:p>
         </w:tc>
@@ -12547,22 +12869,31 @@
               <w:bottom w:val="single" w:sz="1" w:space="0" w:color="CCCCCC"/>
               <w:right w:val="single" w:sz="1" w:space="0" w:color="CCCCCC"/>
             </w:tcBorders>
-            <w:shd w:val="clear" w:color="auto" w:fill="EEF2FB"/>
-            <w:tcMar>
-              <w:top w:w="80" w:type="dxa"/>
-              <w:left w:w="120" w:type="dxa"/>
-              <w:bottom w:w="80" w:type="dxa"/>
-              <w:right w:w="120" w:type="dxa"/>
-            </w:tcMar>
-          </w:tcPr>
-          <w:p>
-            <w:r>
-              <w:rPr>
-                <w:sz w:val="22"/>
-                <w:szCs w:val="22"/>
-              </w:rPr>
-              <w:t>Equipment ─── MaintenanceRecord</w:t>
-            </w:r>
+            <w:shd w:val="clear" w:color="auto" w:fill="FFFFFF"/>
+            <w:tcMar>
+              <w:top w:w="80" w:type="dxa"/>
+              <w:left w:w="120" w:type="dxa"/>
+              <w:bottom w:w="80" w:type="dxa"/>
+              <w:right w:w="120" w:type="dxa"/>
+            </w:tcMar>
+          </w:tcPr>
+          <w:p>
+            <w:r>
+              <w:rPr>
+                <w:sz w:val="22"/>
+                <w:szCs w:val="22"/>
+              </w:rPr>
+              <w:t xml:space="preserve">Member ─── </w:t>
+            </w:r>
+            <w:proofErr w:type="spellStart"/>
+            <w:r>
+              <w:rPr>
+                <w:sz w:val="22"/>
+                <w:szCs w:val="22"/>
+              </w:rPr>
+              <w:t>RetireRequest</w:t>
+            </w:r>
+            <w:proofErr w:type="spellEnd"/>
           </w:p>
         </w:tc>
         <w:tc>
@@ -12574,21 +12905,21 @@
               <w:bottom w:val="single" w:sz="1" w:space="0" w:color="CCCCCC"/>
               <w:right w:val="single" w:sz="1" w:space="0" w:color="CCCCCC"/>
             </w:tcBorders>
-            <w:shd w:val="clear" w:color="auto" w:fill="EEF2FB"/>
-            <w:tcMar>
-              <w:top w:w="80" w:type="dxa"/>
-              <w:left w:w="120" w:type="dxa"/>
-              <w:bottom w:w="80" w:type="dxa"/>
-              <w:right w:w="120" w:type="dxa"/>
-            </w:tcMar>
-          </w:tcPr>
-          <w:p>
-            <w:r>
-              <w:rPr>
-                <w:sz w:val="22"/>
-                <w:szCs w:val="22"/>
-              </w:rPr>
-              <w:t>1:N　　一項設備可累積多筆維護紀錄</w:t>
+            <w:shd w:val="clear" w:color="auto" w:fill="FFFFFF"/>
+            <w:tcMar>
+              <w:top w:w="80" w:type="dxa"/>
+              <w:left w:w="120" w:type="dxa"/>
+              <w:bottom w:w="80" w:type="dxa"/>
+              <w:right w:w="120" w:type="dxa"/>
+            </w:tcMar>
+          </w:tcPr>
+          <w:p>
+            <w:r>
+              <w:rPr>
+                <w:sz w:val="22"/>
+                <w:szCs w:val="22"/>
+              </w:rPr>
+              <w:t>1:N　　一位使用者可提出多筆報廢申請</w:t>
             </w:r>
           </w:p>
         </w:tc>
@@ -12603,22 +12934,31 @@
               <w:bottom w:val="single" w:sz="1" w:space="0" w:color="CCCCCC"/>
               <w:right w:val="single" w:sz="1" w:space="0" w:color="CCCCCC"/>
             </w:tcBorders>
-            <w:shd w:val="clear" w:color="auto" w:fill="FFFFFF"/>
-            <w:tcMar>
-              <w:top w:w="80" w:type="dxa"/>
-              <w:left w:w="120" w:type="dxa"/>
-              <w:bottom w:w="80" w:type="dxa"/>
-              <w:right w:w="120" w:type="dxa"/>
-            </w:tcMar>
-          </w:tcPr>
-          <w:p>
-            <w:r>
-              <w:rPr>
-                <w:sz w:val="22"/>
-                <w:szCs w:val="22"/>
-              </w:rPr>
-              <w:t>Member ─── RetireRequest</w:t>
-            </w:r>
+            <w:shd w:val="clear" w:color="auto" w:fill="EEF2FB"/>
+            <w:tcMar>
+              <w:top w:w="80" w:type="dxa"/>
+              <w:left w:w="120" w:type="dxa"/>
+              <w:bottom w:w="80" w:type="dxa"/>
+              <w:right w:w="120" w:type="dxa"/>
+            </w:tcMar>
+          </w:tcPr>
+          <w:p>
+            <w:r>
+              <w:rPr>
+                <w:sz w:val="22"/>
+                <w:szCs w:val="22"/>
+              </w:rPr>
+              <w:t xml:space="preserve">Equipment ─── </w:t>
+            </w:r>
+            <w:proofErr w:type="spellStart"/>
+            <w:r>
+              <w:rPr>
+                <w:sz w:val="22"/>
+                <w:szCs w:val="22"/>
+              </w:rPr>
+              <w:t>RetireRequest</w:t>
+            </w:r>
+            <w:proofErr w:type="spellEnd"/>
           </w:p>
         </w:tc>
         <w:tc>
@@ -12630,21 +12970,21 @@
               <w:bottom w:val="single" w:sz="1" w:space="0" w:color="CCCCCC"/>
               <w:right w:val="single" w:sz="1" w:space="0" w:color="CCCCCC"/>
             </w:tcBorders>
-            <w:shd w:val="clear" w:color="auto" w:fill="FFFFFF"/>
-            <w:tcMar>
-              <w:top w:w="80" w:type="dxa"/>
-              <w:left w:w="120" w:type="dxa"/>
-              <w:bottom w:w="80" w:type="dxa"/>
-              <w:right w:w="120" w:type="dxa"/>
-            </w:tcMar>
-          </w:tcPr>
-          <w:p>
-            <w:r>
-              <w:rPr>
-                <w:sz w:val="22"/>
-                <w:szCs w:val="22"/>
-              </w:rPr>
-              <w:t>1:N　　一位使用者可提出多筆報廢申請</w:t>
+            <w:shd w:val="clear" w:color="auto" w:fill="EEF2FB"/>
+            <w:tcMar>
+              <w:top w:w="80" w:type="dxa"/>
+              <w:left w:w="120" w:type="dxa"/>
+              <w:bottom w:w="80" w:type="dxa"/>
+              <w:right w:w="120" w:type="dxa"/>
+            </w:tcMar>
+          </w:tcPr>
+          <w:p>
+            <w:r>
+              <w:rPr>
+                <w:sz w:val="22"/>
+                <w:szCs w:val="22"/>
+              </w:rPr>
+              <w:t>1:N　　一項設備可有多筆報廢申請紀錄</w:t>
             </w:r>
           </w:p>
         </w:tc>
@@ -12659,62 +12999,6 @@
               <w:bottom w:val="single" w:sz="1" w:space="0" w:color="CCCCCC"/>
               <w:right w:val="single" w:sz="1" w:space="0" w:color="CCCCCC"/>
             </w:tcBorders>
-            <w:shd w:val="clear" w:color="auto" w:fill="EEF2FB"/>
-            <w:tcMar>
-              <w:top w:w="80" w:type="dxa"/>
-              <w:left w:w="120" w:type="dxa"/>
-              <w:bottom w:w="80" w:type="dxa"/>
-              <w:right w:w="120" w:type="dxa"/>
-            </w:tcMar>
-          </w:tcPr>
-          <w:p>
-            <w:r>
-              <w:rPr>
-                <w:sz w:val="22"/>
-                <w:szCs w:val="22"/>
-              </w:rPr>
-              <w:t>Equipment ─── RetireRequest</w:t>
-            </w:r>
-          </w:p>
-        </w:tc>
-        <w:tc>
-          <w:tcPr>
-            <w:tcW w:w="5460" w:type="dxa"/>
-            <w:tcBorders>
-              <w:top w:val="single" w:sz="1" w:space="0" w:color="CCCCCC"/>
-              <w:left w:val="single" w:sz="1" w:space="0" w:color="CCCCCC"/>
-              <w:bottom w:val="single" w:sz="1" w:space="0" w:color="CCCCCC"/>
-              <w:right w:val="single" w:sz="1" w:space="0" w:color="CCCCCC"/>
-            </w:tcBorders>
-            <w:shd w:val="clear" w:color="auto" w:fill="EEF2FB"/>
-            <w:tcMar>
-              <w:top w:w="80" w:type="dxa"/>
-              <w:left w:w="120" w:type="dxa"/>
-              <w:bottom w:w="80" w:type="dxa"/>
-              <w:right w:w="120" w:type="dxa"/>
-            </w:tcMar>
-          </w:tcPr>
-          <w:p>
-            <w:r>
-              <w:rPr>
-                <w:sz w:val="22"/>
-                <w:szCs w:val="22"/>
-              </w:rPr>
-              <w:t>1:N　　一項設備可有多筆報廢申請紀錄</w:t>
-            </w:r>
-          </w:p>
-        </w:tc>
-      </w:tr>
-      <w:tr>
-        <w:tc>
-          <w:tcPr>
-            <w:tcW w:w="3800" w:type="dxa"/>
-            <w:tcBorders>
-              <w:top w:val="single" w:sz="1" w:space="0" w:color="CCCCCC"/>
-              <w:left w:val="single" w:sz="1" w:space="0" w:color="CCCCCC"/>
-              <w:bottom w:val="single" w:sz="1" w:space="0" w:color="CCCCCC"/>
-              <w:right w:val="single" w:sz="1" w:space="0" w:color="CCCCCC"/>
-            </w:tcBorders>
             <w:shd w:val="clear" w:color="auto" w:fill="FFFFFF"/>
             <w:tcMar>
               <w:top w:w="80" w:type="dxa"/>
@@ -12762,6 +13046,18 @@
         </w:tc>
       </w:tr>
     </w:tbl>
+    <w:p>
+      <w:pPr>
+        <w:spacing w:before="80" w:after="80"/>
+      </w:pPr>
+      <w:r>
+        <w:rPr>
+          <w:sz w:val="20"/>
+          <w:szCs w:val="20"/>
+        </w:rPr>
+        <w:t>＊本系統採學校 SSO 單一登入驗證，不自行儲存密碼，故無 Password 資料表。</w:t>
+      </w:r>
+    </w:p>
     <w:p>
       <w:pPr>
         <w:pStyle w:val="2"/>
@@ -12798,7 +13094,31 @@
         <w:spacing w:before="60" w:after="60"/>
       </w:pPr>
       <w:r>
-        <w:t>系統核心使用者實體，依 mRole 區分管理員、教師、學生三種角色。管理員擁有全部操作權限；教師與學生僅可查詢設備及提出借用、維護申請。mAccount 與 mEmail 均設有唯一限制，確保帳號識別不重複。</w:t>
+        <w:t xml:space="preserve">系統核心使用者實體，依 </w:t>
+      </w:r>
+      <w:proofErr w:type="spellStart"/>
+      <w:r>
+        <w:t>mRole</w:t>
+      </w:r>
+      <w:proofErr w:type="spellEnd"/>
+      <w:r>
+        <w:t xml:space="preserve"> 區分管理員、教師、學生三種角色。管理員擁有全部操作權限；教師與學生僅可查詢設備及提出借用、維護申請。</w:t>
+      </w:r>
+      <w:proofErr w:type="spellStart"/>
+      <w:r>
+        <w:t>mAccount</w:t>
+      </w:r>
+      <w:proofErr w:type="spellEnd"/>
+      <w:r>
+        <w:t xml:space="preserve"> 與 </w:t>
+      </w:r>
+      <w:proofErr w:type="spellStart"/>
+      <w:r>
+        <w:t>mEmail</w:t>
+      </w:r>
+      <w:proofErr w:type="spellEnd"/>
+      <w:r>
+        <w:t xml:space="preserve"> 均設有唯一限制，確保帳號識別不重複。</w:t>
       </w:r>
     </w:p>
     <w:p>
@@ -12821,7 +13141,31 @@
         <w:spacing w:before="60" w:after="60"/>
       </w:pPr>
       <w:r>
-        <w:t>系統最核心的資產實體，每筆紀錄對應一項具財產編號的實體設備。ePropertyNo 為財產管理依據，設有唯一限制。eStatus 隨借用、維護、報廢流程動態變更，完整反映設備當前狀態。cId 外鍵連結至 Category，實現設備分類管理。</w:t>
+        <w:t>系統最核心的資產實體，每筆紀錄對應一項具財產編號的實體設備。</w:t>
+      </w:r>
+      <w:proofErr w:type="spellStart"/>
+      <w:r>
+        <w:t>ePropertyNo</w:t>
+      </w:r>
+      <w:proofErr w:type="spellEnd"/>
+      <w:r>
+        <w:t xml:space="preserve"> 為財產管理依據，設有唯一限制。</w:t>
+      </w:r>
+      <w:proofErr w:type="spellStart"/>
+      <w:r>
+        <w:t>eStatus</w:t>
+      </w:r>
+      <w:proofErr w:type="spellEnd"/>
+      <w:r>
+        <w:t xml:space="preserve"> 隨借用、維護、報廢流程動態變更，完整反映設備當前狀態。</w:t>
+      </w:r>
+      <w:proofErr w:type="spellStart"/>
+      <w:r>
+        <w:t>cId</w:t>
+      </w:r>
+      <w:proofErr w:type="spellEnd"/>
+      <w:r>
+        <w:t xml:space="preserve"> 外鍵連結至 Category，實現設備分類管理。</w:t>
       </w:r>
     </w:p>
     <w:p>
@@ -12851,6 +13195,7 @@
       <w:pPr>
         <w:spacing w:before="180" w:after="80"/>
       </w:pPr>
+      <w:proofErr w:type="spellStart"/>
       <w:r>
         <w:rPr>
           <w:b/>
@@ -12859,21 +13204,9 @@
           <w:sz w:val="25"/>
           <w:szCs w:val="25"/>
         </w:rPr>
-        <w:t>BorrowRecord（借用紀錄）</w:t>
-      </w:r>
-    </w:p>
-    <w:p>
-      <w:pPr>
-        <w:spacing w:before="60" w:after="60"/>
-      </w:pPr>
-      <w:r>
-        <w:t>作為 Member 與 Equipment 之間多對多借用關係的橋接表，記錄借用流程的完整狀態，從申請、審核、借出到歸還均有紀錄。系統可依 bEndDate 自動比對偵測逾期情形，並更新 bStatus。</w:t>
-      </w:r>
-    </w:p>
-    <w:p>
-      <w:pPr>
-        <w:spacing w:before="180" w:after="80"/>
-      </w:pPr>
+        <w:t>BorrowRecord</w:t>
+      </w:r>
+      <w:proofErr w:type="spellEnd"/>
       <w:r>
         <w:rPr>
           <w:b/>
@@ -12882,7 +13215,7 @@
           <w:sz w:val="25"/>
           <w:szCs w:val="25"/>
         </w:rPr>
-        <w:t>MaintenanceRecord（維護紀錄）</w:t>
+        <w:t>（借用紀錄）</w:t>
       </w:r>
     </w:p>
     <w:p>
@@ -12891,13 +13224,30 @@
       </w:pPr>
       <w:r>
         <w:lastRenderedPageBreak/>
-        <w:t>作為 Member 與 Equipment 之間維護關係的橋接表，記錄設備損壞通報與維護處理的完整歷程。一項設備可累積多筆維護紀錄，完整呈現設備健康狀態與維修歷史。</w:t>
+        <w:t xml:space="preserve">作為 Member 與 Equipment 之間多對多借用關係的橋接表，記錄借用流程的完整狀態，從申請、審核、借出到歸還均有紀錄。系統可依 </w:t>
+      </w:r>
+      <w:proofErr w:type="spellStart"/>
+      <w:r>
+        <w:t>bEndDate</w:t>
+      </w:r>
+      <w:proofErr w:type="spellEnd"/>
+      <w:r>
+        <w:t xml:space="preserve"> 自動比對偵測逾期情形，並更新 </w:t>
+      </w:r>
+      <w:proofErr w:type="spellStart"/>
+      <w:r>
+        <w:t>bStatus</w:t>
+      </w:r>
+      <w:proofErr w:type="spellEnd"/>
+      <w:r>
+        <w:t>。</w:t>
       </w:r>
     </w:p>
     <w:p>
       <w:pPr>
         <w:spacing w:before="180" w:after="80"/>
       </w:pPr>
+      <w:proofErr w:type="spellStart"/>
       <w:r>
         <w:rPr>
           <w:b/>
@@ -12906,7 +13256,18 @@
           <w:sz w:val="25"/>
           <w:szCs w:val="25"/>
         </w:rPr>
-        <w:t>RetireRequest（報廢申請）</w:t>
+        <w:t>MaintenanceRecord</w:t>
+      </w:r>
+      <w:proofErr w:type="spellEnd"/>
+      <w:r>
+        <w:rPr>
+          <w:b/>
+          <w:bCs/>
+          <w:color w:val="1F3A6B"/>
+          <w:sz w:val="25"/>
+          <w:szCs w:val="25"/>
+        </w:rPr>
+        <w:t>（維護紀錄）</w:t>
       </w:r>
     </w:p>
     <w:p>
@@ -12914,7 +13275,50 @@
         <w:spacing w:before="60" w:after="60"/>
       </w:pPr>
       <w:r>
-        <w:t>作為 Member 與 Equipment 之間報廢申請關係的橋接表，記錄報廢申請流程。申請通過後，系統連動更新 Equipment.eStatus 為「報廢」，確保設備狀態與審核結果一致。</w:t>
+        <w:t>作為 Member 與 Equipment 之間維護關係的橋接表，記錄設備損壞通報與維護處理的完整歷程。一項設備可累積多筆維護紀錄，完整呈現設備健康狀態與維修歷史。</w:t>
+      </w:r>
+    </w:p>
+    <w:p>
+      <w:pPr>
+        <w:spacing w:before="180" w:after="80"/>
+      </w:pPr>
+      <w:proofErr w:type="spellStart"/>
+      <w:r>
+        <w:rPr>
+          <w:b/>
+          <w:bCs/>
+          <w:color w:val="1F3A6B"/>
+          <w:sz w:val="25"/>
+          <w:szCs w:val="25"/>
+        </w:rPr>
+        <w:t>RetireRequest</w:t>
+      </w:r>
+      <w:proofErr w:type="spellEnd"/>
+      <w:r>
+        <w:rPr>
+          <w:b/>
+          <w:bCs/>
+          <w:color w:val="1F3A6B"/>
+          <w:sz w:val="25"/>
+          <w:szCs w:val="25"/>
+        </w:rPr>
+        <w:t>（報廢申請）</w:t>
+      </w:r>
+    </w:p>
+    <w:p>
+      <w:pPr>
+        <w:spacing w:before="60" w:after="60"/>
+      </w:pPr>
+      <w:r>
+        <w:t xml:space="preserve">作為 Member 與 Equipment 之間報廢申請關係的橋接表，記錄報廢申請流程。申請通過後，系統連動更新 </w:t>
+      </w:r>
+      <w:proofErr w:type="spellStart"/>
+      <w:r>
+        <w:t>Equipment.eStatus</w:t>
+      </w:r>
+      <w:proofErr w:type="spellEnd"/>
+      <w:r>
+        <w:t xml:space="preserve"> 為「報廢」，確保設備狀態與審核結果一致。</w:t>
       </w:r>
     </w:p>
     <w:p>
@@ -12937,27 +13341,15 @@
         <w:spacing w:before="60" w:after="60"/>
       </w:pPr>
       <w:r>
-        <w:t xml:space="preserve">密碼獨立儲存並以 </w:t>
-      </w:r>
-      <w:r>
-        <w:t>Bcrypt</w:t>
-      </w:r>
-      <w:r>
-        <w:t xml:space="preserve"> </w:t>
-      </w:r>
-      <w:r>
-        <w:t>單向密碼雜湊</w:t>
-      </w:r>
-      <w:r>
-        <w:t>加密保護，與 Member 為一對一關係。mId 同時作為主鍵</w:t>
-      </w:r>
-      <w:proofErr w:type="gramStart"/>
-      <w:r>
-        <w:t>與外鍵</w:t>
-      </w:r>
-      <w:proofErr w:type="gramEnd"/>
-      <w:r>
-        <w:t>，確保每位使用者僅有一筆密碼紀錄，增強帳號安全性</w:t>
+        <w:t xml:space="preserve">本系統不自行管理密碼，改採學校 SSO 單一登入驗證。使用者以學校信箱（如 41243168@nfu.edu.tw）作為身份識別，系統收到 SSO 回傳的 Token 後，比對 </w:t>
+      </w:r>
+      <w:proofErr w:type="spellStart"/>
+      <w:r>
+        <w:t>Member.mEmail</w:t>
+      </w:r>
+      <w:proofErr w:type="spellEnd"/>
+      <w:r>
+        <w:t xml:space="preserve"> 確認使用者角色，藉此避免在資料庫儲存密碼等敏感資訊，提升安全性。</w:t>
       </w:r>
       <w:r>
         <w:rPr>
@@ -12998,7 +13390,7 @@
           <wp:inline distT="0" distB="0" distL="0" distR="0" wp14:anchorId="468BC2BD" wp14:editId="0144AA4E">
             <wp:extent cx="5864772" cy="6462333"/>
             <wp:effectExtent l="0" t="0" r="3175" b="0"/>
-            <wp:docPr id="3" name="圖片 3" descr="一張含有 圖表, 行, 圖畫, 折紙 的圖片&#10;&#10;AI 產生的內容可能不正確。"/>
+            <wp:docPr id="3" name="圖片 3" descr="一張含有 圖表, 行, 圖畫, 折紙 的圖片  AI 產生的內容可能不正確。"/>
             <wp:cNvGraphicFramePr>
               <a:graphicFrameLocks xmlns:a="http://schemas.openxmlformats.org/drawingml/2006/main" noChangeAspect="1"/>
             </wp:cNvGraphicFramePr>
@@ -13006,7 +13398,7 @@
               <a:graphicData uri="http://schemas.openxmlformats.org/drawingml/2006/picture">
                 <pic:pic xmlns:pic="http://schemas.openxmlformats.org/drawingml/2006/picture">
                   <pic:nvPicPr>
-                    <pic:cNvPr id="3" name="圖片 3" descr="一張含有 圖表, 行, 圖畫, 折紙 的圖片&#10;&#10;AI 產生的內容可能不正確。"/>
+                    <pic:cNvPr id="3" name="圖片 3" descr="一張含有 圖表, 行, 圖畫, 折紙 的圖片  AI 產生的內容可能不正確。"/>
                     <pic:cNvPicPr/>
                   </pic:nvPicPr>
                   <pic:blipFill>
@@ -14144,7 +14536,6 @@
   <w:style w:type="character" w:default="1" w:styleId="a0">
     <w:name w:val="Default Paragraph Font"/>
     <w:uiPriority w:val="1"/>
-    <w:semiHidden/>
     <w:unhideWhenUsed/>
   </w:style>
   <w:style w:type="table" w:default="1" w:styleId="a1">

--- a/Group 4 Final Project Part I.docx
+++ b/Group 4 Final Project Part I.docx
@@ -1980,7 +1980,15 @@
         <w:spacing w:before="40" w:after="40"/>
       </w:pPr>
       <w:r>
-        <w:t>系統提供借用統計與維護歷程報表，供系辦進行資產盤點與採購評估。</w:t>
+        <w:t>系統提供借用統計與維護歷程報表，</w:t>
+      </w:r>
+      <w:proofErr w:type="gramStart"/>
+      <w:r>
+        <w:t>供系辦</w:t>
+      </w:r>
+      <w:proofErr w:type="gramEnd"/>
+      <w:r>
+        <w:t>進行資產盤點與採購評估。</w:t>
       </w:r>
     </w:p>
     <w:p>
@@ -3147,7 +3155,23 @@
         <w:spacing w:before="40" w:after="40"/>
       </w:pPr>
       <w:r>
-        <w:t xml:space="preserve">本系統採學校 SSO 單一登入驗證，不自行儲存密碼，系統僅於 Member 資料表保留 </w:t>
+        <w:t>本系統</w:t>
+      </w:r>
+      <w:proofErr w:type="gramStart"/>
+      <w:r>
+        <w:t>採</w:t>
+      </w:r>
+      <w:proofErr w:type="gramEnd"/>
+      <w:r>
+        <w:t>學校 SSO 單一登入驗證，</w:t>
+      </w:r>
+      <w:proofErr w:type="gramStart"/>
+      <w:r>
+        <w:t>不</w:t>
+      </w:r>
+      <w:proofErr w:type="gramEnd"/>
+      <w:r>
+        <w:t xml:space="preserve">自行儲存密碼，系統僅於 Member 資料表保留 </w:t>
       </w:r>
       <w:proofErr w:type="spellStart"/>
       <w:r>
@@ -3346,7 +3370,15 @@
         <w:spacing w:before="40" w:after="40"/>
       </w:pPr>
       <w:r>
-        <w:t>使用者提交借用申請，填寫借用起迄日期</w:t>
+        <w:t>使用者提交借用申請，填寫借用</w:t>
+      </w:r>
+      <w:proofErr w:type="gramStart"/>
+      <w:r>
+        <w:t>起迄</w:t>
+      </w:r>
+      <w:proofErr w:type="gramEnd"/>
+      <w:r>
+        <w:t>日期</w:t>
       </w:r>
     </w:p>
     <w:p>
@@ -3498,8 +3530,21 @@
         </w:numPr>
         <w:spacing w:before="40" w:after="40"/>
       </w:pPr>
-      <w:r>
-        <w:t>採學校 SSO 單一登入驗證，系統不儲存密碼，降低資料外洩風險</w:t>
+      <w:proofErr w:type="gramStart"/>
+      <w:r>
+        <w:t>採</w:t>
+      </w:r>
+      <w:proofErr w:type="gramEnd"/>
+      <w:r>
+        <w:t>學校 SSO 單一登入驗證，系統不儲存密碼，降低資料外</w:t>
+      </w:r>
+      <w:proofErr w:type="gramStart"/>
+      <w:r>
+        <w:t>洩</w:t>
+      </w:r>
+      <w:proofErr w:type="gramEnd"/>
+      <w:r>
+        <w:t>風險</w:t>
       </w:r>
     </w:p>
     <w:p>
@@ -4070,6 +4115,7 @@
                 <w:lang w:eastAsia="zh-TW"/>
               </w:rPr>
             </w:pPr>
+            <w:proofErr w:type="gramStart"/>
             <w:r>
               <w:rPr>
                 <w:rFonts w:ascii="標楷體" w:eastAsia="標楷體" w:hAnsi="標楷體" w:cs="新細明體" w:hint="eastAsia"/>
@@ -4077,7 +4123,37 @@
                 <w:szCs w:val="24"/>
                 <w:lang w:eastAsia="zh-TW"/>
               </w:rPr>
-              <w:t>採學校 SSO 單一登入，系統不儲存密碼，降低資料外洩風險</w:t>
+              <w:t>採</w:t>
+            </w:r>
+            <w:proofErr w:type="gramEnd"/>
+            <w:r>
+              <w:rPr>
+                <w:rFonts w:ascii="標楷體" w:eastAsia="標楷體" w:hAnsi="標楷體" w:cs="新細明體" w:hint="eastAsia"/>
+                <w:sz w:val="24"/>
+                <w:szCs w:val="24"/>
+                <w:lang w:eastAsia="zh-TW"/>
+              </w:rPr>
+              <w:t>學校 SSO 單一登入，系統不儲存密碼，降低資料外</w:t>
+            </w:r>
+            <w:proofErr w:type="gramStart"/>
+            <w:r>
+              <w:rPr>
+                <w:rFonts w:ascii="標楷體" w:eastAsia="標楷體" w:hAnsi="標楷體" w:cs="新細明體" w:hint="eastAsia"/>
+                <w:sz w:val="24"/>
+                <w:szCs w:val="24"/>
+                <w:lang w:eastAsia="zh-TW"/>
+              </w:rPr>
+              <w:t>洩</w:t>
+            </w:r>
+            <w:proofErr w:type="gramEnd"/>
+            <w:r>
+              <w:rPr>
+                <w:rFonts w:ascii="標楷體" w:eastAsia="標楷體" w:hAnsi="標楷體" w:cs="新細明體" w:hint="eastAsia"/>
+                <w:sz w:val="24"/>
+                <w:szCs w:val="24"/>
+                <w:lang w:eastAsia="zh-TW"/>
+              </w:rPr>
+              <w:t>風險</w:t>
             </w:r>
           </w:p>
         </w:tc>
@@ -4163,7 +4239,15 @@
       </w:r>
       <w:proofErr w:type="spellEnd"/>
       <w:r>
-        <w:t xml:space="preserve"> 為主鍵，確保每個類別擁有唯一識別碼。</w:t>
+        <w:t xml:space="preserve"> 為主鍵，確保每</w:t>
+      </w:r>
+      <w:proofErr w:type="gramStart"/>
+      <w:r>
+        <w:t>個</w:t>
+      </w:r>
+      <w:proofErr w:type="gramEnd"/>
+      <w:r>
+        <w:t>類別擁有唯一識別碼。</w:t>
       </w:r>
     </w:p>
     <w:p>
@@ -4254,7 +4338,23 @@
         <w:spacing w:before="40" w:after="40"/>
       </w:pPr>
       <w:r>
-        <w:t>本系統改採學校 SSO 單一登入，不自行儲存密碼。</w:t>
+        <w:t>本系統改</w:t>
+      </w:r>
+      <w:proofErr w:type="gramStart"/>
+      <w:r>
+        <w:t>採</w:t>
+      </w:r>
+      <w:proofErr w:type="gramEnd"/>
+      <w:r>
+        <w:t>學校 SSO 單一登入，</w:t>
+      </w:r>
+      <w:proofErr w:type="gramStart"/>
+      <w:r>
+        <w:t>不</w:t>
+      </w:r>
+      <w:proofErr w:type="gramEnd"/>
+      <w:r>
+        <w:t>自行儲存密碼。</w:t>
       </w:r>
     </w:p>
     <w:p>
@@ -4263,7 +4363,15 @@
       </w:pPr>
       <w:bookmarkStart w:id="9" w:name="_Toc227896696"/>
       <w:r>
-        <w:t>2. 外鍵限制（Foreign Key Constraints）</w:t>
+        <w:t xml:space="preserve">2. </w:t>
+      </w:r>
+      <w:proofErr w:type="gramStart"/>
+      <w:r>
+        <w:t>外鍵限制</w:t>
+      </w:r>
+      <w:proofErr w:type="gramEnd"/>
+      <w:r>
+        <w:t>（Foreign Key Constraints）</w:t>
       </w:r>
       <w:bookmarkEnd w:id="9"/>
     </w:p>
@@ -4631,7 +4739,23 @@
       </w:r>
       <w:proofErr w:type="spellEnd"/>
       <w:r>
-        <w:t>：值域限定為「管理員」、「教師」、「學生」三者之一。</w:t>
+        <w:t>：</w:t>
+      </w:r>
+      <w:proofErr w:type="gramStart"/>
+      <w:r>
+        <w:t>值域限定</w:t>
+      </w:r>
+      <w:proofErr w:type="gramEnd"/>
+      <w:r>
+        <w:t>為「管理員」、「教師」、「學生」三者之</w:t>
+      </w:r>
+      <w:proofErr w:type="gramStart"/>
+      <w:r>
+        <w:t>一</w:t>
+      </w:r>
+      <w:proofErr w:type="gramEnd"/>
+      <w:r>
+        <w:t>。</w:t>
       </w:r>
     </w:p>
     <w:p>
@@ -4667,7 +4791,15 @@
       </w:r>
       <w:proofErr w:type="spellEnd"/>
       <w:r>
-        <w:t>：值域限定為「可用」、「借出中」、「維修中」、「報廢」。</w:t>
+        <w:t>：</w:t>
+      </w:r>
+      <w:proofErr w:type="gramStart"/>
+      <w:r>
+        <w:t>值域限定</w:t>
+      </w:r>
+      <w:proofErr w:type="gramEnd"/>
+      <w:r>
+        <w:t>為「可用」、「借出中」、「維修中」、「報廢」。</w:t>
       </w:r>
     </w:p>
     <w:p>
@@ -4755,7 +4887,15 @@
       </w:r>
       <w:proofErr w:type="spellEnd"/>
       <w:r>
-        <w:t>：值域限定為「申請中」、「核准」、「已歸還」、「逾期」、「拒絕」。</w:t>
+        <w:t>：</w:t>
+      </w:r>
+      <w:proofErr w:type="gramStart"/>
+      <w:r>
+        <w:t>值域限定</w:t>
+      </w:r>
+      <w:proofErr w:type="gramEnd"/>
+      <w:r>
+        <w:t>為「申請中」、「核准」、「已歸還」、「逾期」、「拒絕」。</w:t>
       </w:r>
     </w:p>
     <w:p>
@@ -4799,7 +4939,15 @@
       </w:r>
       <w:proofErr w:type="spellEnd"/>
       <w:r>
-        <w:t>：值域限定為「待處理」、「處理中」、「已完成」。</w:t>
+        <w:t>：</w:t>
+      </w:r>
+      <w:proofErr w:type="gramStart"/>
+      <w:r>
+        <w:t>值域限定</w:t>
+      </w:r>
+      <w:proofErr w:type="gramEnd"/>
+      <w:r>
+        <w:t>為「待處理」、「處理中」、「已完成」。</w:t>
       </w:r>
     </w:p>
     <w:p>
@@ -4817,37 +4965,15 @@
       </w:r>
       <w:proofErr w:type="spellEnd"/>
       <w:r>
-        <w:t>：值域限定為「待審核」、「核准」、「駁回」。</w:t>
-      </w:r>
-    </w:p>
-    <w:p>
-      <w:pPr>
-        <w:pStyle w:val="a4"/>
-        <w:numPr>
-          <w:ilvl w:val="0"/>
-          <w:numId w:val="2"/>
-        </w:numPr>
-        <w:spacing w:before="40" w:after="40"/>
-      </w:pPr>
-      <w:proofErr w:type="spellStart"/>
-      <w:r>
-        <w:t>Password</w:t>
-      </w:r>
-      <w:r>
-        <w:rPr>
-          <w:rFonts w:hint="eastAsia"/>
-        </w:rPr>
-        <w:t>.</w:t>
-      </w:r>
-      <w:r>
-        <w:t>mPd</w:t>
-      </w:r>
-      <w:proofErr w:type="spellEnd"/>
-      <w:r>
-        <w:rPr>
-          <w:rFonts w:hint="eastAsia"/>
-        </w:rPr>
-        <w:t>：限由英數字及特殊符號組成，至少八字元。</w:t>
+        <w:t>：</w:t>
+      </w:r>
+      <w:proofErr w:type="gramStart"/>
+      <w:r>
+        <w:t>值域限定</w:t>
+      </w:r>
+      <w:proofErr w:type="gramEnd"/>
+      <w:r>
+        <w:t>為「待審核」、「核准」、「駁回」。</w:t>
       </w:r>
     </w:p>
     <w:p>
@@ -5128,6 +5254,7 @@
             <w:pPr>
               <w:jc w:val="center"/>
             </w:pPr>
+            <w:proofErr w:type="gramStart"/>
             <w:r>
               <w:rPr>
                 <w:b/>
@@ -5138,6 +5265,7 @@
               </w:rPr>
               <w:t>值域</w:t>
             </w:r>
+            <w:proofErr w:type="gramEnd"/>
           </w:p>
         </w:tc>
       </w:tr>
@@ -5355,12 +5483,21 @@
             </w:tcMar>
           </w:tcPr>
           <w:p>
-            <w:r>
-              <w:rPr>
-                <w:sz w:val="22"/>
-                <w:szCs w:val="22"/>
-              </w:rPr>
-              <w:t>VARCHAR(20)</w:t>
+            <w:proofErr w:type="gramStart"/>
+            <w:r>
+              <w:rPr>
+                <w:sz w:val="22"/>
+                <w:szCs w:val="22"/>
+              </w:rPr>
+              <w:t>VARCHAR(</w:t>
+            </w:r>
+            <w:proofErr w:type="gramEnd"/>
+            <w:r>
+              <w:rPr>
+                <w:sz w:val="22"/>
+                <w:szCs w:val="22"/>
+              </w:rPr>
+              <w:t>20)</w:t>
             </w:r>
           </w:p>
         </w:tc>
@@ -5494,12 +5631,21 @@
             </w:tcMar>
           </w:tcPr>
           <w:p>
-            <w:r>
-              <w:rPr>
-                <w:sz w:val="22"/>
-                <w:szCs w:val="22"/>
-              </w:rPr>
-              <w:t>VARCHAR(12)</w:t>
+            <w:proofErr w:type="gramStart"/>
+            <w:r>
+              <w:rPr>
+                <w:sz w:val="22"/>
+                <w:szCs w:val="22"/>
+              </w:rPr>
+              <w:t>VARCHAR(</w:t>
+            </w:r>
+            <w:proofErr w:type="gramEnd"/>
+            <w:r>
+              <w:rPr>
+                <w:sz w:val="22"/>
+                <w:szCs w:val="22"/>
+              </w:rPr>
+              <w:t>12)</w:t>
             </w:r>
           </w:p>
         </w:tc>
@@ -5583,7 +5729,6 @@
                 <w:sz w:val="22"/>
                 <w:szCs w:val="22"/>
               </w:rPr>
-              <w:lastRenderedPageBreak/>
               <w:t>mEmail</w:t>
             </w:r>
             <w:proofErr w:type="spellEnd"/>
@@ -5634,12 +5779,21 @@
             </w:tcMar>
           </w:tcPr>
           <w:p>
-            <w:r>
-              <w:rPr>
-                <w:sz w:val="22"/>
-                <w:szCs w:val="22"/>
-              </w:rPr>
-              <w:t>VARCHAR(50)</w:t>
+            <w:proofErr w:type="gramStart"/>
+            <w:r>
+              <w:rPr>
+                <w:sz w:val="22"/>
+                <w:szCs w:val="22"/>
+              </w:rPr>
+              <w:t>VARCHAR(</w:t>
+            </w:r>
+            <w:proofErr w:type="gramEnd"/>
+            <w:r>
+              <w:rPr>
+                <w:sz w:val="22"/>
+                <w:szCs w:val="22"/>
+              </w:rPr>
+              <w:t>50)</w:t>
             </w:r>
           </w:p>
         </w:tc>
@@ -5688,12 +5842,21 @@
             </w:tcMar>
           </w:tcPr>
           <w:p>
-            <w:r>
-              <w:rPr>
-                <w:sz w:val="22"/>
-                <w:szCs w:val="22"/>
-              </w:rPr>
-              <w:t>需含 @ 與網域；UNIQUE</w:t>
+            <w:proofErr w:type="gramStart"/>
+            <w:r>
+              <w:rPr>
+                <w:sz w:val="22"/>
+                <w:szCs w:val="22"/>
+              </w:rPr>
+              <w:t>需含</w:t>
+            </w:r>
+            <w:proofErr w:type="gramEnd"/>
+            <w:r>
+              <w:rPr>
+                <w:sz w:val="22"/>
+                <w:szCs w:val="22"/>
+              </w:rPr>
+              <w:t xml:space="preserve"> @ 與網域；UNIQUE</w:t>
             </w:r>
           </w:p>
         </w:tc>
@@ -5723,6 +5886,7 @@
                 <w:sz w:val="22"/>
                 <w:szCs w:val="22"/>
               </w:rPr>
+              <w:lastRenderedPageBreak/>
               <w:t>mPhone</w:t>
             </w:r>
             <w:proofErr w:type="spellEnd"/>
@@ -5773,12 +5937,21 @@
             </w:tcMar>
           </w:tcPr>
           <w:p>
-            <w:r>
-              <w:rPr>
-                <w:sz w:val="22"/>
-                <w:szCs w:val="22"/>
-              </w:rPr>
-              <w:t>CHAR(10)</w:t>
+            <w:proofErr w:type="gramStart"/>
+            <w:r>
+              <w:rPr>
+                <w:sz w:val="22"/>
+                <w:szCs w:val="22"/>
+              </w:rPr>
+              <w:t>CHAR(</w:t>
+            </w:r>
+            <w:proofErr w:type="gramEnd"/>
+            <w:r>
+              <w:rPr>
+                <w:sz w:val="22"/>
+                <w:szCs w:val="22"/>
+              </w:rPr>
+              <w:t>10)</w:t>
             </w:r>
           </w:p>
         </w:tc>
@@ -5912,12 +6085,21 @@
             </w:tcMar>
           </w:tcPr>
           <w:p>
-            <w:r>
-              <w:rPr>
-                <w:sz w:val="22"/>
-                <w:szCs w:val="22"/>
-              </w:rPr>
-              <w:t>VARCHAR(6)</w:t>
+            <w:proofErr w:type="gramStart"/>
+            <w:r>
+              <w:rPr>
+                <w:sz w:val="22"/>
+                <w:szCs w:val="22"/>
+              </w:rPr>
+              <w:t>VARCHAR(</w:t>
+            </w:r>
+            <w:proofErr w:type="gramEnd"/>
+            <w:r>
+              <w:rPr>
+                <w:sz w:val="22"/>
+                <w:szCs w:val="22"/>
+              </w:rPr>
+              <w:t>6)</w:t>
             </w:r>
           </w:p>
         </w:tc>
@@ -6315,6 +6497,7 @@
             <w:pPr>
               <w:jc w:val="center"/>
             </w:pPr>
+            <w:proofErr w:type="gramStart"/>
             <w:r>
               <w:rPr>
                 <w:b/>
@@ -6325,6 +6508,7 @@
               </w:rPr>
               <w:t>值域</w:t>
             </w:r>
+            <w:proofErr w:type="gramEnd"/>
           </w:p>
         </w:tc>
       </w:tr>
@@ -6542,12 +6726,21 @@
             </w:tcMar>
           </w:tcPr>
           <w:p>
-            <w:r>
-              <w:rPr>
-                <w:sz w:val="22"/>
-                <w:szCs w:val="22"/>
-              </w:rPr>
-              <w:t>VARCHAR(20)</w:t>
+            <w:proofErr w:type="gramStart"/>
+            <w:r>
+              <w:rPr>
+                <w:sz w:val="22"/>
+                <w:szCs w:val="22"/>
+              </w:rPr>
+              <w:t>VARCHAR(</w:t>
+            </w:r>
+            <w:proofErr w:type="gramEnd"/>
+            <w:r>
+              <w:rPr>
+                <w:sz w:val="22"/>
+                <w:szCs w:val="22"/>
+              </w:rPr>
+              <w:t>20)</w:t>
             </w:r>
           </w:p>
         </w:tc>
@@ -6681,12 +6874,21 @@
             </w:tcMar>
           </w:tcPr>
           <w:p>
-            <w:r>
-              <w:rPr>
-                <w:sz w:val="22"/>
-                <w:szCs w:val="22"/>
-              </w:rPr>
-              <w:t>VARCHAR(40)</w:t>
+            <w:proofErr w:type="gramStart"/>
+            <w:r>
+              <w:rPr>
+                <w:sz w:val="22"/>
+                <w:szCs w:val="22"/>
+              </w:rPr>
+              <w:t>VARCHAR(</w:t>
+            </w:r>
+            <w:proofErr w:type="gramEnd"/>
+            <w:r>
+              <w:rPr>
+                <w:sz w:val="22"/>
+                <w:szCs w:val="22"/>
+              </w:rPr>
+              <w:t>40)</w:t>
             </w:r>
           </w:p>
         </w:tc>
@@ -6968,12 +7170,21 @@
             </w:tcMar>
           </w:tcPr>
           <w:p>
-            <w:r>
-              <w:rPr>
-                <w:sz w:val="22"/>
-                <w:szCs w:val="22"/>
-              </w:rPr>
-              <w:t>VARCHAR(6)</w:t>
+            <w:proofErr w:type="gramStart"/>
+            <w:r>
+              <w:rPr>
+                <w:sz w:val="22"/>
+                <w:szCs w:val="22"/>
+              </w:rPr>
+              <w:t>VARCHAR(</w:t>
+            </w:r>
+            <w:proofErr w:type="gramEnd"/>
+            <w:r>
+              <w:rPr>
+                <w:sz w:val="22"/>
+                <w:szCs w:val="22"/>
+              </w:rPr>
+              <w:t>6)</w:t>
             </w:r>
           </w:p>
         </w:tc>
@@ -7107,12 +7318,21 @@
             </w:tcMar>
           </w:tcPr>
           <w:p>
-            <w:r>
-              <w:rPr>
-                <w:sz w:val="22"/>
-                <w:szCs w:val="22"/>
-              </w:rPr>
-              <w:t>VARCHAR(64)</w:t>
+            <w:proofErr w:type="gramStart"/>
+            <w:r>
+              <w:rPr>
+                <w:sz w:val="22"/>
+                <w:szCs w:val="22"/>
+              </w:rPr>
+              <w:t>VARCHAR(</w:t>
+            </w:r>
+            <w:proofErr w:type="gramEnd"/>
+            <w:r>
+              <w:rPr>
+                <w:sz w:val="22"/>
+                <w:szCs w:val="22"/>
+              </w:rPr>
+              <w:t>64)</w:t>
             </w:r>
           </w:p>
         </w:tc>
@@ -7540,12 +7760,21 @@
             </w:tcMar>
           </w:tcPr>
           <w:p>
-            <w:r>
-              <w:rPr>
-                <w:sz w:val="22"/>
-                <w:szCs w:val="22"/>
-              </w:rPr>
-              <w:t>VARCHAR(128)</w:t>
+            <w:proofErr w:type="gramStart"/>
+            <w:r>
+              <w:rPr>
+                <w:sz w:val="22"/>
+                <w:szCs w:val="22"/>
+              </w:rPr>
+              <w:t>VARCHAR(</w:t>
+            </w:r>
+            <w:proofErr w:type="gramEnd"/>
+            <w:r>
+              <w:rPr>
+                <w:sz w:val="22"/>
+                <w:szCs w:val="22"/>
+              </w:rPr>
+              <w:t>128)</w:t>
             </w:r>
           </w:p>
         </w:tc>
@@ -7809,6 +8038,7 @@
             <w:pPr>
               <w:jc w:val="center"/>
             </w:pPr>
+            <w:proofErr w:type="gramStart"/>
             <w:r>
               <w:rPr>
                 <w:b/>
@@ -7819,6 +8049,7 @@
               </w:rPr>
               <w:t>值域</w:t>
             </w:r>
+            <w:proofErr w:type="gramEnd"/>
           </w:p>
         </w:tc>
       </w:tr>
@@ -8036,12 +8267,21 @@
             </w:tcMar>
           </w:tcPr>
           <w:p>
-            <w:r>
-              <w:rPr>
-                <w:sz w:val="22"/>
-                <w:szCs w:val="22"/>
-              </w:rPr>
-              <w:t>VARCHAR(16)</w:t>
+            <w:proofErr w:type="gramStart"/>
+            <w:r>
+              <w:rPr>
+                <w:sz w:val="22"/>
+                <w:szCs w:val="22"/>
+              </w:rPr>
+              <w:t>VARCHAR(</w:t>
+            </w:r>
+            <w:proofErr w:type="gramEnd"/>
+            <w:r>
+              <w:rPr>
+                <w:sz w:val="22"/>
+                <w:szCs w:val="22"/>
+              </w:rPr>
+              <w:t>16)</w:t>
             </w:r>
           </w:p>
         </w:tc>
@@ -8175,12 +8415,21 @@
             </w:tcMar>
           </w:tcPr>
           <w:p>
-            <w:r>
-              <w:rPr>
-                <w:sz w:val="22"/>
-                <w:szCs w:val="22"/>
-              </w:rPr>
-              <w:t>VARCHAR(64)</w:t>
+            <w:proofErr w:type="gramStart"/>
+            <w:r>
+              <w:rPr>
+                <w:sz w:val="22"/>
+                <w:szCs w:val="22"/>
+              </w:rPr>
+              <w:t>VARCHAR(</w:t>
+            </w:r>
+            <w:proofErr w:type="gramEnd"/>
+            <w:r>
+              <w:rPr>
+                <w:sz w:val="22"/>
+                <w:szCs w:val="22"/>
+              </w:rPr>
+              <w:t>64)</w:t>
             </w:r>
           </w:p>
         </w:tc>
@@ -8456,6 +8705,7 @@
             <w:pPr>
               <w:jc w:val="center"/>
             </w:pPr>
+            <w:proofErr w:type="gramStart"/>
             <w:r>
               <w:rPr>
                 <w:b/>
@@ -8466,6 +8716,7 @@
               </w:rPr>
               <w:t>值域</w:t>
             </w:r>
+            <w:proofErr w:type="gramEnd"/>
           </w:p>
         </w:tc>
       </w:tr>
@@ -8633,7 +8884,6 @@
                 <w:sz w:val="22"/>
                 <w:szCs w:val="22"/>
               </w:rPr>
-              <w:lastRenderedPageBreak/>
               <w:t>mId</w:t>
             </w:r>
             <w:proofErr w:type="spellEnd"/>
@@ -8782,6 +9032,7 @@
                 <w:sz w:val="22"/>
                 <w:szCs w:val="22"/>
               </w:rPr>
+              <w:lastRenderedPageBreak/>
               <w:t>eId</w:t>
             </w:r>
             <w:proofErr w:type="spellEnd"/>
@@ -9922,12 +10173,21 @@
             </w:tcMar>
           </w:tcPr>
           <w:p>
-            <w:r>
-              <w:rPr>
-                <w:sz w:val="22"/>
-                <w:szCs w:val="22"/>
-              </w:rPr>
-              <w:t>VARCHAR(6)</w:t>
+            <w:proofErr w:type="gramStart"/>
+            <w:r>
+              <w:rPr>
+                <w:sz w:val="22"/>
+                <w:szCs w:val="22"/>
+              </w:rPr>
+              <w:t>VARCHAR(</w:t>
+            </w:r>
+            <w:proofErr w:type="gramEnd"/>
+            <w:r>
+              <w:rPr>
+                <w:sz w:val="22"/>
+                <w:szCs w:val="22"/>
+              </w:rPr>
+              <w:t>6)</w:t>
             </w:r>
           </w:p>
         </w:tc>
@@ -10203,6 +10463,7 @@
             <w:pPr>
               <w:jc w:val="center"/>
             </w:pPr>
+            <w:proofErr w:type="gramStart"/>
             <w:r>
               <w:rPr>
                 <w:b/>
@@ -10213,6 +10474,7 @@
               </w:rPr>
               <w:t>值域</w:t>
             </w:r>
+            <w:proofErr w:type="gramEnd"/>
           </w:p>
         </w:tc>
       </w:tr>
@@ -10865,12 +11127,21 @@
             </w:tcMar>
           </w:tcPr>
           <w:p>
-            <w:r>
-              <w:rPr>
-                <w:sz w:val="22"/>
-                <w:szCs w:val="22"/>
-              </w:rPr>
-              <w:t>VARCHAR(256)</w:t>
+            <w:proofErr w:type="gramStart"/>
+            <w:r>
+              <w:rPr>
+                <w:sz w:val="22"/>
+                <w:szCs w:val="22"/>
+              </w:rPr>
+              <w:t>VARCHAR(</w:t>
+            </w:r>
+            <w:proofErr w:type="gramEnd"/>
+            <w:r>
+              <w:rPr>
+                <w:sz w:val="22"/>
+                <w:szCs w:val="22"/>
+              </w:rPr>
+              <w:t>256)</w:t>
             </w:r>
           </w:p>
         </w:tc>
@@ -11004,12 +11275,21 @@
             </w:tcMar>
           </w:tcPr>
           <w:p>
-            <w:r>
-              <w:rPr>
-                <w:sz w:val="22"/>
-                <w:szCs w:val="22"/>
-              </w:rPr>
-              <w:t>VARCHAR(256)</w:t>
+            <w:proofErr w:type="gramStart"/>
+            <w:r>
+              <w:rPr>
+                <w:sz w:val="22"/>
+                <w:szCs w:val="22"/>
+              </w:rPr>
+              <w:t>VARCHAR(</w:t>
+            </w:r>
+            <w:proofErr w:type="gramEnd"/>
+            <w:r>
+              <w:rPr>
+                <w:sz w:val="22"/>
+                <w:szCs w:val="22"/>
+              </w:rPr>
+              <w:t>256)</w:t>
             </w:r>
           </w:p>
         </w:tc>
@@ -11143,12 +11423,21 @@
             </w:tcMar>
           </w:tcPr>
           <w:p>
-            <w:r>
-              <w:rPr>
-                <w:sz w:val="22"/>
-                <w:szCs w:val="22"/>
-              </w:rPr>
-              <w:t>VARCHAR(32)</w:t>
+            <w:proofErr w:type="gramStart"/>
+            <w:r>
+              <w:rPr>
+                <w:sz w:val="22"/>
+                <w:szCs w:val="22"/>
+              </w:rPr>
+              <w:t>VARCHAR(</w:t>
+            </w:r>
+            <w:proofErr w:type="gramEnd"/>
+            <w:r>
+              <w:rPr>
+                <w:sz w:val="22"/>
+                <w:szCs w:val="22"/>
+              </w:rPr>
+              <w:t>32)</w:t>
             </w:r>
           </w:p>
         </w:tc>
@@ -11282,12 +11571,21 @@
             </w:tcMar>
           </w:tcPr>
           <w:p>
-            <w:r>
-              <w:rPr>
-                <w:sz w:val="22"/>
-                <w:szCs w:val="22"/>
-              </w:rPr>
-              <w:t>VARCHAR(6)</w:t>
+            <w:proofErr w:type="gramStart"/>
+            <w:r>
+              <w:rPr>
+                <w:sz w:val="22"/>
+                <w:szCs w:val="22"/>
+              </w:rPr>
+              <w:t>VARCHAR(</w:t>
+            </w:r>
+            <w:proofErr w:type="gramEnd"/>
+            <w:r>
+              <w:rPr>
+                <w:sz w:val="22"/>
+                <w:szCs w:val="22"/>
+              </w:rPr>
+              <w:t>6)</w:t>
             </w:r>
           </w:p>
         </w:tc>
@@ -11563,6 +11861,7 @@
             <w:pPr>
               <w:jc w:val="center"/>
             </w:pPr>
+            <w:proofErr w:type="gramStart"/>
             <w:r>
               <w:rPr>
                 <w:b/>
@@ -11573,6 +11872,7 @@
               </w:rPr>
               <w:t>值域</w:t>
             </w:r>
+            <w:proofErr w:type="gramEnd"/>
           </w:p>
         </w:tc>
       </w:tr>
@@ -12036,7 +12336,6 @@
                 <w:sz w:val="22"/>
                 <w:szCs w:val="22"/>
               </w:rPr>
-              <w:lastRenderedPageBreak/>
               <w:t>retDate</w:t>
             </w:r>
             <w:proofErr w:type="spellEnd"/>
@@ -12176,6 +12475,7 @@
                 <w:sz w:val="22"/>
                 <w:szCs w:val="22"/>
               </w:rPr>
+              <w:lastRenderedPageBreak/>
               <w:t>retReason</w:t>
             </w:r>
             <w:proofErr w:type="spellEnd"/>
@@ -12226,12 +12526,21 @@
             </w:tcMar>
           </w:tcPr>
           <w:p>
-            <w:r>
-              <w:rPr>
-                <w:sz w:val="22"/>
-                <w:szCs w:val="22"/>
-              </w:rPr>
-              <w:t>VARCHAR(256)</w:t>
+            <w:proofErr w:type="gramStart"/>
+            <w:r>
+              <w:rPr>
+                <w:sz w:val="22"/>
+                <w:szCs w:val="22"/>
+              </w:rPr>
+              <w:t>VARCHAR(</w:t>
+            </w:r>
+            <w:proofErr w:type="gramEnd"/>
+            <w:r>
+              <w:rPr>
+                <w:sz w:val="22"/>
+                <w:szCs w:val="22"/>
+              </w:rPr>
+              <w:t>256)</w:t>
             </w:r>
           </w:p>
         </w:tc>
@@ -12365,12 +12674,21 @@
             </w:tcMar>
           </w:tcPr>
           <w:p>
-            <w:r>
-              <w:rPr>
-                <w:sz w:val="22"/>
-                <w:szCs w:val="22"/>
-              </w:rPr>
-              <w:t>VARCHAR(6)</w:t>
+            <w:proofErr w:type="gramStart"/>
+            <w:r>
+              <w:rPr>
+                <w:sz w:val="22"/>
+                <w:szCs w:val="22"/>
+              </w:rPr>
+              <w:t>VARCHAR(</w:t>
+            </w:r>
+            <w:proofErr w:type="gramEnd"/>
+            <w:r>
+              <w:rPr>
+                <w:sz w:val="22"/>
+                <w:szCs w:val="22"/>
+              </w:rPr>
+              <w:t>6)</w:t>
             </w:r>
           </w:p>
         </w:tc>
@@ -12468,7 +12786,23 @@
           <w:sz w:val="22"/>
           <w:szCs w:val="22"/>
         </w:rPr>
-        <w:t>本系統採學校 SSO 驗證，不儲存密碼。</w:t>
+        <w:t>本系統</w:t>
+      </w:r>
+      <w:proofErr w:type="gramStart"/>
+      <w:r>
+        <w:rPr>
+          <w:sz w:val="22"/>
+          <w:szCs w:val="22"/>
+        </w:rPr>
+        <w:t>採</w:t>
+      </w:r>
+      <w:proofErr w:type="gramEnd"/>
+      <w:r>
+        <w:rPr>
+          <w:sz w:val="22"/>
+          <w:szCs w:val="22"/>
+        </w:rPr>
+        <w:t>學校 SSO 驗證，不儲存密碼。</w:t>
       </w:r>
       <w:proofErr w:type="spellStart"/>
       <w:r>
@@ -13050,12 +13384,53 @@
       <w:pPr>
         <w:spacing w:before="80" w:after="80"/>
       </w:pPr>
+      <w:proofErr w:type="gramStart"/>
       <w:r>
         <w:rPr>
           <w:sz w:val="20"/>
           <w:szCs w:val="20"/>
         </w:rPr>
-        <w:t>＊本系統採學校 SSO 單一登入驗證，不自行儲存密碼，故無 Password 資料表。</w:t>
+        <w:t>＊</w:t>
+      </w:r>
+      <w:proofErr w:type="gramEnd"/>
+      <w:r>
+        <w:rPr>
+          <w:sz w:val="20"/>
+          <w:szCs w:val="20"/>
+        </w:rPr>
+        <w:t>本系統</w:t>
+      </w:r>
+      <w:proofErr w:type="gramStart"/>
+      <w:r>
+        <w:rPr>
+          <w:sz w:val="20"/>
+          <w:szCs w:val="20"/>
+        </w:rPr>
+        <w:t>採</w:t>
+      </w:r>
+      <w:proofErr w:type="gramEnd"/>
+      <w:r>
+        <w:rPr>
+          <w:sz w:val="20"/>
+          <w:szCs w:val="20"/>
+        </w:rPr>
+        <w:t>學校 SSO 單一登入驗證，</w:t>
+      </w:r>
+      <w:proofErr w:type="gramStart"/>
+      <w:r>
+        <w:rPr>
+          <w:sz w:val="20"/>
+          <w:szCs w:val="20"/>
+        </w:rPr>
+        <w:t>不</w:t>
+      </w:r>
+      <w:proofErr w:type="gramEnd"/>
+      <w:r>
+        <w:rPr>
+          <w:sz w:val="20"/>
+          <w:szCs w:val="20"/>
+        </w:rPr>
+        <w:t>自行儲存密碼，故無 Password 資料表。</w:t>
       </w:r>
     </w:p>
     <w:p>
@@ -13141,7 +13516,15 @@
         <w:spacing w:before="60" w:after="60"/>
       </w:pPr>
       <w:r>
-        <w:t>系統最核心的資產實體，每筆紀錄對應一項具財產編號的實體設備。</w:t>
+        <w:t>系統</w:t>
+      </w:r>
+      <w:proofErr w:type="gramStart"/>
+      <w:r>
+        <w:t>最</w:t>
+      </w:r>
+      <w:proofErr w:type="gramEnd"/>
+      <w:r>
+        <w:t>核心的資產實體，每筆紀錄對應一項具財產編號的實體設備。</w:t>
       </w:r>
       <w:proofErr w:type="spellStart"/>
       <w:r>
@@ -13165,7 +13548,15 @@
       </w:r>
       <w:proofErr w:type="spellEnd"/>
       <w:r>
-        <w:t xml:space="preserve"> 外鍵連結至 Category，實現設備分類管理。</w:t>
+        <w:t xml:space="preserve"> </w:t>
+      </w:r>
+      <w:proofErr w:type="gramStart"/>
+      <w:r>
+        <w:t>外鍵連結</w:t>
+      </w:r>
+      <w:proofErr w:type="gramEnd"/>
+      <w:r>
+        <w:t>至 Category，實現設備分類管理。</w:t>
       </w:r>
     </w:p>
     <w:p>
@@ -13223,8 +13614,27 @@
         <w:spacing w:before="60" w:after="60"/>
       </w:pPr>
       <w:r>
+        <w:t>作為 Member 與 Equipment 之間多對多借用關係的</w:t>
+      </w:r>
+      <w:proofErr w:type="gramStart"/>
+      <w:r>
+        <w:t>橋接表</w:t>
+      </w:r>
+      <w:proofErr w:type="gramEnd"/>
+      <w:r>
+        <w:t>，記錄借用流程的完整狀態，從申</w:t>
+      </w:r>
+      <w:r>
         <w:lastRenderedPageBreak/>
-        <w:t xml:space="preserve">作為 Member 與 Equipment 之間多對多借用關係的橋接表，記錄借用流程的完整狀態，從申請、審核、借出到歸還均有紀錄。系統可依 </w:t>
+        <w:t>請、審核、借出到</w:t>
+      </w:r>
+      <w:proofErr w:type="gramStart"/>
+      <w:r>
+        <w:t>歸還均有紀錄</w:t>
+      </w:r>
+      <w:proofErr w:type="gramEnd"/>
+      <w:r>
+        <w:t xml:space="preserve">。系統可依 </w:t>
       </w:r>
       <w:proofErr w:type="spellStart"/>
       <w:r>
@@ -13275,7 +13685,15 @@
         <w:spacing w:before="60" w:after="60"/>
       </w:pPr>
       <w:r>
-        <w:t>作為 Member 與 Equipment 之間維護關係的橋接表，記錄設備損壞通報與維護處理的完整歷程。一項設備可累積多筆維護紀錄，完整呈現設備健康狀態與維修歷史。</w:t>
+        <w:t>作為 Member 與 Equipment 之間維護關係的</w:t>
+      </w:r>
+      <w:proofErr w:type="gramStart"/>
+      <w:r>
+        <w:t>橋接表</w:t>
+      </w:r>
+      <w:proofErr w:type="gramEnd"/>
+      <w:r>
+        <w:t>，記錄設備損壞通報與維護處理的完整歷程。一項設備可累積多筆維護紀錄，完整呈現設備健康狀態與維修歷史。</w:t>
       </w:r>
     </w:p>
     <w:p>
@@ -13310,7 +13728,15 @@
         <w:spacing w:before="60" w:after="60"/>
       </w:pPr>
       <w:r>
-        <w:t xml:space="preserve">作為 Member 與 Equipment 之間報廢申請關係的橋接表，記錄報廢申請流程。申請通過後，系統連動更新 </w:t>
+        <w:t>作為 Member 與 Equipment 之間報廢申請關係的</w:t>
+      </w:r>
+      <w:proofErr w:type="gramStart"/>
+      <w:r>
+        <w:t>橋接表</w:t>
+      </w:r>
+      <w:proofErr w:type="gramEnd"/>
+      <w:r>
+        <w:t xml:space="preserve">，記錄報廢申請流程。申請通過後，系統連動更新 </w:t>
       </w:r>
       <w:proofErr w:type="spellStart"/>
       <w:r>
@@ -13341,7 +13767,39 @@
         <w:spacing w:before="60" w:after="60"/>
       </w:pPr>
       <w:r>
-        <w:t xml:space="preserve">本系統不自行管理密碼，改採學校 SSO 單一登入驗證。使用者以學校信箱（如 41243168@nfu.edu.tw）作為身份識別，系統收到 SSO 回傳的 Token 後，比對 </w:t>
+        <w:t>本系統</w:t>
+      </w:r>
+      <w:proofErr w:type="gramStart"/>
+      <w:r>
+        <w:t>不</w:t>
+      </w:r>
+      <w:proofErr w:type="gramEnd"/>
+      <w:r>
+        <w:t>自行管理密碼，改</w:t>
+      </w:r>
+      <w:proofErr w:type="gramStart"/>
+      <w:r>
+        <w:t>採</w:t>
+      </w:r>
+      <w:proofErr w:type="gramEnd"/>
+      <w:r>
+        <w:t>學校 SSO 單一登入驗證。使用者以學校信箱</w:t>
+      </w:r>
+      <w:proofErr w:type="gramStart"/>
+      <w:r>
+        <w:t>（</w:t>
+      </w:r>
+      <w:proofErr w:type="gramEnd"/>
+      <w:r>
+        <w:t>如 41243168@nfu.edu.tw</w:t>
+      </w:r>
+      <w:proofErr w:type="gramStart"/>
+      <w:r>
+        <w:t>）</w:t>
+      </w:r>
+      <w:proofErr w:type="gramEnd"/>
+      <w:r>
+        <w:t xml:space="preserve">作為身份識別，系統收到 SSO 回傳的 Token 後，比對 </w:t>
       </w:r>
       <w:proofErr w:type="spellStart"/>
       <w:r>
@@ -13387,10 +13845,10 @@
           <w:noProof/>
         </w:rPr>
         <w:drawing>
-          <wp:inline distT="0" distB="0" distL="0" distR="0" wp14:anchorId="468BC2BD" wp14:editId="0144AA4E">
-            <wp:extent cx="5864772" cy="6462333"/>
-            <wp:effectExtent l="0" t="0" r="3175" b="0"/>
-            <wp:docPr id="3" name="圖片 3" descr="一張含有 圖表, 行, 圖畫, 折紙 的圖片  AI 產生的內容可能不正確。"/>
+          <wp:inline distT="0" distB="0" distL="0" distR="0" wp14:anchorId="468BC2BD" wp14:editId="1169991A">
+            <wp:extent cx="5879559" cy="6475284"/>
+            <wp:effectExtent l="0" t="0" r="6985" b="1905"/>
+            <wp:docPr id="3" name="圖片 3"/>
             <wp:cNvGraphicFramePr>
               <a:graphicFrameLocks xmlns:a="http://schemas.openxmlformats.org/drawingml/2006/main" noChangeAspect="1"/>
             </wp:cNvGraphicFramePr>
@@ -13398,7 +13856,7 @@
               <a:graphicData uri="http://schemas.openxmlformats.org/drawingml/2006/picture">
                 <pic:pic xmlns:pic="http://schemas.openxmlformats.org/drawingml/2006/picture">
                   <pic:nvPicPr>
-                    <pic:cNvPr id="3" name="圖片 3" descr="一張含有 圖表, 行, 圖畫, 折紙 的圖片  AI 產生的內容可能不正確。"/>
+                    <pic:cNvPr id="3" name="圖片 3"/>
                     <pic:cNvPicPr/>
                   </pic:nvPicPr>
                   <pic:blipFill>
@@ -13416,7 +13874,7 @@
                   <pic:spPr>
                     <a:xfrm>
                       <a:off x="0" y="0"/>
-                      <a:ext cx="5879559" cy="6478627"/>
+                      <a:ext cx="5879559" cy="6475284"/>
                     </a:xfrm>
                     <a:prstGeom prst="rect">
                       <a:avLst/>
@@ -14536,6 +14994,7 @@
   <w:style w:type="character" w:default="1" w:styleId="a0">
     <w:name w:val="Default Paragraph Font"/>
     <w:uiPriority w:val="1"/>
+    <w:semiHidden/>
     <w:unhideWhenUsed/>
   </w:style>
   <w:style w:type="table" w:default="1" w:styleId="a1">
